--- a/KURIKULUM2026_REVISI/DOCX/035_RESTRUKTURISASI_KODE_MK_PEMINATAN_STA_STB_STC.docx
+++ b/KURIKULUM2026_REVISI/DOCX/035_RESTRUKTURISASI_KODE_MK_PEMINATAN_STA_STB_STC.docx
@@ -53,9 +53,9 @@
       <w:r>
         <w:rPr>
           <w:color w:val="C8D2E1"/>
-          <w:sz w:val="16"/>
+          <w:sz w:val="14"/>
         </w:rPr>
-        <w:t>_________________________________________________________________________________</w:t>
+        <w:t>————————————————————————————————————————————————————————————————————————————————————————————————————————————————————————</w:t>
       </w:r>
     </w:p>
     <w:p>
@@ -611,9 +611,9 @@
       <w:r>
         <w:rPr>
           <w:color w:val="C8D2E1"/>
-          <w:sz w:val="16"/>
+          <w:sz w:val="14"/>
         </w:rPr>
-        <w:t>_________________________________________________________________________________</w:t>
+        <w:t>————————————————————————————————————————————————————————————————————————————————————————————————————————————————————————</w:t>
       </w:r>
     </w:p>
     <w:p>
@@ -647,14 +647,14 @@
         </w:tblBorders>
       </w:tblPr>
       <w:tblGrid>
-        <w:gridCol w:w="1129"/>
-        <w:gridCol w:w="1129"/>
-        <w:gridCol w:w="1129"/>
-        <w:gridCol w:w="1129"/>
-        <w:gridCol w:w="1129"/>
-        <w:gridCol w:w="1129"/>
-        <w:gridCol w:w="1129"/>
-        <w:gridCol w:w="1129"/>
+        <w:gridCol w:w="1870"/>
+        <w:gridCol w:w="1870"/>
+        <w:gridCol w:w="1870"/>
+        <w:gridCol w:w="1870"/>
+        <w:gridCol w:w="1870"/>
+        <w:gridCol w:w="1870"/>
+        <w:gridCol w:w="1870"/>
+        <w:gridCol w:w="1870"/>
       </w:tblGrid>
       <w:tr>
         <w:trPr>
@@ -664,7 +664,7 @@
         </w:trPr>
         <w:tc>
           <w:tcPr>
-            <w:tcW w:type="dxa" w:w="1129"/>
+            <w:tcW w:type="dxa" w:w="1870"/>
             <w:vAlign w:val="center"/>
             <w:shd w:fill="1F3864"/>
             <w:tcMar>
@@ -684,7 +684,7 @@
                 <w:rFonts w:ascii="Calibri" w:hAnsi="Calibri"/>
                 <w:b/>
                 <w:color w:val="FFFFFF"/>
-                <w:sz w:val="20"/>
+                <w:sz w:val="19"/>
               </w:rPr>
               <w:t>Sem</w:t>
             </w:r>
@@ -692,7 +692,7 @@
         </w:tc>
         <w:tc>
           <w:tcPr>
-            <w:tcW w:type="dxa" w:w="1129"/>
+            <w:tcW w:type="dxa" w:w="1870"/>
             <w:vAlign w:val="center"/>
             <w:shd w:fill="1F3864"/>
             <w:tcMar>
@@ -712,7 +712,7 @@
                 <w:rFonts w:ascii="Calibri" w:hAnsi="Calibri"/>
                 <w:b/>
                 <w:color w:val="FFFFFF"/>
-                <w:sz w:val="20"/>
+                <w:sz w:val="19"/>
               </w:rPr>
               <w:t>Rumpun Peminatan</w:t>
             </w:r>
@@ -720,7 +720,7 @@
         </w:tc>
         <w:tc>
           <w:tcPr>
-            <w:tcW w:type="dxa" w:w="1129"/>
+            <w:tcW w:type="dxa" w:w="1870"/>
             <w:vAlign w:val="center"/>
             <w:shd w:fill="1F3864"/>
             <w:tcMar>
@@ -740,7 +740,7 @@
                 <w:rFonts w:ascii="Calibri" w:hAnsi="Calibri"/>
                 <w:b/>
                 <w:color w:val="FFFFFF"/>
-                <w:sz w:val="20"/>
+                <w:sz w:val="19"/>
               </w:rPr>
               <w:t>Nama Mata Kuliah</w:t>
             </w:r>
@@ -748,7 +748,7 @@
         </w:tc>
         <w:tc>
           <w:tcPr>
-            <w:tcW w:type="dxa" w:w="1129"/>
+            <w:tcW w:type="dxa" w:w="1870"/>
             <w:vAlign w:val="center"/>
             <w:shd w:fill="1F3864"/>
             <w:tcMar>
@@ -768,7 +768,7 @@
                 <w:rFonts w:ascii="Calibri" w:hAnsi="Calibri"/>
                 <w:b/>
                 <w:color w:val="FFFFFF"/>
-                <w:sz w:val="20"/>
+                <w:sz w:val="19"/>
               </w:rPr>
               <w:t>SKS</w:t>
             </w:r>
@@ -776,7 +776,7 @@
         </w:tc>
         <w:tc>
           <w:tcPr>
-            <w:tcW w:type="dxa" w:w="1129"/>
+            <w:tcW w:type="dxa" w:w="1870"/>
             <w:vAlign w:val="center"/>
             <w:shd w:fill="1F3864"/>
             <w:tcMar>
@@ -796,7 +796,7 @@
                 <w:rFonts w:ascii="Calibri" w:hAnsi="Calibri"/>
                 <w:b/>
                 <w:color w:val="FFFFFF"/>
-                <w:sz w:val="20"/>
+                <w:sz w:val="19"/>
               </w:rPr>
               <w:t>Tipe</w:t>
             </w:r>
@@ -804,7 +804,7 @@
         </w:tc>
         <w:tc>
           <w:tcPr>
-            <w:tcW w:type="dxa" w:w="1129"/>
+            <w:tcW w:type="dxa" w:w="1870"/>
             <w:vAlign w:val="center"/>
             <w:shd w:fill="1F3864"/>
             <w:tcMar>
@@ -824,7 +824,7 @@
                 <w:rFonts w:ascii="Calibri" w:hAnsi="Calibri"/>
                 <w:b/>
                 <w:color w:val="FFFFFF"/>
-                <w:sz w:val="20"/>
+                <w:sz w:val="19"/>
               </w:rPr>
               <w:t>Kode Lama</w:t>
             </w:r>
@@ -832,7 +832,7 @@
         </w:tc>
         <w:tc>
           <w:tcPr>
-            <w:tcW w:type="dxa" w:w="1129"/>
+            <w:tcW w:type="dxa" w:w="1870"/>
             <w:vAlign w:val="center"/>
             <w:shd w:fill="1F3864"/>
             <w:tcMar>
@@ -852,7 +852,7 @@
                 <w:rFonts w:ascii="Calibri" w:hAnsi="Calibri"/>
                 <w:b/>
                 <w:color w:val="FFFFFF"/>
-                <w:sz w:val="20"/>
+                <w:sz w:val="19"/>
               </w:rPr>
               <w:t>Kode Baru Definitif</w:t>
             </w:r>
@@ -860,7 +860,7 @@
         </w:tc>
         <w:tc>
           <w:tcPr>
-            <w:tcW w:type="dxa" w:w="1129"/>
+            <w:tcW w:type="dxa" w:w="1870"/>
             <w:vAlign w:val="center"/>
             <w:shd w:fill="1F3864"/>
             <w:tcMar>
@@ -880,7 +880,7 @@
                 <w:rFonts w:ascii="Calibri" w:hAnsi="Calibri"/>
                 <w:b/>
                 <w:color w:val="FFFFFF"/>
-                <w:sz w:val="20"/>
+                <w:sz w:val="19"/>
               </w:rPr>
               <w:t>Prasyarat Akademik</w:t>
             </w:r>
@@ -893,14 +893,14 @@
         </w:trPr>
         <w:tc>
           <w:tcPr>
-            <w:tcW w:type="dxa" w:w="1129"/>
+            <w:tcW w:type="dxa" w:w="1870"/>
             <w:vAlign w:val="center"/>
             <w:shd w:fill="FFFFFF"/>
             <w:tcMar>
-              <w:top w:w="80" w:type="dxa"/>
-              <w:bottom w:w="80" w:type="dxa"/>
-              <w:left w:w="100" w:type="dxa"/>
-              <w:right w:w="100" w:type="dxa"/>
+              <w:top w:w="70" w:type="dxa"/>
+              <w:bottom w:w="70" w:type="dxa"/>
+              <w:left w:w="90" w:type="dxa"/>
+              <w:right w:w="90" w:type="dxa"/>
             </w:tcMar>
           </w:tcPr>
           <w:p>
@@ -913,7 +913,7 @@
                 <w:rFonts w:ascii="Calibri" w:hAnsi="Calibri"/>
                 <w:b/>
                 <w:color w:val="262626"/>
-                <w:sz w:val="19"/>
+                <w:sz w:val="18"/>
               </w:rPr>
               <w:t>5</w:t>
             </w:r>
@@ -921,14 +921,14 @@
         </w:tc>
         <w:tc>
           <w:tcPr>
-            <w:tcW w:type="dxa" w:w="1129"/>
+            <w:tcW w:type="dxa" w:w="1870"/>
             <w:vAlign w:val="center"/>
             <w:shd w:fill="FFFFFF"/>
             <w:tcMar>
-              <w:top w:w="80" w:type="dxa"/>
-              <w:bottom w:w="80" w:type="dxa"/>
-              <w:left w:w="100" w:type="dxa"/>
-              <w:right w:w="100" w:type="dxa"/>
+              <w:top w:w="70" w:type="dxa"/>
+              <w:bottom w:w="70" w:type="dxa"/>
+              <w:left w:w="90" w:type="dxa"/>
+              <w:right w:w="90" w:type="dxa"/>
             </w:tcMar>
           </w:tcPr>
           <w:p>
@@ -940,7 +940,7 @@
               <w:rPr>
                 <w:rFonts w:ascii="Calibri" w:hAnsi="Calibri"/>
                 <w:color w:val="262626"/>
-                <w:sz w:val="19"/>
+                <w:sz w:val="18"/>
               </w:rPr>
               <w:t>P1: Integrated Smart Systems</w:t>
             </w:r>
@@ -948,14 +948,14 @@
         </w:tc>
         <w:tc>
           <w:tcPr>
-            <w:tcW w:type="dxa" w:w="1129"/>
+            <w:tcW w:type="dxa" w:w="1870"/>
             <w:vAlign w:val="center"/>
             <w:shd w:fill="FFFFFF"/>
             <w:tcMar>
-              <w:top w:w="80" w:type="dxa"/>
-              <w:bottom w:w="80" w:type="dxa"/>
-              <w:left w:w="100" w:type="dxa"/>
-              <w:right w:w="100" w:type="dxa"/>
+              <w:top w:w="70" w:type="dxa"/>
+              <w:bottom w:w="70" w:type="dxa"/>
+              <w:left w:w="90" w:type="dxa"/>
+              <w:right w:w="90" w:type="dxa"/>
             </w:tcMar>
           </w:tcPr>
           <w:p>
@@ -967,7 +967,7 @@
               <w:rPr>
                 <w:rFonts w:ascii="Calibri" w:hAnsi="Calibri"/>
                 <w:color w:val="262626"/>
-                <w:sz w:val="19"/>
+                <w:sz w:val="18"/>
               </w:rPr>
               <w:t>Decision Support Systems</w:t>
             </w:r>
@@ -975,14 +975,14 @@
         </w:tc>
         <w:tc>
           <w:tcPr>
-            <w:tcW w:type="dxa" w:w="1129"/>
+            <w:tcW w:type="dxa" w:w="1870"/>
             <w:vAlign w:val="center"/>
             <w:shd w:fill="FFFFFF"/>
             <w:tcMar>
-              <w:top w:w="80" w:type="dxa"/>
-              <w:bottom w:w="80" w:type="dxa"/>
-              <w:left w:w="100" w:type="dxa"/>
-              <w:right w:w="100" w:type="dxa"/>
+              <w:top w:w="70" w:type="dxa"/>
+              <w:bottom w:w="70" w:type="dxa"/>
+              <w:left w:w="90" w:type="dxa"/>
+              <w:right w:w="90" w:type="dxa"/>
             </w:tcMar>
           </w:tcPr>
           <w:p>
@@ -994,7 +994,7 @@
               <w:rPr>
                 <w:rFonts w:ascii="Calibri" w:hAnsi="Calibri"/>
                 <w:color w:val="262626"/>
-                <w:sz w:val="19"/>
+                <w:sz w:val="18"/>
               </w:rPr>
               <w:t>3</w:t>
             </w:r>
@@ -1002,14 +1002,14 @@
         </w:tc>
         <w:tc>
           <w:tcPr>
-            <w:tcW w:type="dxa" w:w="1129"/>
+            <w:tcW w:type="dxa" w:w="1870"/>
             <w:vAlign w:val="center"/>
             <w:shd w:fill="FFFFFF"/>
             <w:tcMar>
-              <w:top w:w="80" w:type="dxa"/>
-              <w:bottom w:w="80" w:type="dxa"/>
-              <w:left w:w="100" w:type="dxa"/>
-              <w:right w:w="100" w:type="dxa"/>
+              <w:top w:w="70" w:type="dxa"/>
+              <w:bottom w:w="70" w:type="dxa"/>
+              <w:left w:w="90" w:type="dxa"/>
+              <w:right w:w="90" w:type="dxa"/>
             </w:tcMar>
           </w:tcPr>
           <w:p>
@@ -1021,7 +1021,7 @@
               <w:rPr>
                 <w:rFonts w:ascii="Calibri" w:hAnsi="Calibri"/>
                 <w:color w:val="262626"/>
-                <w:sz w:val="19"/>
+                <w:sz w:val="18"/>
               </w:rPr>
               <w:t>+P</w:t>
             </w:r>
@@ -1029,14 +1029,14 @@
         </w:tc>
         <w:tc>
           <w:tcPr>
-            <w:tcW w:type="dxa" w:w="1129"/>
+            <w:tcW w:type="dxa" w:w="1870"/>
             <w:vAlign w:val="center"/>
             <w:shd w:fill="FFFFFF"/>
             <w:tcMar>
-              <w:top w:w="80" w:type="dxa"/>
-              <w:bottom w:w="80" w:type="dxa"/>
-              <w:left w:w="100" w:type="dxa"/>
-              <w:right w:w="100" w:type="dxa"/>
+              <w:top w:w="70" w:type="dxa"/>
+              <w:bottom w:w="70" w:type="dxa"/>
+              <w:left w:w="90" w:type="dxa"/>
+              <w:right w:w="90" w:type="dxa"/>
             </w:tcMar>
           </w:tcPr>
           <w:p>
@@ -1048,7 +1048,7 @@
               <w:rPr>
                 <w:rFonts w:ascii="Consolas" w:hAnsi="Consolas"/>
                 <w:color w:val="A02828"/>
-                <w:sz w:val="18"/>
+                <w:sz w:val="17"/>
               </w:rPr>
               <w:t>STA-01</w:t>
             </w:r>
@@ -1056,14 +1056,14 @@
         </w:tc>
         <w:tc>
           <w:tcPr>
-            <w:tcW w:type="dxa" w:w="1129"/>
+            <w:tcW w:type="dxa" w:w="1870"/>
             <w:vAlign w:val="center"/>
             <w:shd w:fill="FFFFFF"/>
             <w:tcMar>
-              <w:top w:w="80" w:type="dxa"/>
-              <w:bottom w:w="80" w:type="dxa"/>
-              <w:left w:w="100" w:type="dxa"/>
-              <w:right w:w="100" w:type="dxa"/>
+              <w:top w:w="70" w:type="dxa"/>
+              <w:bottom w:w="70" w:type="dxa"/>
+              <w:left w:w="90" w:type="dxa"/>
+              <w:right w:w="90" w:type="dxa"/>
             </w:tcMar>
           </w:tcPr>
           <w:p>
@@ -1076,7 +1076,7 @@
                 <w:rFonts w:ascii="Calibri" w:hAnsi="Calibri"/>
                 <w:b/>
                 <w:color w:val="262626"/>
-                <w:sz w:val="19"/>
+                <w:sz w:val="18"/>
               </w:rPr>
               <w:t>`STA-501`</w:t>
             </w:r>
@@ -1084,14 +1084,14 @@
         </w:tc>
         <w:tc>
           <w:tcPr>
-            <w:tcW w:type="dxa" w:w="1129"/>
+            <w:tcW w:type="dxa" w:w="1870"/>
             <w:vAlign w:val="center"/>
             <w:shd w:fill="FFFFFF"/>
             <w:tcMar>
-              <w:top w:w="80" w:type="dxa"/>
-              <w:bottom w:w="80" w:type="dxa"/>
-              <w:left w:w="100" w:type="dxa"/>
-              <w:right w:w="100" w:type="dxa"/>
+              <w:top w:w="70" w:type="dxa"/>
+              <w:bottom w:w="70" w:type="dxa"/>
+              <w:left w:w="90" w:type="dxa"/>
+              <w:right w:w="90" w:type="dxa"/>
             </w:tcMar>
           </w:tcPr>
           <w:p>
@@ -1103,7 +1103,7 @@
               <w:rPr>
                 <w:rFonts w:ascii="Consolas" w:hAnsi="Consolas"/>
                 <w:color w:val="A02828"/>
-                <w:sz w:val="18"/>
+                <w:sz w:val="17"/>
               </w:rPr>
               <w:t>STI-307</w:t>
             </w:r>
@@ -1111,7 +1111,7 @@
               <w:rPr>
                 <w:rFonts w:ascii="Calibri" w:hAnsi="Calibri"/>
                 <w:color w:val="262626"/>
-                <w:sz w:val="19"/>
+                <w:sz w:val="18"/>
               </w:rPr>
               <w:t xml:space="preserve"> Sistem Cerdas</w:t>
             </w:r>
@@ -1124,14 +1124,14 @@
         </w:trPr>
         <w:tc>
           <w:tcPr>
-            <w:tcW w:type="dxa" w:w="1129"/>
+            <w:tcW w:type="dxa" w:w="1870"/>
             <w:vAlign w:val="center"/>
             <w:shd w:fill="F2F5F9"/>
             <w:tcMar>
-              <w:top w:w="80" w:type="dxa"/>
-              <w:bottom w:w="80" w:type="dxa"/>
-              <w:left w:w="100" w:type="dxa"/>
-              <w:right w:w="100" w:type="dxa"/>
+              <w:top w:w="70" w:type="dxa"/>
+              <w:bottom w:w="70" w:type="dxa"/>
+              <w:left w:w="90" w:type="dxa"/>
+              <w:right w:w="90" w:type="dxa"/>
             </w:tcMar>
           </w:tcPr>
           <w:p>
@@ -1144,7 +1144,7 @@
                 <w:rFonts w:ascii="Calibri" w:hAnsi="Calibri"/>
                 <w:b/>
                 <w:color w:val="262626"/>
-                <w:sz w:val="19"/>
+                <w:sz w:val="18"/>
               </w:rPr>
               <w:t>5</w:t>
             </w:r>
@@ -1152,14 +1152,14 @@
         </w:tc>
         <w:tc>
           <w:tcPr>
-            <w:tcW w:type="dxa" w:w="1129"/>
+            <w:tcW w:type="dxa" w:w="1870"/>
             <w:vAlign w:val="center"/>
             <w:shd w:fill="F2F5F9"/>
             <w:tcMar>
-              <w:top w:w="80" w:type="dxa"/>
-              <w:bottom w:w="80" w:type="dxa"/>
-              <w:left w:w="100" w:type="dxa"/>
-              <w:right w:w="100" w:type="dxa"/>
+              <w:top w:w="70" w:type="dxa"/>
+              <w:bottom w:w="70" w:type="dxa"/>
+              <w:left w:w="90" w:type="dxa"/>
+              <w:right w:w="90" w:type="dxa"/>
             </w:tcMar>
           </w:tcPr>
           <w:p>
@@ -1171,7 +1171,7 @@
               <w:rPr>
                 <w:rFonts w:ascii="Calibri" w:hAnsi="Calibri"/>
                 <w:color w:val="262626"/>
-                <w:sz w:val="19"/>
+                <w:sz w:val="18"/>
               </w:rPr>
               <w:t>P2: Cloud Infra &amp; Cyber</w:t>
             </w:r>
@@ -1179,14 +1179,14 @@
         </w:tc>
         <w:tc>
           <w:tcPr>
-            <w:tcW w:type="dxa" w:w="1129"/>
+            <w:tcW w:type="dxa" w:w="1870"/>
             <w:vAlign w:val="center"/>
             <w:shd w:fill="F2F5F9"/>
             <w:tcMar>
-              <w:top w:w="80" w:type="dxa"/>
-              <w:bottom w:w="80" w:type="dxa"/>
-              <w:left w:w="100" w:type="dxa"/>
-              <w:right w:w="100" w:type="dxa"/>
+              <w:top w:w="70" w:type="dxa"/>
+              <w:bottom w:w="70" w:type="dxa"/>
+              <w:left w:w="90" w:type="dxa"/>
+              <w:right w:w="90" w:type="dxa"/>
             </w:tcMar>
           </w:tcPr>
           <w:p>
@@ -1198,7 +1198,7 @@
               <w:rPr>
                 <w:rFonts w:ascii="Calibri" w:hAnsi="Calibri"/>
                 <w:color w:val="262626"/>
-                <w:sz w:val="19"/>
+                <w:sz w:val="18"/>
               </w:rPr>
               <w:t>Network Security and Digital Forensics</w:t>
             </w:r>
@@ -1206,14 +1206,14 @@
         </w:tc>
         <w:tc>
           <w:tcPr>
-            <w:tcW w:type="dxa" w:w="1129"/>
+            <w:tcW w:type="dxa" w:w="1870"/>
             <w:vAlign w:val="center"/>
             <w:shd w:fill="F2F5F9"/>
             <w:tcMar>
-              <w:top w:w="80" w:type="dxa"/>
-              <w:bottom w:w="80" w:type="dxa"/>
-              <w:left w:w="100" w:type="dxa"/>
-              <w:right w:w="100" w:type="dxa"/>
+              <w:top w:w="70" w:type="dxa"/>
+              <w:bottom w:w="70" w:type="dxa"/>
+              <w:left w:w="90" w:type="dxa"/>
+              <w:right w:w="90" w:type="dxa"/>
             </w:tcMar>
           </w:tcPr>
           <w:p>
@@ -1225,7 +1225,7 @@
               <w:rPr>
                 <w:rFonts w:ascii="Calibri" w:hAnsi="Calibri"/>
                 <w:color w:val="262626"/>
-                <w:sz w:val="19"/>
+                <w:sz w:val="18"/>
               </w:rPr>
               <w:t>3</w:t>
             </w:r>
@@ -1233,14 +1233,14 @@
         </w:tc>
         <w:tc>
           <w:tcPr>
-            <w:tcW w:type="dxa" w:w="1129"/>
+            <w:tcW w:type="dxa" w:w="1870"/>
             <w:vAlign w:val="center"/>
             <w:shd w:fill="F2F5F9"/>
             <w:tcMar>
-              <w:top w:w="80" w:type="dxa"/>
-              <w:bottom w:w="80" w:type="dxa"/>
-              <w:left w:w="100" w:type="dxa"/>
-              <w:right w:w="100" w:type="dxa"/>
+              <w:top w:w="70" w:type="dxa"/>
+              <w:bottom w:w="70" w:type="dxa"/>
+              <w:left w:w="90" w:type="dxa"/>
+              <w:right w:w="90" w:type="dxa"/>
             </w:tcMar>
           </w:tcPr>
           <w:p>
@@ -1252,7 +1252,7 @@
               <w:rPr>
                 <w:rFonts w:ascii="Calibri" w:hAnsi="Calibri"/>
                 <w:color w:val="262626"/>
-                <w:sz w:val="19"/>
+                <w:sz w:val="18"/>
               </w:rPr>
               <w:t>+P</w:t>
             </w:r>
@@ -1260,14 +1260,14 @@
         </w:tc>
         <w:tc>
           <w:tcPr>
-            <w:tcW w:type="dxa" w:w="1129"/>
+            <w:tcW w:type="dxa" w:w="1870"/>
             <w:vAlign w:val="center"/>
             <w:shd w:fill="F2F5F9"/>
             <w:tcMar>
-              <w:top w:w="80" w:type="dxa"/>
-              <w:bottom w:w="80" w:type="dxa"/>
-              <w:left w:w="100" w:type="dxa"/>
-              <w:right w:w="100" w:type="dxa"/>
+              <w:top w:w="70" w:type="dxa"/>
+              <w:bottom w:w="70" w:type="dxa"/>
+              <w:left w:w="90" w:type="dxa"/>
+              <w:right w:w="90" w:type="dxa"/>
             </w:tcMar>
           </w:tcPr>
           <w:p>
@@ -1279,7 +1279,7 @@
               <w:rPr>
                 <w:rFonts w:ascii="Consolas" w:hAnsi="Consolas"/>
                 <w:color w:val="A02828"/>
-                <w:sz w:val="18"/>
+                <w:sz w:val="17"/>
               </w:rPr>
               <w:t>STB-01</w:t>
             </w:r>
@@ -1287,14 +1287,14 @@
         </w:tc>
         <w:tc>
           <w:tcPr>
-            <w:tcW w:type="dxa" w:w="1129"/>
+            <w:tcW w:type="dxa" w:w="1870"/>
             <w:vAlign w:val="center"/>
             <w:shd w:fill="F2F5F9"/>
             <w:tcMar>
-              <w:top w:w="80" w:type="dxa"/>
-              <w:bottom w:w="80" w:type="dxa"/>
-              <w:left w:w="100" w:type="dxa"/>
-              <w:right w:w="100" w:type="dxa"/>
+              <w:top w:w="70" w:type="dxa"/>
+              <w:bottom w:w="70" w:type="dxa"/>
+              <w:left w:w="90" w:type="dxa"/>
+              <w:right w:w="90" w:type="dxa"/>
             </w:tcMar>
           </w:tcPr>
           <w:p>
@@ -1307,7 +1307,7 @@
                 <w:rFonts w:ascii="Calibri" w:hAnsi="Calibri"/>
                 <w:b/>
                 <w:color w:val="262626"/>
-                <w:sz w:val="19"/>
+                <w:sz w:val="18"/>
               </w:rPr>
               <w:t>`STB-501`</w:t>
             </w:r>
@@ -1315,14 +1315,14 @@
         </w:tc>
         <w:tc>
           <w:tcPr>
-            <w:tcW w:type="dxa" w:w="1129"/>
+            <w:tcW w:type="dxa" w:w="1870"/>
             <w:vAlign w:val="center"/>
             <w:shd w:fill="F2F5F9"/>
             <w:tcMar>
-              <w:top w:w="80" w:type="dxa"/>
-              <w:bottom w:w="80" w:type="dxa"/>
-              <w:left w:w="100" w:type="dxa"/>
-              <w:right w:w="100" w:type="dxa"/>
+              <w:top w:w="70" w:type="dxa"/>
+              <w:bottom w:w="70" w:type="dxa"/>
+              <w:left w:w="90" w:type="dxa"/>
+              <w:right w:w="90" w:type="dxa"/>
             </w:tcMar>
           </w:tcPr>
           <w:p>
@@ -1334,7 +1334,7 @@
               <w:rPr>
                 <w:rFonts w:ascii="Consolas" w:hAnsi="Consolas"/>
                 <w:color w:val="A02828"/>
-                <w:sz w:val="18"/>
+                <w:sz w:val="17"/>
               </w:rPr>
               <w:t>STI-312</w:t>
             </w:r>
@@ -1342,7 +1342,7 @@
               <w:rPr>
                 <w:rFonts w:ascii="Calibri" w:hAnsi="Calibri"/>
                 <w:color w:val="262626"/>
-                <w:sz w:val="19"/>
+                <w:sz w:val="18"/>
               </w:rPr>
               <w:t xml:space="preserve"> Jaringan Komputer, </w:t>
             </w:r>
@@ -1350,7 +1350,7 @@
               <w:rPr>
                 <w:rFonts w:ascii="Consolas" w:hAnsi="Consolas"/>
                 <w:color w:val="A02828"/>
-                <w:sz w:val="18"/>
+                <w:sz w:val="17"/>
               </w:rPr>
               <w:t>STI-418</w:t>
             </w:r>
@@ -1358,7 +1358,7 @@
               <w:rPr>
                 <w:rFonts w:ascii="Calibri" w:hAnsi="Calibri"/>
                 <w:color w:val="262626"/>
-                <w:sz w:val="19"/>
+                <w:sz w:val="18"/>
               </w:rPr>
               <w:t xml:space="preserve"> Dasar Keamanan Info</w:t>
             </w:r>
@@ -1371,14 +1371,14 @@
         </w:trPr>
         <w:tc>
           <w:tcPr>
-            <w:tcW w:type="dxa" w:w="1129"/>
+            <w:tcW w:type="dxa" w:w="1870"/>
             <w:vAlign w:val="center"/>
             <w:shd w:fill="FFFFFF"/>
             <w:tcMar>
-              <w:top w:w="80" w:type="dxa"/>
-              <w:bottom w:w="80" w:type="dxa"/>
-              <w:left w:w="100" w:type="dxa"/>
-              <w:right w:w="100" w:type="dxa"/>
+              <w:top w:w="70" w:type="dxa"/>
+              <w:bottom w:w="70" w:type="dxa"/>
+              <w:left w:w="90" w:type="dxa"/>
+              <w:right w:w="90" w:type="dxa"/>
             </w:tcMar>
           </w:tcPr>
           <w:p>
@@ -1391,7 +1391,7 @@
                 <w:rFonts w:ascii="Calibri" w:hAnsi="Calibri"/>
                 <w:b/>
                 <w:color w:val="262626"/>
-                <w:sz w:val="19"/>
+                <w:sz w:val="18"/>
               </w:rPr>
               <w:t>5</w:t>
             </w:r>
@@ -1399,14 +1399,14 @@
         </w:tc>
         <w:tc>
           <w:tcPr>
-            <w:tcW w:type="dxa" w:w="1129"/>
+            <w:tcW w:type="dxa" w:w="1870"/>
             <w:vAlign w:val="center"/>
             <w:shd w:fill="FFFFFF"/>
             <w:tcMar>
-              <w:top w:w="80" w:type="dxa"/>
-              <w:bottom w:w="80" w:type="dxa"/>
-              <w:left w:w="100" w:type="dxa"/>
-              <w:right w:w="100" w:type="dxa"/>
+              <w:top w:w="70" w:type="dxa"/>
+              <w:bottom w:w="70" w:type="dxa"/>
+              <w:left w:w="90" w:type="dxa"/>
+              <w:right w:w="90" w:type="dxa"/>
             </w:tcMar>
           </w:tcPr>
           <w:p>
@@ -1418,7 +1418,7 @@
               <w:rPr>
                 <w:rFonts w:ascii="Calibri" w:hAnsi="Calibri"/>
                 <w:color w:val="262626"/>
-                <w:sz w:val="19"/>
+                <w:sz w:val="18"/>
               </w:rPr>
               <w:t>P3: Digital Platform Eng</w:t>
             </w:r>
@@ -1426,14 +1426,14 @@
         </w:tc>
         <w:tc>
           <w:tcPr>
-            <w:tcW w:type="dxa" w:w="1129"/>
+            <w:tcW w:type="dxa" w:w="1870"/>
             <w:vAlign w:val="center"/>
             <w:shd w:fill="FFFFFF"/>
             <w:tcMar>
-              <w:top w:w="80" w:type="dxa"/>
-              <w:bottom w:w="80" w:type="dxa"/>
-              <w:left w:w="100" w:type="dxa"/>
-              <w:right w:w="100" w:type="dxa"/>
+              <w:top w:w="70" w:type="dxa"/>
+              <w:bottom w:w="70" w:type="dxa"/>
+              <w:left w:w="90" w:type="dxa"/>
+              <w:right w:w="90" w:type="dxa"/>
             </w:tcMar>
           </w:tcPr>
           <w:p>
@@ -1445,7 +1445,7 @@
               <w:rPr>
                 <w:rFonts w:ascii="Calibri" w:hAnsi="Calibri"/>
                 <w:color w:val="262626"/>
-                <w:sz w:val="19"/>
+                <w:sz w:val="18"/>
               </w:rPr>
               <w:t>User Experience Research &amp; Design</w:t>
             </w:r>
@@ -1453,14 +1453,14 @@
         </w:tc>
         <w:tc>
           <w:tcPr>
-            <w:tcW w:type="dxa" w:w="1129"/>
+            <w:tcW w:type="dxa" w:w="1870"/>
             <w:vAlign w:val="center"/>
             <w:shd w:fill="FFFFFF"/>
             <w:tcMar>
-              <w:top w:w="80" w:type="dxa"/>
-              <w:bottom w:w="80" w:type="dxa"/>
-              <w:left w:w="100" w:type="dxa"/>
-              <w:right w:w="100" w:type="dxa"/>
+              <w:top w:w="70" w:type="dxa"/>
+              <w:bottom w:w="70" w:type="dxa"/>
+              <w:left w:w="90" w:type="dxa"/>
+              <w:right w:w="90" w:type="dxa"/>
             </w:tcMar>
           </w:tcPr>
           <w:p>
@@ -1472,7 +1472,7 @@
               <w:rPr>
                 <w:rFonts w:ascii="Calibri" w:hAnsi="Calibri"/>
                 <w:color w:val="262626"/>
-                <w:sz w:val="19"/>
+                <w:sz w:val="18"/>
               </w:rPr>
               <w:t>3</w:t>
             </w:r>
@@ -1480,14 +1480,14 @@
         </w:tc>
         <w:tc>
           <w:tcPr>
-            <w:tcW w:type="dxa" w:w="1129"/>
+            <w:tcW w:type="dxa" w:w="1870"/>
             <w:vAlign w:val="center"/>
             <w:shd w:fill="FFFFFF"/>
             <w:tcMar>
-              <w:top w:w="80" w:type="dxa"/>
-              <w:bottom w:w="80" w:type="dxa"/>
-              <w:left w:w="100" w:type="dxa"/>
-              <w:right w:w="100" w:type="dxa"/>
+              <w:top w:w="70" w:type="dxa"/>
+              <w:bottom w:w="70" w:type="dxa"/>
+              <w:left w:w="90" w:type="dxa"/>
+              <w:right w:w="90" w:type="dxa"/>
             </w:tcMar>
           </w:tcPr>
           <w:p>
@@ -1499,7 +1499,7 @@
               <w:rPr>
                 <w:rFonts w:ascii="Calibri" w:hAnsi="Calibri"/>
                 <w:color w:val="262626"/>
-                <w:sz w:val="19"/>
+                <w:sz w:val="18"/>
               </w:rPr>
               <w:t>+P</w:t>
             </w:r>
@@ -1507,14 +1507,14 @@
         </w:tc>
         <w:tc>
           <w:tcPr>
-            <w:tcW w:type="dxa" w:w="1129"/>
+            <w:tcW w:type="dxa" w:w="1870"/>
             <w:vAlign w:val="center"/>
             <w:shd w:fill="FFFFFF"/>
             <w:tcMar>
-              <w:top w:w="80" w:type="dxa"/>
-              <w:bottom w:w="80" w:type="dxa"/>
-              <w:left w:w="100" w:type="dxa"/>
-              <w:right w:w="100" w:type="dxa"/>
+              <w:top w:w="70" w:type="dxa"/>
+              <w:bottom w:w="70" w:type="dxa"/>
+              <w:left w:w="90" w:type="dxa"/>
+              <w:right w:w="90" w:type="dxa"/>
             </w:tcMar>
           </w:tcPr>
           <w:p>
@@ -1526,7 +1526,7 @@
               <w:rPr>
                 <w:rFonts w:ascii="Consolas" w:hAnsi="Consolas"/>
                 <w:color w:val="A02828"/>
-                <w:sz w:val="18"/>
+                <w:sz w:val="17"/>
               </w:rPr>
               <w:t>STC-01</w:t>
             </w:r>
@@ -1534,14 +1534,14 @@
         </w:tc>
         <w:tc>
           <w:tcPr>
-            <w:tcW w:type="dxa" w:w="1129"/>
+            <w:tcW w:type="dxa" w:w="1870"/>
             <w:vAlign w:val="center"/>
             <w:shd w:fill="FFFFFF"/>
             <w:tcMar>
-              <w:top w:w="80" w:type="dxa"/>
-              <w:bottom w:w="80" w:type="dxa"/>
-              <w:left w:w="100" w:type="dxa"/>
-              <w:right w:w="100" w:type="dxa"/>
+              <w:top w:w="70" w:type="dxa"/>
+              <w:bottom w:w="70" w:type="dxa"/>
+              <w:left w:w="90" w:type="dxa"/>
+              <w:right w:w="90" w:type="dxa"/>
             </w:tcMar>
           </w:tcPr>
           <w:p>
@@ -1554,7 +1554,7 @@
                 <w:rFonts w:ascii="Calibri" w:hAnsi="Calibri"/>
                 <w:b/>
                 <w:color w:val="262626"/>
-                <w:sz w:val="19"/>
+                <w:sz w:val="18"/>
               </w:rPr>
               <w:t>`STC-501`</w:t>
             </w:r>
@@ -1562,14 +1562,14 @@
         </w:tc>
         <w:tc>
           <w:tcPr>
-            <w:tcW w:type="dxa" w:w="1129"/>
+            <w:tcW w:type="dxa" w:w="1870"/>
             <w:vAlign w:val="center"/>
             <w:shd w:fill="FFFFFF"/>
             <w:tcMar>
-              <w:top w:w="80" w:type="dxa"/>
-              <w:bottom w:w="80" w:type="dxa"/>
-              <w:left w:w="100" w:type="dxa"/>
-              <w:right w:w="100" w:type="dxa"/>
+              <w:top w:w="70" w:type="dxa"/>
+              <w:bottom w:w="70" w:type="dxa"/>
+              <w:left w:w="90" w:type="dxa"/>
+              <w:right w:w="90" w:type="dxa"/>
             </w:tcMar>
           </w:tcPr>
           <w:p>
@@ -1581,7 +1581,7 @@
               <w:rPr>
                 <w:rFonts w:ascii="Consolas" w:hAnsi="Consolas"/>
                 <w:color w:val="A02828"/>
-                <w:sz w:val="18"/>
+                <w:sz w:val="17"/>
               </w:rPr>
               <w:t>STI-308</w:t>
             </w:r>
@@ -1589,7 +1589,7 @@
               <w:rPr>
                 <w:rFonts w:ascii="Calibri" w:hAnsi="Calibri"/>
                 <w:color w:val="262626"/>
-                <w:sz w:val="19"/>
+                <w:sz w:val="18"/>
               </w:rPr>
               <w:t xml:space="preserve"> UI/UX Design &amp; Prototyping</w:t>
             </w:r>
@@ -1602,14 +1602,14 @@
         </w:trPr>
         <w:tc>
           <w:tcPr>
-            <w:tcW w:type="dxa" w:w="1129"/>
+            <w:tcW w:type="dxa" w:w="1870"/>
             <w:vAlign w:val="center"/>
             <w:shd w:fill="F2F5F9"/>
             <w:tcMar>
-              <w:top w:w="80" w:type="dxa"/>
-              <w:bottom w:w="80" w:type="dxa"/>
-              <w:left w:w="100" w:type="dxa"/>
-              <w:right w:w="100" w:type="dxa"/>
+              <w:top w:w="70" w:type="dxa"/>
+              <w:bottom w:w="70" w:type="dxa"/>
+              <w:left w:w="90" w:type="dxa"/>
+              <w:right w:w="90" w:type="dxa"/>
             </w:tcMar>
           </w:tcPr>
           <w:p>
@@ -1622,7 +1622,7 @@
                 <w:rFonts w:ascii="Calibri" w:hAnsi="Calibri"/>
                 <w:b/>
                 <w:color w:val="262626"/>
-                <w:sz w:val="19"/>
+                <w:sz w:val="18"/>
               </w:rPr>
               <w:t>6</w:t>
             </w:r>
@@ -1630,14 +1630,14 @@
         </w:tc>
         <w:tc>
           <w:tcPr>
-            <w:tcW w:type="dxa" w:w="1129"/>
+            <w:tcW w:type="dxa" w:w="1870"/>
             <w:vAlign w:val="center"/>
             <w:shd w:fill="F2F5F9"/>
             <w:tcMar>
-              <w:top w:w="80" w:type="dxa"/>
-              <w:bottom w:w="80" w:type="dxa"/>
-              <w:left w:w="100" w:type="dxa"/>
-              <w:right w:w="100" w:type="dxa"/>
+              <w:top w:w="70" w:type="dxa"/>
+              <w:bottom w:w="70" w:type="dxa"/>
+              <w:left w:w="90" w:type="dxa"/>
+              <w:right w:w="90" w:type="dxa"/>
             </w:tcMar>
           </w:tcPr>
           <w:p>
@@ -1649,7 +1649,7 @@
               <w:rPr>
                 <w:rFonts w:ascii="Calibri" w:hAnsi="Calibri"/>
                 <w:color w:val="262626"/>
-                <w:sz w:val="19"/>
+                <w:sz w:val="18"/>
               </w:rPr>
               <w:t>P1: Integrated Smart Systems</w:t>
             </w:r>
@@ -1657,14 +1657,14 @@
         </w:tc>
         <w:tc>
           <w:tcPr>
-            <w:tcW w:type="dxa" w:w="1129"/>
+            <w:tcW w:type="dxa" w:w="1870"/>
             <w:vAlign w:val="center"/>
             <w:shd w:fill="F2F5F9"/>
             <w:tcMar>
-              <w:top w:w="80" w:type="dxa"/>
-              <w:bottom w:w="80" w:type="dxa"/>
-              <w:left w:w="100" w:type="dxa"/>
-              <w:right w:w="100" w:type="dxa"/>
+              <w:top w:w="70" w:type="dxa"/>
+              <w:bottom w:w="70" w:type="dxa"/>
+              <w:left w:w="90" w:type="dxa"/>
+              <w:right w:w="90" w:type="dxa"/>
             </w:tcMar>
           </w:tcPr>
           <w:p>
@@ -1676,22 +1676,22 @@
               <w:rPr>
                 <w:rFonts w:ascii="Calibri" w:hAnsi="Calibri"/>
                 <w:color w:val="262626"/>
-                <w:sz w:val="19"/>
+                <w:sz w:val="18"/>
               </w:rPr>
-              <w:t>Computational Methods and Numerics</w:t>
+              <w:t>Rekayasa Big Data dan Komputasi Terdistribusi (semula Computational Methods and Numerics → Dok 048)</w:t>
             </w:r>
           </w:p>
         </w:tc>
         <w:tc>
           <w:tcPr>
-            <w:tcW w:type="dxa" w:w="1129"/>
+            <w:tcW w:type="dxa" w:w="1870"/>
             <w:vAlign w:val="center"/>
             <w:shd w:fill="F2F5F9"/>
             <w:tcMar>
-              <w:top w:w="80" w:type="dxa"/>
-              <w:bottom w:w="80" w:type="dxa"/>
-              <w:left w:w="100" w:type="dxa"/>
-              <w:right w:w="100" w:type="dxa"/>
+              <w:top w:w="70" w:type="dxa"/>
+              <w:bottom w:w="70" w:type="dxa"/>
+              <w:left w:w="90" w:type="dxa"/>
+              <w:right w:w="90" w:type="dxa"/>
             </w:tcMar>
           </w:tcPr>
           <w:p>
@@ -1703,7 +1703,7 @@
               <w:rPr>
                 <w:rFonts w:ascii="Calibri" w:hAnsi="Calibri"/>
                 <w:color w:val="262626"/>
-                <w:sz w:val="19"/>
+                <w:sz w:val="18"/>
               </w:rPr>
               <w:t>3</w:t>
             </w:r>
@@ -1711,14 +1711,14 @@
         </w:tc>
         <w:tc>
           <w:tcPr>
-            <w:tcW w:type="dxa" w:w="1129"/>
+            <w:tcW w:type="dxa" w:w="1870"/>
             <w:vAlign w:val="center"/>
             <w:shd w:fill="F2F5F9"/>
             <w:tcMar>
-              <w:top w:w="80" w:type="dxa"/>
-              <w:bottom w:w="80" w:type="dxa"/>
-              <w:left w:w="100" w:type="dxa"/>
-              <w:right w:w="100" w:type="dxa"/>
+              <w:top w:w="70" w:type="dxa"/>
+              <w:bottom w:w="70" w:type="dxa"/>
+              <w:left w:w="90" w:type="dxa"/>
+              <w:right w:w="90" w:type="dxa"/>
             </w:tcMar>
           </w:tcPr>
           <w:p>
@@ -1730,7 +1730,7 @@
               <w:rPr>
                 <w:rFonts w:ascii="Calibri" w:hAnsi="Calibri"/>
                 <w:color w:val="262626"/>
-                <w:sz w:val="19"/>
+                <w:sz w:val="18"/>
               </w:rPr>
               <w:t>+P</w:t>
             </w:r>
@@ -1738,14 +1738,14 @@
         </w:tc>
         <w:tc>
           <w:tcPr>
-            <w:tcW w:type="dxa" w:w="1129"/>
+            <w:tcW w:type="dxa" w:w="1870"/>
             <w:vAlign w:val="center"/>
             <w:shd w:fill="F2F5F9"/>
             <w:tcMar>
-              <w:top w:w="80" w:type="dxa"/>
-              <w:bottom w:w="80" w:type="dxa"/>
-              <w:left w:w="100" w:type="dxa"/>
-              <w:right w:w="100" w:type="dxa"/>
+              <w:top w:w="70" w:type="dxa"/>
+              <w:bottom w:w="70" w:type="dxa"/>
+              <w:left w:w="90" w:type="dxa"/>
+              <w:right w:w="90" w:type="dxa"/>
             </w:tcMar>
           </w:tcPr>
           <w:p>
@@ -1757,7 +1757,7 @@
               <w:rPr>
                 <w:rFonts w:ascii="Consolas" w:hAnsi="Consolas"/>
                 <w:color w:val="A02828"/>
-                <w:sz w:val="18"/>
+                <w:sz w:val="17"/>
               </w:rPr>
               <w:t>STA-02</w:t>
             </w:r>
@@ -1765,14 +1765,14 @@
         </w:tc>
         <w:tc>
           <w:tcPr>
-            <w:tcW w:type="dxa" w:w="1129"/>
+            <w:tcW w:type="dxa" w:w="1870"/>
             <w:vAlign w:val="center"/>
             <w:shd w:fill="F2F5F9"/>
             <w:tcMar>
-              <w:top w:w="80" w:type="dxa"/>
-              <w:bottom w:w="80" w:type="dxa"/>
-              <w:left w:w="100" w:type="dxa"/>
-              <w:right w:w="100" w:type="dxa"/>
+              <w:top w:w="70" w:type="dxa"/>
+              <w:bottom w:w="70" w:type="dxa"/>
+              <w:left w:w="90" w:type="dxa"/>
+              <w:right w:w="90" w:type="dxa"/>
             </w:tcMar>
           </w:tcPr>
           <w:p>
@@ -1785,7 +1785,7 @@
                 <w:rFonts w:ascii="Calibri" w:hAnsi="Calibri"/>
                 <w:b/>
                 <w:color w:val="262626"/>
-                <w:sz w:val="19"/>
+                <w:sz w:val="18"/>
               </w:rPr>
               <w:t>`STA-601`</w:t>
             </w:r>
@@ -1793,14 +1793,14 @@
         </w:tc>
         <w:tc>
           <w:tcPr>
-            <w:tcW w:type="dxa" w:w="1129"/>
+            <w:tcW w:type="dxa" w:w="1870"/>
             <w:vAlign w:val="center"/>
             <w:shd w:fill="F2F5F9"/>
             <w:tcMar>
-              <w:top w:w="80" w:type="dxa"/>
-              <w:bottom w:w="80" w:type="dxa"/>
-              <w:left w:w="100" w:type="dxa"/>
-              <w:right w:w="100" w:type="dxa"/>
+              <w:top w:w="70" w:type="dxa"/>
+              <w:bottom w:w="70" w:type="dxa"/>
+              <w:left w:w="90" w:type="dxa"/>
+              <w:right w:w="90" w:type="dxa"/>
             </w:tcMar>
           </w:tcPr>
           <w:p>
@@ -1812,33 +1812,33 @@
               <w:rPr>
                 <w:rFonts w:ascii="Consolas" w:hAnsi="Consolas"/>
                 <w:color w:val="A02828"/>
-                <w:sz w:val="18"/>
+                <w:sz w:val="17"/>
               </w:rPr>
-              <w:t>STI-102</w:t>
+              <w:t>FST-207</w:t>
             </w:r>
             <w:r>
               <w:rPr>
                 <w:rFonts w:ascii="Calibri" w:hAnsi="Calibri"/>
                 <w:color w:val="262626"/>
-                <w:sz w:val="19"/>
+                <w:sz w:val="18"/>
               </w:rPr>
-              <w:t xml:space="preserve"> Kalkulus, </w:t>
+              <w:t xml:space="preserve"> Basis Data, </w:t>
             </w:r>
             <w:r>
               <w:rPr>
                 <w:rFonts w:ascii="Consolas" w:hAnsi="Consolas"/>
                 <w:color w:val="A02828"/>
-                <w:sz w:val="18"/>
+                <w:sz w:val="17"/>
               </w:rPr>
-              <w:t>STI-205</w:t>
+              <w:t>STI-415</w:t>
             </w:r>
             <w:r>
               <w:rPr>
                 <w:rFonts w:ascii="Calibri" w:hAnsi="Calibri"/>
                 <w:color w:val="262626"/>
-                <w:sz w:val="19"/>
+                <w:sz w:val="18"/>
               </w:rPr>
-              <w:t xml:space="preserve"> Aljabar Linear</w:t>
+              <w:t xml:space="preserve"> DW/BI</w:t>
             </w:r>
           </w:p>
         </w:tc>
@@ -1849,14 +1849,14 @@
         </w:trPr>
         <w:tc>
           <w:tcPr>
-            <w:tcW w:type="dxa" w:w="1129"/>
+            <w:tcW w:type="dxa" w:w="1870"/>
             <w:vAlign w:val="center"/>
             <w:shd w:fill="FFFFFF"/>
             <w:tcMar>
-              <w:top w:w="80" w:type="dxa"/>
-              <w:bottom w:w="80" w:type="dxa"/>
-              <w:left w:w="100" w:type="dxa"/>
-              <w:right w:w="100" w:type="dxa"/>
+              <w:top w:w="70" w:type="dxa"/>
+              <w:bottom w:w="70" w:type="dxa"/>
+              <w:left w:w="90" w:type="dxa"/>
+              <w:right w:w="90" w:type="dxa"/>
             </w:tcMar>
           </w:tcPr>
           <w:p>
@@ -1869,7 +1869,7 @@
                 <w:rFonts w:ascii="Calibri" w:hAnsi="Calibri"/>
                 <w:b/>
                 <w:color w:val="262626"/>
-                <w:sz w:val="19"/>
+                <w:sz w:val="18"/>
               </w:rPr>
               <w:t>6</w:t>
             </w:r>
@@ -1877,14 +1877,14 @@
         </w:tc>
         <w:tc>
           <w:tcPr>
-            <w:tcW w:type="dxa" w:w="1129"/>
+            <w:tcW w:type="dxa" w:w="1870"/>
             <w:vAlign w:val="center"/>
             <w:shd w:fill="FFFFFF"/>
             <w:tcMar>
-              <w:top w:w="80" w:type="dxa"/>
-              <w:bottom w:w="80" w:type="dxa"/>
-              <w:left w:w="100" w:type="dxa"/>
-              <w:right w:w="100" w:type="dxa"/>
+              <w:top w:w="70" w:type="dxa"/>
+              <w:bottom w:w="70" w:type="dxa"/>
+              <w:left w:w="90" w:type="dxa"/>
+              <w:right w:w="90" w:type="dxa"/>
             </w:tcMar>
           </w:tcPr>
           <w:p>
@@ -1896,7 +1896,7 @@
               <w:rPr>
                 <w:rFonts w:ascii="Calibri" w:hAnsi="Calibri"/>
                 <w:color w:val="262626"/>
-                <w:sz w:val="19"/>
+                <w:sz w:val="18"/>
               </w:rPr>
               <w:t>P1: Integrated Smart Systems</w:t>
             </w:r>
@@ -1904,14 +1904,14 @@
         </w:tc>
         <w:tc>
           <w:tcPr>
-            <w:tcW w:type="dxa" w:w="1129"/>
+            <w:tcW w:type="dxa" w:w="1870"/>
             <w:vAlign w:val="center"/>
             <w:shd w:fill="FFFFFF"/>
             <w:tcMar>
-              <w:top w:w="80" w:type="dxa"/>
-              <w:bottom w:w="80" w:type="dxa"/>
-              <w:left w:w="100" w:type="dxa"/>
-              <w:right w:w="100" w:type="dxa"/>
+              <w:top w:w="70" w:type="dxa"/>
+              <w:bottom w:w="70" w:type="dxa"/>
+              <w:left w:w="90" w:type="dxa"/>
+              <w:right w:w="90" w:type="dxa"/>
             </w:tcMar>
           </w:tcPr>
           <w:p>
@@ -1923,7 +1923,7 @@
               <w:rPr>
                 <w:rFonts w:ascii="Calibri" w:hAnsi="Calibri"/>
                 <w:color w:val="262626"/>
-                <w:sz w:val="19"/>
+                <w:sz w:val="18"/>
               </w:rPr>
               <w:t>Intelligent Agent Systems</w:t>
             </w:r>
@@ -1931,14 +1931,14 @@
         </w:tc>
         <w:tc>
           <w:tcPr>
-            <w:tcW w:type="dxa" w:w="1129"/>
+            <w:tcW w:type="dxa" w:w="1870"/>
             <w:vAlign w:val="center"/>
             <w:shd w:fill="FFFFFF"/>
             <w:tcMar>
-              <w:top w:w="80" w:type="dxa"/>
-              <w:bottom w:w="80" w:type="dxa"/>
-              <w:left w:w="100" w:type="dxa"/>
-              <w:right w:w="100" w:type="dxa"/>
+              <w:top w:w="70" w:type="dxa"/>
+              <w:bottom w:w="70" w:type="dxa"/>
+              <w:left w:w="90" w:type="dxa"/>
+              <w:right w:w="90" w:type="dxa"/>
             </w:tcMar>
           </w:tcPr>
           <w:p>
@@ -1950,7 +1950,7 @@
               <w:rPr>
                 <w:rFonts w:ascii="Calibri" w:hAnsi="Calibri"/>
                 <w:color w:val="262626"/>
-                <w:sz w:val="19"/>
+                <w:sz w:val="18"/>
               </w:rPr>
               <w:t>3</w:t>
             </w:r>
@@ -1958,14 +1958,14 @@
         </w:tc>
         <w:tc>
           <w:tcPr>
-            <w:tcW w:type="dxa" w:w="1129"/>
+            <w:tcW w:type="dxa" w:w="1870"/>
             <w:vAlign w:val="center"/>
             <w:shd w:fill="FFFFFF"/>
             <w:tcMar>
-              <w:top w:w="80" w:type="dxa"/>
-              <w:bottom w:w="80" w:type="dxa"/>
-              <w:left w:w="100" w:type="dxa"/>
-              <w:right w:w="100" w:type="dxa"/>
+              <w:top w:w="70" w:type="dxa"/>
+              <w:bottom w:w="70" w:type="dxa"/>
+              <w:left w:w="90" w:type="dxa"/>
+              <w:right w:w="90" w:type="dxa"/>
             </w:tcMar>
           </w:tcPr>
           <w:p>
@@ -1977,7 +1977,7 @@
               <w:rPr>
                 <w:rFonts w:ascii="Calibri" w:hAnsi="Calibri"/>
                 <w:color w:val="262626"/>
-                <w:sz w:val="19"/>
+                <w:sz w:val="18"/>
               </w:rPr>
               <w:t>+P</w:t>
             </w:r>
@@ -1985,14 +1985,14 @@
         </w:tc>
         <w:tc>
           <w:tcPr>
-            <w:tcW w:type="dxa" w:w="1129"/>
+            <w:tcW w:type="dxa" w:w="1870"/>
             <w:vAlign w:val="center"/>
             <w:shd w:fill="FFFFFF"/>
             <w:tcMar>
-              <w:top w:w="80" w:type="dxa"/>
-              <w:bottom w:w="80" w:type="dxa"/>
-              <w:left w:w="100" w:type="dxa"/>
-              <w:right w:w="100" w:type="dxa"/>
+              <w:top w:w="70" w:type="dxa"/>
+              <w:bottom w:w="70" w:type="dxa"/>
+              <w:left w:w="90" w:type="dxa"/>
+              <w:right w:w="90" w:type="dxa"/>
             </w:tcMar>
           </w:tcPr>
           <w:p>
@@ -2004,7 +2004,7 @@
               <w:rPr>
                 <w:rFonts w:ascii="Consolas" w:hAnsi="Consolas"/>
                 <w:color w:val="A02828"/>
-                <w:sz w:val="18"/>
+                <w:sz w:val="17"/>
               </w:rPr>
               <w:t>STA-03</w:t>
             </w:r>
@@ -2012,14 +2012,14 @@
         </w:tc>
         <w:tc>
           <w:tcPr>
-            <w:tcW w:type="dxa" w:w="1129"/>
+            <w:tcW w:type="dxa" w:w="1870"/>
             <w:vAlign w:val="center"/>
             <w:shd w:fill="FFFFFF"/>
             <w:tcMar>
-              <w:top w:w="80" w:type="dxa"/>
-              <w:bottom w:w="80" w:type="dxa"/>
-              <w:left w:w="100" w:type="dxa"/>
-              <w:right w:w="100" w:type="dxa"/>
+              <w:top w:w="70" w:type="dxa"/>
+              <w:bottom w:w="70" w:type="dxa"/>
+              <w:left w:w="90" w:type="dxa"/>
+              <w:right w:w="90" w:type="dxa"/>
             </w:tcMar>
           </w:tcPr>
           <w:p>
@@ -2032,7 +2032,7 @@
                 <w:rFonts w:ascii="Calibri" w:hAnsi="Calibri"/>
                 <w:b/>
                 <w:color w:val="262626"/>
-                <w:sz w:val="19"/>
+                <w:sz w:val="18"/>
               </w:rPr>
               <w:t>`STA-602`</w:t>
             </w:r>
@@ -2040,14 +2040,14 @@
         </w:tc>
         <w:tc>
           <w:tcPr>
-            <w:tcW w:type="dxa" w:w="1129"/>
+            <w:tcW w:type="dxa" w:w="1870"/>
             <w:vAlign w:val="center"/>
             <w:shd w:fill="FFFFFF"/>
             <w:tcMar>
-              <w:top w:w="80" w:type="dxa"/>
-              <w:bottom w:w="80" w:type="dxa"/>
-              <w:left w:w="100" w:type="dxa"/>
-              <w:right w:w="100" w:type="dxa"/>
+              <w:top w:w="70" w:type="dxa"/>
+              <w:bottom w:w="70" w:type="dxa"/>
+              <w:left w:w="90" w:type="dxa"/>
+              <w:right w:w="90" w:type="dxa"/>
             </w:tcMar>
           </w:tcPr>
           <w:p>
@@ -2059,7 +2059,7 @@
               <w:rPr>
                 <w:rFonts w:ascii="Consolas" w:hAnsi="Consolas"/>
                 <w:color w:val="A02828"/>
-                <w:sz w:val="18"/>
+                <w:sz w:val="17"/>
               </w:rPr>
               <w:t>STI-307</w:t>
             </w:r>
@@ -2067,7 +2067,7 @@
               <w:rPr>
                 <w:rFonts w:ascii="Calibri" w:hAnsi="Calibri"/>
                 <w:color w:val="262626"/>
-                <w:sz w:val="19"/>
+                <w:sz w:val="18"/>
               </w:rPr>
               <w:t xml:space="preserve"> Sistem Cerdas</w:t>
             </w:r>
@@ -2080,14 +2080,14 @@
         </w:trPr>
         <w:tc>
           <w:tcPr>
-            <w:tcW w:type="dxa" w:w="1129"/>
+            <w:tcW w:type="dxa" w:w="1870"/>
             <w:vAlign w:val="center"/>
             <w:shd w:fill="F2F5F9"/>
             <w:tcMar>
-              <w:top w:w="80" w:type="dxa"/>
-              <w:bottom w:w="80" w:type="dxa"/>
-              <w:left w:w="100" w:type="dxa"/>
-              <w:right w:w="100" w:type="dxa"/>
+              <w:top w:w="70" w:type="dxa"/>
+              <w:bottom w:w="70" w:type="dxa"/>
+              <w:left w:w="90" w:type="dxa"/>
+              <w:right w:w="90" w:type="dxa"/>
             </w:tcMar>
           </w:tcPr>
           <w:p>
@@ -2100,7 +2100,7 @@
                 <w:rFonts w:ascii="Calibri" w:hAnsi="Calibri"/>
                 <w:b/>
                 <w:color w:val="262626"/>
-                <w:sz w:val="19"/>
+                <w:sz w:val="18"/>
               </w:rPr>
               <w:t>6</w:t>
             </w:r>
@@ -2108,14 +2108,14 @@
         </w:tc>
         <w:tc>
           <w:tcPr>
-            <w:tcW w:type="dxa" w:w="1129"/>
+            <w:tcW w:type="dxa" w:w="1870"/>
             <w:vAlign w:val="center"/>
             <w:shd w:fill="F2F5F9"/>
             <w:tcMar>
-              <w:top w:w="80" w:type="dxa"/>
-              <w:bottom w:w="80" w:type="dxa"/>
-              <w:left w:w="100" w:type="dxa"/>
-              <w:right w:w="100" w:type="dxa"/>
+              <w:top w:w="70" w:type="dxa"/>
+              <w:bottom w:w="70" w:type="dxa"/>
+              <w:left w:w="90" w:type="dxa"/>
+              <w:right w:w="90" w:type="dxa"/>
             </w:tcMar>
           </w:tcPr>
           <w:p>
@@ -2127,7 +2127,7 @@
               <w:rPr>
                 <w:rFonts w:ascii="Calibri" w:hAnsi="Calibri"/>
                 <w:color w:val="262626"/>
-                <w:sz w:val="19"/>
+                <w:sz w:val="18"/>
               </w:rPr>
               <w:t>P2: Cloud Infra &amp; Cyber</w:t>
             </w:r>
@@ -2135,14 +2135,14 @@
         </w:tc>
         <w:tc>
           <w:tcPr>
-            <w:tcW w:type="dxa" w:w="1129"/>
+            <w:tcW w:type="dxa" w:w="1870"/>
             <w:vAlign w:val="center"/>
             <w:shd w:fill="F2F5F9"/>
             <w:tcMar>
-              <w:top w:w="80" w:type="dxa"/>
-              <w:bottom w:w="80" w:type="dxa"/>
-              <w:left w:w="100" w:type="dxa"/>
-              <w:right w:w="100" w:type="dxa"/>
+              <w:top w:w="70" w:type="dxa"/>
+              <w:bottom w:w="70" w:type="dxa"/>
+              <w:left w:w="90" w:type="dxa"/>
+              <w:right w:w="90" w:type="dxa"/>
             </w:tcMar>
           </w:tcPr>
           <w:p>
@@ -2154,7 +2154,7 @@
               <w:rPr>
                 <w:rFonts w:ascii="Calibri" w:hAnsi="Calibri"/>
                 <w:color w:val="262626"/>
-                <w:sz w:val="19"/>
+                <w:sz w:val="18"/>
               </w:rPr>
               <w:t>Cloud Architecture &amp; DevOps</w:t>
             </w:r>
@@ -2162,14 +2162,14 @@
         </w:tc>
         <w:tc>
           <w:tcPr>
-            <w:tcW w:type="dxa" w:w="1129"/>
+            <w:tcW w:type="dxa" w:w="1870"/>
             <w:vAlign w:val="center"/>
             <w:shd w:fill="F2F5F9"/>
             <w:tcMar>
-              <w:top w:w="80" w:type="dxa"/>
-              <w:bottom w:w="80" w:type="dxa"/>
-              <w:left w:w="100" w:type="dxa"/>
-              <w:right w:w="100" w:type="dxa"/>
+              <w:top w:w="70" w:type="dxa"/>
+              <w:bottom w:w="70" w:type="dxa"/>
+              <w:left w:w="90" w:type="dxa"/>
+              <w:right w:w="90" w:type="dxa"/>
             </w:tcMar>
           </w:tcPr>
           <w:p>
@@ -2181,7 +2181,7 @@
               <w:rPr>
                 <w:rFonts w:ascii="Calibri" w:hAnsi="Calibri"/>
                 <w:color w:val="262626"/>
-                <w:sz w:val="19"/>
+                <w:sz w:val="18"/>
               </w:rPr>
               <w:t>3</w:t>
             </w:r>
@@ -2189,14 +2189,14 @@
         </w:tc>
         <w:tc>
           <w:tcPr>
-            <w:tcW w:type="dxa" w:w="1129"/>
+            <w:tcW w:type="dxa" w:w="1870"/>
             <w:vAlign w:val="center"/>
             <w:shd w:fill="F2F5F9"/>
             <w:tcMar>
-              <w:top w:w="80" w:type="dxa"/>
-              <w:bottom w:w="80" w:type="dxa"/>
-              <w:left w:w="100" w:type="dxa"/>
-              <w:right w:w="100" w:type="dxa"/>
+              <w:top w:w="70" w:type="dxa"/>
+              <w:bottom w:w="70" w:type="dxa"/>
+              <w:left w:w="90" w:type="dxa"/>
+              <w:right w:w="90" w:type="dxa"/>
             </w:tcMar>
           </w:tcPr>
           <w:p>
@@ -2208,7 +2208,7 @@
               <w:rPr>
                 <w:rFonts w:ascii="Calibri" w:hAnsi="Calibri"/>
                 <w:color w:val="262626"/>
-                <w:sz w:val="19"/>
+                <w:sz w:val="18"/>
               </w:rPr>
               <w:t>+P</w:t>
             </w:r>
@@ -2216,14 +2216,14 @@
         </w:tc>
         <w:tc>
           <w:tcPr>
-            <w:tcW w:type="dxa" w:w="1129"/>
+            <w:tcW w:type="dxa" w:w="1870"/>
             <w:vAlign w:val="center"/>
             <w:shd w:fill="F2F5F9"/>
             <w:tcMar>
-              <w:top w:w="80" w:type="dxa"/>
-              <w:bottom w:w="80" w:type="dxa"/>
-              <w:left w:w="100" w:type="dxa"/>
-              <w:right w:w="100" w:type="dxa"/>
+              <w:top w:w="70" w:type="dxa"/>
+              <w:bottom w:w="70" w:type="dxa"/>
+              <w:left w:w="90" w:type="dxa"/>
+              <w:right w:w="90" w:type="dxa"/>
             </w:tcMar>
           </w:tcPr>
           <w:p>
@@ -2235,7 +2235,7 @@
               <w:rPr>
                 <w:rFonts w:ascii="Consolas" w:hAnsi="Consolas"/>
                 <w:color w:val="A02828"/>
-                <w:sz w:val="18"/>
+                <w:sz w:val="17"/>
               </w:rPr>
               <w:t>STB-02</w:t>
             </w:r>
@@ -2243,14 +2243,14 @@
         </w:tc>
         <w:tc>
           <w:tcPr>
-            <w:tcW w:type="dxa" w:w="1129"/>
+            <w:tcW w:type="dxa" w:w="1870"/>
             <w:vAlign w:val="center"/>
             <w:shd w:fill="F2F5F9"/>
             <w:tcMar>
-              <w:top w:w="80" w:type="dxa"/>
-              <w:bottom w:w="80" w:type="dxa"/>
-              <w:left w:w="100" w:type="dxa"/>
-              <w:right w:w="100" w:type="dxa"/>
+              <w:top w:w="70" w:type="dxa"/>
+              <w:bottom w:w="70" w:type="dxa"/>
+              <w:left w:w="90" w:type="dxa"/>
+              <w:right w:w="90" w:type="dxa"/>
             </w:tcMar>
           </w:tcPr>
           <w:p>
@@ -2263,7 +2263,7 @@
                 <w:rFonts w:ascii="Calibri" w:hAnsi="Calibri"/>
                 <w:b/>
                 <w:color w:val="262626"/>
-                <w:sz w:val="19"/>
+                <w:sz w:val="18"/>
               </w:rPr>
               <w:t>`STB-601`</w:t>
             </w:r>
@@ -2271,14 +2271,14 @@
         </w:tc>
         <w:tc>
           <w:tcPr>
-            <w:tcW w:type="dxa" w:w="1129"/>
+            <w:tcW w:type="dxa" w:w="1870"/>
             <w:vAlign w:val="center"/>
             <w:shd w:fill="F2F5F9"/>
             <w:tcMar>
-              <w:top w:w="80" w:type="dxa"/>
-              <w:bottom w:w="80" w:type="dxa"/>
-              <w:left w:w="100" w:type="dxa"/>
-              <w:right w:w="100" w:type="dxa"/>
+              <w:top w:w="70" w:type="dxa"/>
+              <w:bottom w:w="70" w:type="dxa"/>
+              <w:left w:w="90" w:type="dxa"/>
+              <w:right w:w="90" w:type="dxa"/>
             </w:tcMar>
           </w:tcPr>
           <w:p>
@@ -2290,7 +2290,7 @@
               <w:rPr>
                 <w:rFonts w:ascii="Consolas" w:hAnsi="Consolas"/>
                 <w:color w:val="A02828"/>
-                <w:sz w:val="18"/>
+                <w:sz w:val="17"/>
               </w:rPr>
               <w:t>STI-417</w:t>
             </w:r>
@@ -2298,7 +2298,7 @@
               <w:rPr>
                 <w:rFonts w:ascii="Calibri" w:hAnsi="Calibri"/>
                 <w:color w:val="262626"/>
-                <w:sz w:val="19"/>
+                <w:sz w:val="18"/>
               </w:rPr>
               <w:t xml:space="preserve"> Komputasi Awan</w:t>
             </w:r>
@@ -2311,14 +2311,14 @@
         </w:trPr>
         <w:tc>
           <w:tcPr>
-            <w:tcW w:type="dxa" w:w="1129"/>
+            <w:tcW w:type="dxa" w:w="1870"/>
             <w:vAlign w:val="center"/>
             <w:shd w:fill="FFFFFF"/>
             <w:tcMar>
-              <w:top w:w="80" w:type="dxa"/>
-              <w:bottom w:w="80" w:type="dxa"/>
-              <w:left w:w="100" w:type="dxa"/>
-              <w:right w:w="100" w:type="dxa"/>
+              <w:top w:w="70" w:type="dxa"/>
+              <w:bottom w:w="70" w:type="dxa"/>
+              <w:left w:w="90" w:type="dxa"/>
+              <w:right w:w="90" w:type="dxa"/>
             </w:tcMar>
           </w:tcPr>
           <w:p>
@@ -2331,7 +2331,7 @@
                 <w:rFonts w:ascii="Calibri" w:hAnsi="Calibri"/>
                 <w:b/>
                 <w:color w:val="262626"/>
-                <w:sz w:val="19"/>
+                <w:sz w:val="18"/>
               </w:rPr>
               <w:t>6</w:t>
             </w:r>
@@ -2339,14 +2339,14 @@
         </w:tc>
         <w:tc>
           <w:tcPr>
-            <w:tcW w:type="dxa" w:w="1129"/>
+            <w:tcW w:type="dxa" w:w="1870"/>
             <w:vAlign w:val="center"/>
             <w:shd w:fill="FFFFFF"/>
             <w:tcMar>
-              <w:top w:w="80" w:type="dxa"/>
-              <w:bottom w:w="80" w:type="dxa"/>
-              <w:left w:w="100" w:type="dxa"/>
-              <w:right w:w="100" w:type="dxa"/>
+              <w:top w:w="70" w:type="dxa"/>
+              <w:bottom w:w="70" w:type="dxa"/>
+              <w:left w:w="90" w:type="dxa"/>
+              <w:right w:w="90" w:type="dxa"/>
             </w:tcMar>
           </w:tcPr>
           <w:p>
@@ -2358,7 +2358,7 @@
               <w:rPr>
                 <w:rFonts w:ascii="Calibri" w:hAnsi="Calibri"/>
                 <w:color w:val="262626"/>
-                <w:sz w:val="19"/>
+                <w:sz w:val="18"/>
               </w:rPr>
               <w:t>P2: Cloud Infra &amp; Cyber</w:t>
             </w:r>
@@ -2366,14 +2366,14 @@
         </w:tc>
         <w:tc>
           <w:tcPr>
-            <w:tcW w:type="dxa" w:w="1129"/>
+            <w:tcW w:type="dxa" w:w="1870"/>
             <w:vAlign w:val="center"/>
             <w:shd w:fill="FFFFFF"/>
             <w:tcMar>
-              <w:top w:w="80" w:type="dxa"/>
-              <w:bottom w:w="80" w:type="dxa"/>
-              <w:left w:w="100" w:type="dxa"/>
-              <w:right w:w="100" w:type="dxa"/>
+              <w:top w:w="70" w:type="dxa"/>
+              <w:bottom w:w="70" w:type="dxa"/>
+              <w:left w:w="90" w:type="dxa"/>
+              <w:right w:w="90" w:type="dxa"/>
             </w:tcMar>
           </w:tcPr>
           <w:p>
@@ -2385,7 +2385,7 @@
               <w:rPr>
                 <w:rFonts w:ascii="Calibri" w:hAnsi="Calibri"/>
                 <w:color w:val="262626"/>
-                <w:sz w:val="19"/>
+                <w:sz w:val="18"/>
               </w:rPr>
               <w:t>Cybersecurity Risk Management</w:t>
             </w:r>
@@ -2393,14 +2393,14 @@
         </w:tc>
         <w:tc>
           <w:tcPr>
-            <w:tcW w:type="dxa" w:w="1129"/>
+            <w:tcW w:type="dxa" w:w="1870"/>
             <w:vAlign w:val="center"/>
             <w:shd w:fill="FFFFFF"/>
             <w:tcMar>
-              <w:top w:w="80" w:type="dxa"/>
-              <w:bottom w:w="80" w:type="dxa"/>
-              <w:left w:w="100" w:type="dxa"/>
-              <w:right w:w="100" w:type="dxa"/>
+              <w:top w:w="70" w:type="dxa"/>
+              <w:bottom w:w="70" w:type="dxa"/>
+              <w:left w:w="90" w:type="dxa"/>
+              <w:right w:w="90" w:type="dxa"/>
             </w:tcMar>
           </w:tcPr>
           <w:p>
@@ -2412,7 +2412,7 @@
               <w:rPr>
                 <w:rFonts w:ascii="Calibri" w:hAnsi="Calibri"/>
                 <w:color w:val="262626"/>
-                <w:sz w:val="19"/>
+                <w:sz w:val="18"/>
               </w:rPr>
               <w:t>3</w:t>
             </w:r>
@@ -2420,14 +2420,14 @@
         </w:tc>
         <w:tc>
           <w:tcPr>
-            <w:tcW w:type="dxa" w:w="1129"/>
+            <w:tcW w:type="dxa" w:w="1870"/>
             <w:vAlign w:val="center"/>
             <w:shd w:fill="FFFFFF"/>
             <w:tcMar>
-              <w:top w:w="80" w:type="dxa"/>
-              <w:bottom w:w="80" w:type="dxa"/>
-              <w:left w:w="100" w:type="dxa"/>
-              <w:right w:w="100" w:type="dxa"/>
+              <w:top w:w="70" w:type="dxa"/>
+              <w:bottom w:w="70" w:type="dxa"/>
+              <w:left w:w="90" w:type="dxa"/>
+              <w:right w:w="90" w:type="dxa"/>
             </w:tcMar>
           </w:tcPr>
           <w:p>
@@ -2439,7 +2439,7 @@
               <w:rPr>
                 <w:rFonts w:ascii="Calibri" w:hAnsi="Calibri"/>
                 <w:color w:val="262626"/>
-                <w:sz w:val="19"/>
+                <w:sz w:val="18"/>
               </w:rPr>
               <w:t>Teori</w:t>
             </w:r>
@@ -2447,14 +2447,14 @@
         </w:tc>
         <w:tc>
           <w:tcPr>
-            <w:tcW w:type="dxa" w:w="1129"/>
+            <w:tcW w:type="dxa" w:w="1870"/>
             <w:vAlign w:val="center"/>
             <w:shd w:fill="FFFFFF"/>
             <w:tcMar>
-              <w:top w:w="80" w:type="dxa"/>
-              <w:bottom w:w="80" w:type="dxa"/>
-              <w:left w:w="100" w:type="dxa"/>
-              <w:right w:w="100" w:type="dxa"/>
+              <w:top w:w="70" w:type="dxa"/>
+              <w:bottom w:w="70" w:type="dxa"/>
+              <w:left w:w="90" w:type="dxa"/>
+              <w:right w:w="90" w:type="dxa"/>
             </w:tcMar>
           </w:tcPr>
           <w:p>
@@ -2466,7 +2466,7 @@
               <w:rPr>
                 <w:rFonts w:ascii="Consolas" w:hAnsi="Consolas"/>
                 <w:color w:val="A02828"/>
-                <w:sz w:val="18"/>
+                <w:sz w:val="17"/>
               </w:rPr>
               <w:t>STB-03</w:t>
             </w:r>
@@ -2474,14 +2474,14 @@
         </w:tc>
         <w:tc>
           <w:tcPr>
-            <w:tcW w:type="dxa" w:w="1129"/>
+            <w:tcW w:type="dxa" w:w="1870"/>
             <w:vAlign w:val="center"/>
             <w:shd w:fill="FFFFFF"/>
             <w:tcMar>
-              <w:top w:w="80" w:type="dxa"/>
-              <w:bottom w:w="80" w:type="dxa"/>
-              <w:left w:w="100" w:type="dxa"/>
-              <w:right w:w="100" w:type="dxa"/>
+              <w:top w:w="70" w:type="dxa"/>
+              <w:bottom w:w="70" w:type="dxa"/>
+              <w:left w:w="90" w:type="dxa"/>
+              <w:right w:w="90" w:type="dxa"/>
             </w:tcMar>
           </w:tcPr>
           <w:p>
@@ -2494,7 +2494,7 @@
                 <w:rFonts w:ascii="Calibri" w:hAnsi="Calibri"/>
                 <w:b/>
                 <w:color w:val="262626"/>
-                <w:sz w:val="19"/>
+                <w:sz w:val="18"/>
               </w:rPr>
               <w:t>`STB-602`</w:t>
             </w:r>
@@ -2502,14 +2502,14 @@
         </w:tc>
         <w:tc>
           <w:tcPr>
-            <w:tcW w:type="dxa" w:w="1129"/>
+            <w:tcW w:type="dxa" w:w="1870"/>
             <w:vAlign w:val="center"/>
             <w:shd w:fill="FFFFFF"/>
             <w:tcMar>
-              <w:top w:w="80" w:type="dxa"/>
-              <w:bottom w:w="80" w:type="dxa"/>
-              <w:left w:w="100" w:type="dxa"/>
-              <w:right w:w="100" w:type="dxa"/>
+              <w:top w:w="70" w:type="dxa"/>
+              <w:bottom w:w="70" w:type="dxa"/>
+              <w:left w:w="90" w:type="dxa"/>
+              <w:right w:w="90" w:type="dxa"/>
             </w:tcMar>
           </w:tcPr>
           <w:p>
@@ -2521,7 +2521,7 @@
               <w:rPr>
                 <w:rFonts w:ascii="Consolas" w:hAnsi="Consolas"/>
                 <w:color w:val="A02828"/>
-                <w:sz w:val="18"/>
+                <w:sz w:val="17"/>
               </w:rPr>
               <w:t>STI-418</w:t>
             </w:r>
@@ -2529,7 +2529,7 @@
               <w:rPr>
                 <w:rFonts w:ascii="Calibri" w:hAnsi="Calibri"/>
                 <w:color w:val="262626"/>
-                <w:sz w:val="19"/>
+                <w:sz w:val="18"/>
               </w:rPr>
               <w:t xml:space="preserve"> Dasar Keamanan Informasi</w:t>
             </w:r>
@@ -2542,14 +2542,14 @@
         </w:trPr>
         <w:tc>
           <w:tcPr>
-            <w:tcW w:type="dxa" w:w="1129"/>
+            <w:tcW w:type="dxa" w:w="1870"/>
             <w:vAlign w:val="center"/>
             <w:shd w:fill="F2F5F9"/>
             <w:tcMar>
-              <w:top w:w="80" w:type="dxa"/>
-              <w:bottom w:w="80" w:type="dxa"/>
-              <w:left w:w="100" w:type="dxa"/>
-              <w:right w:w="100" w:type="dxa"/>
+              <w:top w:w="70" w:type="dxa"/>
+              <w:bottom w:w="70" w:type="dxa"/>
+              <w:left w:w="90" w:type="dxa"/>
+              <w:right w:w="90" w:type="dxa"/>
             </w:tcMar>
           </w:tcPr>
           <w:p>
@@ -2562,7 +2562,7 @@
                 <w:rFonts w:ascii="Calibri" w:hAnsi="Calibri"/>
                 <w:b/>
                 <w:color w:val="262626"/>
-                <w:sz w:val="19"/>
+                <w:sz w:val="18"/>
               </w:rPr>
               <w:t>6</w:t>
             </w:r>
@@ -2570,14 +2570,14 @@
         </w:tc>
         <w:tc>
           <w:tcPr>
-            <w:tcW w:type="dxa" w:w="1129"/>
+            <w:tcW w:type="dxa" w:w="1870"/>
             <w:vAlign w:val="center"/>
             <w:shd w:fill="F2F5F9"/>
             <w:tcMar>
-              <w:top w:w="80" w:type="dxa"/>
-              <w:bottom w:w="80" w:type="dxa"/>
-              <w:left w:w="100" w:type="dxa"/>
-              <w:right w:w="100" w:type="dxa"/>
+              <w:top w:w="70" w:type="dxa"/>
+              <w:bottom w:w="70" w:type="dxa"/>
+              <w:left w:w="90" w:type="dxa"/>
+              <w:right w:w="90" w:type="dxa"/>
             </w:tcMar>
           </w:tcPr>
           <w:p>
@@ -2589,7 +2589,7 @@
               <w:rPr>
                 <w:rFonts w:ascii="Calibri" w:hAnsi="Calibri"/>
                 <w:color w:val="262626"/>
-                <w:sz w:val="19"/>
+                <w:sz w:val="18"/>
               </w:rPr>
               <w:t>P3: Digital Platform Eng</w:t>
             </w:r>
@@ -2597,14 +2597,14 @@
         </w:tc>
         <w:tc>
           <w:tcPr>
-            <w:tcW w:type="dxa" w:w="1129"/>
+            <w:tcW w:type="dxa" w:w="1870"/>
             <w:vAlign w:val="center"/>
             <w:shd w:fill="F2F5F9"/>
             <w:tcMar>
-              <w:top w:w="80" w:type="dxa"/>
-              <w:bottom w:w="80" w:type="dxa"/>
-              <w:left w:w="100" w:type="dxa"/>
-              <w:right w:w="100" w:type="dxa"/>
+              <w:top w:w="70" w:type="dxa"/>
+              <w:bottom w:w="70" w:type="dxa"/>
+              <w:left w:w="90" w:type="dxa"/>
+              <w:right w:w="90" w:type="dxa"/>
             </w:tcMar>
           </w:tcPr>
           <w:p>
@@ -2616,7 +2616,7 @@
               <w:rPr>
                 <w:rFonts w:ascii="Calibri" w:hAnsi="Calibri"/>
                 <w:color w:val="262626"/>
-                <w:sz w:val="19"/>
+                <w:sz w:val="18"/>
               </w:rPr>
               <w:t>Rekayasa &amp; Otomasi Proses Bisnis (BPA)</w:t>
             </w:r>
@@ -2624,14 +2624,14 @@
         </w:tc>
         <w:tc>
           <w:tcPr>
-            <w:tcW w:type="dxa" w:w="1129"/>
+            <w:tcW w:type="dxa" w:w="1870"/>
             <w:vAlign w:val="center"/>
             <w:shd w:fill="F2F5F9"/>
             <w:tcMar>
-              <w:top w:w="80" w:type="dxa"/>
-              <w:bottom w:w="80" w:type="dxa"/>
-              <w:left w:w="100" w:type="dxa"/>
-              <w:right w:w="100" w:type="dxa"/>
+              <w:top w:w="70" w:type="dxa"/>
+              <w:bottom w:w="70" w:type="dxa"/>
+              <w:left w:w="90" w:type="dxa"/>
+              <w:right w:w="90" w:type="dxa"/>
             </w:tcMar>
           </w:tcPr>
           <w:p>
@@ -2643,7 +2643,7 @@
               <w:rPr>
                 <w:rFonts w:ascii="Calibri" w:hAnsi="Calibri"/>
                 <w:color w:val="262626"/>
-                <w:sz w:val="19"/>
+                <w:sz w:val="18"/>
               </w:rPr>
               <w:t>3</w:t>
             </w:r>
@@ -2651,14 +2651,14 @@
         </w:tc>
         <w:tc>
           <w:tcPr>
-            <w:tcW w:type="dxa" w:w="1129"/>
+            <w:tcW w:type="dxa" w:w="1870"/>
             <w:vAlign w:val="center"/>
             <w:shd w:fill="F2F5F9"/>
             <w:tcMar>
-              <w:top w:w="80" w:type="dxa"/>
-              <w:bottom w:w="80" w:type="dxa"/>
-              <w:left w:w="100" w:type="dxa"/>
-              <w:right w:w="100" w:type="dxa"/>
+              <w:top w:w="70" w:type="dxa"/>
+              <w:bottom w:w="70" w:type="dxa"/>
+              <w:left w:w="90" w:type="dxa"/>
+              <w:right w:w="90" w:type="dxa"/>
             </w:tcMar>
           </w:tcPr>
           <w:p>
@@ -2670,7 +2670,7 @@
               <w:rPr>
                 <w:rFonts w:ascii="Calibri" w:hAnsi="Calibri"/>
                 <w:color w:val="262626"/>
-                <w:sz w:val="19"/>
+                <w:sz w:val="18"/>
               </w:rPr>
               <w:t>+P</w:t>
             </w:r>
@@ -2678,14 +2678,14 @@
         </w:tc>
         <w:tc>
           <w:tcPr>
-            <w:tcW w:type="dxa" w:w="1129"/>
+            <w:tcW w:type="dxa" w:w="1870"/>
             <w:vAlign w:val="center"/>
             <w:shd w:fill="F2F5F9"/>
             <w:tcMar>
-              <w:top w:w="80" w:type="dxa"/>
-              <w:bottom w:w="80" w:type="dxa"/>
-              <w:left w:w="100" w:type="dxa"/>
-              <w:right w:w="100" w:type="dxa"/>
+              <w:top w:w="70" w:type="dxa"/>
+              <w:bottom w:w="70" w:type="dxa"/>
+              <w:left w:w="90" w:type="dxa"/>
+              <w:right w:w="90" w:type="dxa"/>
             </w:tcMar>
           </w:tcPr>
           <w:p>
@@ -2697,7 +2697,7 @@
               <w:rPr>
                 <w:rFonts w:ascii="Consolas" w:hAnsi="Consolas"/>
                 <w:color w:val="A02828"/>
-                <w:sz w:val="18"/>
+                <w:sz w:val="17"/>
               </w:rPr>
               <w:t>STC-02</w:t>
             </w:r>
@@ -2705,14 +2705,14 @@
         </w:tc>
         <w:tc>
           <w:tcPr>
-            <w:tcW w:type="dxa" w:w="1129"/>
+            <w:tcW w:type="dxa" w:w="1870"/>
             <w:vAlign w:val="center"/>
             <w:shd w:fill="F2F5F9"/>
             <w:tcMar>
-              <w:top w:w="80" w:type="dxa"/>
-              <w:bottom w:w="80" w:type="dxa"/>
-              <w:left w:w="100" w:type="dxa"/>
-              <w:right w:w="100" w:type="dxa"/>
+              <w:top w:w="70" w:type="dxa"/>
+              <w:bottom w:w="70" w:type="dxa"/>
+              <w:left w:w="90" w:type="dxa"/>
+              <w:right w:w="90" w:type="dxa"/>
             </w:tcMar>
           </w:tcPr>
           <w:p>
@@ -2725,7 +2725,7 @@
                 <w:rFonts w:ascii="Calibri" w:hAnsi="Calibri"/>
                 <w:b/>
                 <w:color w:val="262626"/>
-                <w:sz w:val="19"/>
+                <w:sz w:val="18"/>
               </w:rPr>
               <w:t>`STC-601`</w:t>
             </w:r>
@@ -2733,14 +2733,14 @@
         </w:tc>
         <w:tc>
           <w:tcPr>
-            <w:tcW w:type="dxa" w:w="1129"/>
+            <w:tcW w:type="dxa" w:w="1870"/>
             <w:vAlign w:val="center"/>
             <w:shd w:fill="F2F5F9"/>
             <w:tcMar>
-              <w:top w:w="80" w:type="dxa"/>
-              <w:bottom w:w="80" w:type="dxa"/>
-              <w:left w:w="100" w:type="dxa"/>
-              <w:right w:w="100" w:type="dxa"/>
+              <w:top w:w="70" w:type="dxa"/>
+              <w:bottom w:w="70" w:type="dxa"/>
+              <w:left w:w="90" w:type="dxa"/>
+              <w:right w:w="90" w:type="dxa"/>
             </w:tcMar>
           </w:tcPr>
           <w:p>
@@ -2752,7 +2752,7 @@
               <w:rPr>
                 <w:rFonts w:ascii="Consolas" w:hAnsi="Consolas"/>
                 <w:color w:val="A02828"/>
-                <w:sz w:val="18"/>
+                <w:sz w:val="17"/>
               </w:rPr>
               <w:t>STI-306</w:t>
             </w:r>
@@ -2760,7 +2760,7 @@
               <w:rPr>
                 <w:rFonts w:ascii="Calibri" w:hAnsi="Calibri"/>
                 <w:color w:val="262626"/>
-                <w:sz w:val="19"/>
+                <w:sz w:val="18"/>
               </w:rPr>
               <w:t xml:space="preserve"> Analisis &amp; Perancangan Sistem Info</w:t>
             </w:r>
@@ -2773,14 +2773,14 @@
         </w:trPr>
         <w:tc>
           <w:tcPr>
-            <w:tcW w:type="dxa" w:w="1129"/>
+            <w:tcW w:type="dxa" w:w="1870"/>
             <w:vAlign w:val="center"/>
             <w:shd w:fill="FFFFFF"/>
             <w:tcMar>
-              <w:top w:w="80" w:type="dxa"/>
-              <w:bottom w:w="80" w:type="dxa"/>
-              <w:left w:w="100" w:type="dxa"/>
-              <w:right w:w="100" w:type="dxa"/>
+              <w:top w:w="70" w:type="dxa"/>
+              <w:bottom w:w="70" w:type="dxa"/>
+              <w:left w:w="90" w:type="dxa"/>
+              <w:right w:w="90" w:type="dxa"/>
             </w:tcMar>
           </w:tcPr>
           <w:p>
@@ -2793,7 +2793,7 @@
                 <w:rFonts w:ascii="Calibri" w:hAnsi="Calibri"/>
                 <w:b/>
                 <w:color w:val="262626"/>
-                <w:sz w:val="19"/>
+                <w:sz w:val="18"/>
               </w:rPr>
               <w:t>6</w:t>
             </w:r>
@@ -2801,14 +2801,14 @@
         </w:tc>
         <w:tc>
           <w:tcPr>
-            <w:tcW w:type="dxa" w:w="1129"/>
+            <w:tcW w:type="dxa" w:w="1870"/>
             <w:vAlign w:val="center"/>
             <w:shd w:fill="FFFFFF"/>
             <w:tcMar>
-              <w:top w:w="80" w:type="dxa"/>
-              <w:bottom w:w="80" w:type="dxa"/>
-              <w:left w:w="100" w:type="dxa"/>
-              <w:right w:w="100" w:type="dxa"/>
+              <w:top w:w="70" w:type="dxa"/>
+              <w:bottom w:w="70" w:type="dxa"/>
+              <w:left w:w="90" w:type="dxa"/>
+              <w:right w:w="90" w:type="dxa"/>
             </w:tcMar>
           </w:tcPr>
           <w:p>
@@ -2820,7 +2820,7 @@
               <w:rPr>
                 <w:rFonts w:ascii="Calibri" w:hAnsi="Calibri"/>
                 <w:color w:val="262626"/>
-                <w:sz w:val="19"/>
+                <w:sz w:val="18"/>
               </w:rPr>
               <w:t>P3: Digital Platform Eng</w:t>
             </w:r>
@@ -2828,14 +2828,14 @@
         </w:tc>
         <w:tc>
           <w:tcPr>
-            <w:tcW w:type="dxa" w:w="1129"/>
+            <w:tcW w:type="dxa" w:w="1870"/>
             <w:vAlign w:val="center"/>
             <w:shd w:fill="FFFFFF"/>
             <w:tcMar>
-              <w:top w:w="80" w:type="dxa"/>
-              <w:bottom w:w="80" w:type="dxa"/>
-              <w:left w:w="100" w:type="dxa"/>
-              <w:right w:w="100" w:type="dxa"/>
+              <w:top w:w="70" w:type="dxa"/>
+              <w:bottom w:w="70" w:type="dxa"/>
+              <w:left w:w="90" w:type="dxa"/>
+              <w:right w:w="90" w:type="dxa"/>
             </w:tcMar>
           </w:tcPr>
           <w:p>
@@ -2847,7 +2847,7 @@
               <w:rPr>
                 <w:rFonts w:ascii="Calibri" w:hAnsi="Calibri"/>
                 <w:color w:val="262626"/>
-                <w:sz w:val="19"/>
+                <w:sz w:val="18"/>
               </w:rPr>
               <w:t>Rekayasa Aplikasi Industri Vertikal</w:t>
             </w:r>
@@ -2855,14 +2855,14 @@
         </w:tc>
         <w:tc>
           <w:tcPr>
-            <w:tcW w:type="dxa" w:w="1129"/>
+            <w:tcW w:type="dxa" w:w="1870"/>
             <w:vAlign w:val="center"/>
             <w:shd w:fill="FFFFFF"/>
             <w:tcMar>
-              <w:top w:w="80" w:type="dxa"/>
-              <w:bottom w:w="80" w:type="dxa"/>
-              <w:left w:w="100" w:type="dxa"/>
-              <w:right w:w="100" w:type="dxa"/>
+              <w:top w:w="70" w:type="dxa"/>
+              <w:bottom w:w="70" w:type="dxa"/>
+              <w:left w:w="90" w:type="dxa"/>
+              <w:right w:w="90" w:type="dxa"/>
             </w:tcMar>
           </w:tcPr>
           <w:p>
@@ -2874,7 +2874,7 @@
               <w:rPr>
                 <w:rFonts w:ascii="Calibri" w:hAnsi="Calibri"/>
                 <w:color w:val="262626"/>
-                <w:sz w:val="19"/>
+                <w:sz w:val="18"/>
               </w:rPr>
               <w:t>3</w:t>
             </w:r>
@@ -2882,14 +2882,14 @@
         </w:tc>
         <w:tc>
           <w:tcPr>
-            <w:tcW w:type="dxa" w:w="1129"/>
+            <w:tcW w:type="dxa" w:w="1870"/>
             <w:vAlign w:val="center"/>
             <w:shd w:fill="FFFFFF"/>
             <w:tcMar>
-              <w:top w:w="80" w:type="dxa"/>
-              <w:bottom w:w="80" w:type="dxa"/>
-              <w:left w:w="100" w:type="dxa"/>
-              <w:right w:w="100" w:type="dxa"/>
+              <w:top w:w="70" w:type="dxa"/>
+              <w:bottom w:w="70" w:type="dxa"/>
+              <w:left w:w="90" w:type="dxa"/>
+              <w:right w:w="90" w:type="dxa"/>
             </w:tcMar>
           </w:tcPr>
           <w:p>
@@ -2901,7 +2901,7 @@
               <w:rPr>
                 <w:rFonts w:ascii="Calibri" w:hAnsi="Calibri"/>
                 <w:color w:val="262626"/>
-                <w:sz w:val="19"/>
+                <w:sz w:val="18"/>
               </w:rPr>
               <w:t>+P</w:t>
             </w:r>
@@ -2909,14 +2909,14 @@
         </w:tc>
         <w:tc>
           <w:tcPr>
-            <w:tcW w:type="dxa" w:w="1129"/>
+            <w:tcW w:type="dxa" w:w="1870"/>
             <w:vAlign w:val="center"/>
             <w:shd w:fill="FFFFFF"/>
             <w:tcMar>
-              <w:top w:w="80" w:type="dxa"/>
-              <w:bottom w:w="80" w:type="dxa"/>
-              <w:left w:w="100" w:type="dxa"/>
-              <w:right w:w="100" w:type="dxa"/>
+              <w:top w:w="70" w:type="dxa"/>
+              <w:bottom w:w="70" w:type="dxa"/>
+              <w:left w:w="90" w:type="dxa"/>
+              <w:right w:w="90" w:type="dxa"/>
             </w:tcMar>
           </w:tcPr>
           <w:p>
@@ -2928,7 +2928,7 @@
               <w:rPr>
                 <w:rFonts w:ascii="Consolas" w:hAnsi="Consolas"/>
                 <w:color w:val="A02828"/>
-                <w:sz w:val="18"/>
+                <w:sz w:val="17"/>
               </w:rPr>
               <w:t>STC-03</w:t>
             </w:r>
@@ -2936,14 +2936,14 @@
         </w:tc>
         <w:tc>
           <w:tcPr>
-            <w:tcW w:type="dxa" w:w="1129"/>
+            <w:tcW w:type="dxa" w:w="1870"/>
             <w:vAlign w:val="center"/>
             <w:shd w:fill="FFFFFF"/>
             <w:tcMar>
-              <w:top w:w="80" w:type="dxa"/>
-              <w:bottom w:w="80" w:type="dxa"/>
-              <w:left w:w="100" w:type="dxa"/>
-              <w:right w:w="100" w:type="dxa"/>
+              <w:top w:w="70" w:type="dxa"/>
+              <w:bottom w:w="70" w:type="dxa"/>
+              <w:left w:w="90" w:type="dxa"/>
+              <w:right w:w="90" w:type="dxa"/>
             </w:tcMar>
           </w:tcPr>
           <w:p>
@@ -2956,7 +2956,7 @@
                 <w:rFonts w:ascii="Calibri" w:hAnsi="Calibri"/>
                 <w:b/>
                 <w:color w:val="262626"/>
-                <w:sz w:val="19"/>
+                <w:sz w:val="18"/>
               </w:rPr>
               <w:t>`STC-602`</w:t>
             </w:r>
@@ -2964,14 +2964,14 @@
         </w:tc>
         <w:tc>
           <w:tcPr>
-            <w:tcW w:type="dxa" w:w="1129"/>
+            <w:tcW w:type="dxa" w:w="1870"/>
             <w:vAlign w:val="center"/>
             <w:shd w:fill="FFFFFF"/>
             <w:tcMar>
-              <w:top w:w="80" w:type="dxa"/>
-              <w:bottom w:w="80" w:type="dxa"/>
-              <w:left w:w="100" w:type="dxa"/>
-              <w:right w:w="100" w:type="dxa"/>
+              <w:top w:w="70" w:type="dxa"/>
+              <w:bottom w:w="70" w:type="dxa"/>
+              <w:left w:w="90" w:type="dxa"/>
+              <w:right w:w="90" w:type="dxa"/>
             </w:tcMar>
           </w:tcPr>
           <w:p>
@@ -2983,7 +2983,7 @@
               <w:rPr>
                 <w:rFonts w:ascii="Consolas" w:hAnsi="Consolas"/>
                 <w:color w:val="A02828"/>
-                <w:sz w:val="18"/>
+                <w:sz w:val="17"/>
               </w:rPr>
               <w:t>STI-416</w:t>
             </w:r>
@@ -2991,7 +2991,7 @@
               <w:rPr>
                 <w:rFonts w:ascii="Calibri" w:hAnsi="Calibri"/>
                 <w:color w:val="262626"/>
-                <w:sz w:val="19"/>
+                <w:sz w:val="18"/>
               </w:rPr>
               <w:t xml:space="preserve"> Web Back End Development</w:t>
             </w:r>
@@ -3004,14 +3004,14 @@
         </w:trPr>
         <w:tc>
           <w:tcPr>
-            <w:tcW w:type="dxa" w:w="1129"/>
+            <w:tcW w:type="dxa" w:w="1870"/>
             <w:vAlign w:val="center"/>
             <w:shd w:fill="F2F5F9"/>
             <w:tcMar>
-              <w:top w:w="80" w:type="dxa"/>
-              <w:bottom w:w="80" w:type="dxa"/>
-              <w:left w:w="100" w:type="dxa"/>
-              <w:right w:w="100" w:type="dxa"/>
+              <w:top w:w="70" w:type="dxa"/>
+              <w:bottom w:w="70" w:type="dxa"/>
+              <w:left w:w="90" w:type="dxa"/>
+              <w:right w:w="90" w:type="dxa"/>
             </w:tcMar>
           </w:tcPr>
           <w:p>
@@ -3024,7 +3024,7 @@
                 <w:rFonts w:ascii="Calibri" w:hAnsi="Calibri"/>
                 <w:b/>
                 <w:color w:val="262626"/>
-                <w:sz w:val="19"/>
+                <w:sz w:val="18"/>
               </w:rPr>
               <w:t>7</w:t>
             </w:r>
@@ -3032,14 +3032,14 @@
         </w:tc>
         <w:tc>
           <w:tcPr>
-            <w:tcW w:type="dxa" w:w="1129"/>
+            <w:tcW w:type="dxa" w:w="1870"/>
             <w:vAlign w:val="center"/>
             <w:shd w:fill="F2F5F9"/>
             <w:tcMar>
-              <w:top w:w="80" w:type="dxa"/>
-              <w:bottom w:w="80" w:type="dxa"/>
-              <w:left w:w="100" w:type="dxa"/>
-              <w:right w:w="100" w:type="dxa"/>
+              <w:top w:w="70" w:type="dxa"/>
+              <w:bottom w:w="70" w:type="dxa"/>
+              <w:left w:w="90" w:type="dxa"/>
+              <w:right w:w="90" w:type="dxa"/>
             </w:tcMar>
           </w:tcPr>
           <w:p>
@@ -3051,7 +3051,7 @@
               <w:rPr>
                 <w:rFonts w:ascii="Calibri" w:hAnsi="Calibri"/>
                 <w:color w:val="262626"/>
-                <w:sz w:val="19"/>
+                <w:sz w:val="18"/>
               </w:rPr>
               <w:t>P1: Integrated Smart Systems</w:t>
             </w:r>
@@ -3059,14 +3059,14 @@
         </w:tc>
         <w:tc>
           <w:tcPr>
-            <w:tcW w:type="dxa" w:w="1129"/>
+            <w:tcW w:type="dxa" w:w="1870"/>
             <w:vAlign w:val="center"/>
             <w:shd w:fill="F2F5F9"/>
             <w:tcMar>
-              <w:top w:w="80" w:type="dxa"/>
-              <w:bottom w:w="80" w:type="dxa"/>
-              <w:left w:w="100" w:type="dxa"/>
-              <w:right w:w="100" w:type="dxa"/>
+              <w:top w:w="70" w:type="dxa"/>
+              <w:bottom w:w="70" w:type="dxa"/>
+              <w:left w:w="90" w:type="dxa"/>
+              <w:right w:w="90" w:type="dxa"/>
             </w:tcMar>
           </w:tcPr>
           <w:p>
@@ -3078,7 +3078,7 @@
               <w:rPr>
                 <w:rFonts w:ascii="Calibri" w:hAnsi="Calibri"/>
                 <w:color w:val="262626"/>
-                <w:sz w:val="19"/>
+                <w:sz w:val="18"/>
               </w:rPr>
               <w:t>MLOps and AI Pipeline</w:t>
             </w:r>
@@ -3086,14 +3086,14 @@
         </w:tc>
         <w:tc>
           <w:tcPr>
-            <w:tcW w:type="dxa" w:w="1129"/>
+            <w:tcW w:type="dxa" w:w="1870"/>
             <w:vAlign w:val="center"/>
             <w:shd w:fill="F2F5F9"/>
             <w:tcMar>
-              <w:top w:w="80" w:type="dxa"/>
-              <w:bottom w:w="80" w:type="dxa"/>
-              <w:left w:w="100" w:type="dxa"/>
-              <w:right w:w="100" w:type="dxa"/>
+              <w:top w:w="70" w:type="dxa"/>
+              <w:bottom w:w="70" w:type="dxa"/>
+              <w:left w:w="90" w:type="dxa"/>
+              <w:right w:w="90" w:type="dxa"/>
             </w:tcMar>
           </w:tcPr>
           <w:p>
@@ -3105,7 +3105,7 @@
               <w:rPr>
                 <w:rFonts w:ascii="Calibri" w:hAnsi="Calibri"/>
                 <w:color w:val="262626"/>
-                <w:sz w:val="19"/>
+                <w:sz w:val="18"/>
               </w:rPr>
               <w:t>3</w:t>
             </w:r>
@@ -3113,14 +3113,14 @@
         </w:tc>
         <w:tc>
           <w:tcPr>
-            <w:tcW w:type="dxa" w:w="1129"/>
+            <w:tcW w:type="dxa" w:w="1870"/>
             <w:vAlign w:val="center"/>
             <w:shd w:fill="F2F5F9"/>
             <w:tcMar>
-              <w:top w:w="80" w:type="dxa"/>
-              <w:bottom w:w="80" w:type="dxa"/>
-              <w:left w:w="100" w:type="dxa"/>
-              <w:right w:w="100" w:type="dxa"/>
+              <w:top w:w="70" w:type="dxa"/>
+              <w:bottom w:w="70" w:type="dxa"/>
+              <w:left w:w="90" w:type="dxa"/>
+              <w:right w:w="90" w:type="dxa"/>
             </w:tcMar>
           </w:tcPr>
           <w:p>
@@ -3132,7 +3132,7 @@
               <w:rPr>
                 <w:rFonts w:ascii="Calibri" w:hAnsi="Calibri"/>
                 <w:color w:val="262626"/>
-                <w:sz w:val="19"/>
+                <w:sz w:val="18"/>
               </w:rPr>
               <w:t>+P</w:t>
             </w:r>
@@ -3140,14 +3140,14 @@
         </w:tc>
         <w:tc>
           <w:tcPr>
-            <w:tcW w:type="dxa" w:w="1129"/>
+            <w:tcW w:type="dxa" w:w="1870"/>
             <w:vAlign w:val="center"/>
             <w:shd w:fill="F2F5F9"/>
             <w:tcMar>
-              <w:top w:w="80" w:type="dxa"/>
-              <w:bottom w:w="80" w:type="dxa"/>
-              <w:left w:w="100" w:type="dxa"/>
-              <w:right w:w="100" w:type="dxa"/>
+              <w:top w:w="70" w:type="dxa"/>
+              <w:bottom w:w="70" w:type="dxa"/>
+              <w:left w:w="90" w:type="dxa"/>
+              <w:right w:w="90" w:type="dxa"/>
             </w:tcMar>
           </w:tcPr>
           <w:p>
@@ -3159,7 +3159,7 @@
               <w:rPr>
                 <w:rFonts w:ascii="Consolas" w:hAnsi="Consolas"/>
                 <w:color w:val="A02828"/>
-                <w:sz w:val="18"/>
+                <w:sz w:val="17"/>
               </w:rPr>
               <w:t>STA-04</w:t>
             </w:r>
@@ -3167,14 +3167,14 @@
         </w:tc>
         <w:tc>
           <w:tcPr>
-            <w:tcW w:type="dxa" w:w="1129"/>
+            <w:tcW w:type="dxa" w:w="1870"/>
             <w:vAlign w:val="center"/>
             <w:shd w:fill="F2F5F9"/>
             <w:tcMar>
-              <w:top w:w="80" w:type="dxa"/>
-              <w:bottom w:w="80" w:type="dxa"/>
-              <w:left w:w="100" w:type="dxa"/>
-              <w:right w:w="100" w:type="dxa"/>
+              <w:top w:w="70" w:type="dxa"/>
+              <w:bottom w:w="70" w:type="dxa"/>
+              <w:left w:w="90" w:type="dxa"/>
+              <w:right w:w="90" w:type="dxa"/>
             </w:tcMar>
           </w:tcPr>
           <w:p>
@@ -3187,7 +3187,7 @@
                 <w:rFonts w:ascii="Calibri" w:hAnsi="Calibri"/>
                 <w:b/>
                 <w:color w:val="262626"/>
-                <w:sz w:val="19"/>
+                <w:sz w:val="18"/>
               </w:rPr>
               <w:t>`STA-701`</w:t>
             </w:r>
@@ -3195,14 +3195,14 @@
         </w:tc>
         <w:tc>
           <w:tcPr>
-            <w:tcW w:type="dxa" w:w="1129"/>
+            <w:tcW w:type="dxa" w:w="1870"/>
             <w:vAlign w:val="center"/>
             <w:shd w:fill="F2F5F9"/>
             <w:tcMar>
-              <w:top w:w="80" w:type="dxa"/>
-              <w:bottom w:w="80" w:type="dxa"/>
-              <w:left w:w="100" w:type="dxa"/>
-              <w:right w:w="100" w:type="dxa"/>
+              <w:top w:w="70" w:type="dxa"/>
+              <w:bottom w:w="70" w:type="dxa"/>
+              <w:left w:w="90" w:type="dxa"/>
+              <w:right w:w="90" w:type="dxa"/>
             </w:tcMar>
           </w:tcPr>
           <w:p>
@@ -3214,7 +3214,7 @@
               <w:rPr>
                 <w:rFonts w:ascii="Consolas" w:hAnsi="Consolas"/>
                 <w:color w:val="A02828"/>
-                <w:sz w:val="18"/>
+                <w:sz w:val="17"/>
               </w:rPr>
               <w:t>STI-413</w:t>
             </w:r>
@@ -3222,7 +3222,7 @@
               <w:rPr>
                 <w:rFonts w:ascii="Calibri" w:hAnsi="Calibri"/>
                 <w:color w:val="262626"/>
-                <w:sz w:val="19"/>
+                <w:sz w:val="18"/>
               </w:rPr>
               <w:t xml:space="preserve"> Machine Learning, </w:t>
             </w:r>
@@ -3230,7 +3230,7 @@
               <w:rPr>
                 <w:rFonts w:ascii="Consolas" w:hAnsi="Consolas"/>
                 <w:color w:val="A02828"/>
-                <w:sz w:val="18"/>
+                <w:sz w:val="17"/>
               </w:rPr>
               <w:t>STI-624</w:t>
             </w:r>
@@ -3238,7 +3238,7 @@
               <w:rPr>
                 <w:rFonts w:ascii="Calibri" w:hAnsi="Calibri"/>
                 <w:color w:val="262626"/>
-                <w:sz w:val="19"/>
+                <w:sz w:val="18"/>
               </w:rPr>
               <w:t xml:space="preserve"> Integrasi AI</w:t>
             </w:r>
@@ -3251,14 +3251,14 @@
         </w:trPr>
         <w:tc>
           <w:tcPr>
-            <w:tcW w:type="dxa" w:w="1129"/>
+            <w:tcW w:type="dxa" w:w="1870"/>
             <w:vAlign w:val="center"/>
             <w:shd w:fill="FFFFFF"/>
             <w:tcMar>
-              <w:top w:w="80" w:type="dxa"/>
-              <w:bottom w:w="80" w:type="dxa"/>
-              <w:left w:w="100" w:type="dxa"/>
-              <w:right w:w="100" w:type="dxa"/>
+              <w:top w:w="70" w:type="dxa"/>
+              <w:bottom w:w="70" w:type="dxa"/>
+              <w:left w:w="90" w:type="dxa"/>
+              <w:right w:w="90" w:type="dxa"/>
             </w:tcMar>
           </w:tcPr>
           <w:p>
@@ -3271,7 +3271,7 @@
                 <w:rFonts w:ascii="Calibri" w:hAnsi="Calibri"/>
                 <w:b/>
                 <w:color w:val="262626"/>
-                <w:sz w:val="19"/>
+                <w:sz w:val="18"/>
               </w:rPr>
               <w:t>7</w:t>
             </w:r>
@@ -3279,14 +3279,14 @@
         </w:tc>
         <w:tc>
           <w:tcPr>
-            <w:tcW w:type="dxa" w:w="1129"/>
+            <w:tcW w:type="dxa" w:w="1870"/>
             <w:vAlign w:val="center"/>
             <w:shd w:fill="FFFFFF"/>
             <w:tcMar>
-              <w:top w:w="80" w:type="dxa"/>
-              <w:bottom w:w="80" w:type="dxa"/>
-              <w:left w:w="100" w:type="dxa"/>
-              <w:right w:w="100" w:type="dxa"/>
+              <w:top w:w="70" w:type="dxa"/>
+              <w:bottom w:w="70" w:type="dxa"/>
+              <w:left w:w="90" w:type="dxa"/>
+              <w:right w:w="90" w:type="dxa"/>
             </w:tcMar>
           </w:tcPr>
           <w:p>
@@ -3298,7 +3298,7 @@
               <w:rPr>
                 <w:rFonts w:ascii="Calibri" w:hAnsi="Calibri"/>
                 <w:color w:val="262626"/>
-                <w:sz w:val="19"/>
+                <w:sz w:val="18"/>
               </w:rPr>
               <w:t>P1: Integrated Smart Systems</w:t>
             </w:r>
@@ -3306,14 +3306,14 @@
         </w:tc>
         <w:tc>
           <w:tcPr>
-            <w:tcW w:type="dxa" w:w="1129"/>
+            <w:tcW w:type="dxa" w:w="1870"/>
             <w:vAlign w:val="center"/>
             <w:shd w:fill="FFFFFF"/>
             <w:tcMar>
-              <w:top w:w="80" w:type="dxa"/>
-              <w:bottom w:w="80" w:type="dxa"/>
-              <w:left w:w="100" w:type="dxa"/>
-              <w:right w:w="100" w:type="dxa"/>
+              <w:top w:w="70" w:type="dxa"/>
+              <w:bottom w:w="70" w:type="dxa"/>
+              <w:left w:w="90" w:type="dxa"/>
+              <w:right w:w="90" w:type="dxa"/>
             </w:tcMar>
           </w:tcPr>
           <w:p>
@@ -3325,7 +3325,7 @@
               <w:rPr>
                 <w:rFonts w:ascii="Calibri" w:hAnsi="Calibri"/>
                 <w:color w:val="262626"/>
-                <w:sz w:val="19"/>
+                <w:sz w:val="18"/>
               </w:rPr>
               <w:t>Conversational AI &amp; Intelligent Assistant</w:t>
             </w:r>
@@ -3333,14 +3333,14 @@
         </w:tc>
         <w:tc>
           <w:tcPr>
-            <w:tcW w:type="dxa" w:w="1129"/>
+            <w:tcW w:type="dxa" w:w="1870"/>
             <w:vAlign w:val="center"/>
             <w:shd w:fill="FFFFFF"/>
             <w:tcMar>
-              <w:top w:w="80" w:type="dxa"/>
-              <w:bottom w:w="80" w:type="dxa"/>
-              <w:left w:w="100" w:type="dxa"/>
-              <w:right w:w="100" w:type="dxa"/>
+              <w:top w:w="70" w:type="dxa"/>
+              <w:bottom w:w="70" w:type="dxa"/>
+              <w:left w:w="90" w:type="dxa"/>
+              <w:right w:w="90" w:type="dxa"/>
             </w:tcMar>
           </w:tcPr>
           <w:p>
@@ -3352,7 +3352,7 @@
               <w:rPr>
                 <w:rFonts w:ascii="Calibri" w:hAnsi="Calibri"/>
                 <w:color w:val="262626"/>
-                <w:sz w:val="19"/>
+                <w:sz w:val="18"/>
               </w:rPr>
               <w:t>3</w:t>
             </w:r>
@@ -3360,14 +3360,14 @@
         </w:tc>
         <w:tc>
           <w:tcPr>
-            <w:tcW w:type="dxa" w:w="1129"/>
+            <w:tcW w:type="dxa" w:w="1870"/>
             <w:vAlign w:val="center"/>
             <w:shd w:fill="FFFFFF"/>
             <w:tcMar>
-              <w:top w:w="80" w:type="dxa"/>
-              <w:bottom w:w="80" w:type="dxa"/>
-              <w:left w:w="100" w:type="dxa"/>
-              <w:right w:w="100" w:type="dxa"/>
+              <w:top w:w="70" w:type="dxa"/>
+              <w:bottom w:w="70" w:type="dxa"/>
+              <w:left w:w="90" w:type="dxa"/>
+              <w:right w:w="90" w:type="dxa"/>
             </w:tcMar>
           </w:tcPr>
           <w:p>
@@ -3379,7 +3379,7 @@
               <w:rPr>
                 <w:rFonts w:ascii="Calibri" w:hAnsi="Calibri"/>
                 <w:color w:val="262626"/>
-                <w:sz w:val="19"/>
+                <w:sz w:val="18"/>
               </w:rPr>
               <w:t>+P</w:t>
             </w:r>
@@ -3387,14 +3387,14 @@
         </w:tc>
         <w:tc>
           <w:tcPr>
-            <w:tcW w:type="dxa" w:w="1129"/>
+            <w:tcW w:type="dxa" w:w="1870"/>
             <w:vAlign w:val="center"/>
             <w:shd w:fill="FFFFFF"/>
             <w:tcMar>
-              <w:top w:w="80" w:type="dxa"/>
-              <w:bottom w:w="80" w:type="dxa"/>
-              <w:left w:w="100" w:type="dxa"/>
-              <w:right w:w="100" w:type="dxa"/>
+              <w:top w:w="70" w:type="dxa"/>
+              <w:bottom w:w="70" w:type="dxa"/>
+              <w:left w:w="90" w:type="dxa"/>
+              <w:right w:w="90" w:type="dxa"/>
             </w:tcMar>
           </w:tcPr>
           <w:p>
@@ -3406,7 +3406,7 @@
               <w:rPr>
                 <w:rFonts w:ascii="Consolas" w:hAnsi="Consolas"/>
                 <w:color w:val="A02828"/>
-                <w:sz w:val="18"/>
+                <w:sz w:val="17"/>
               </w:rPr>
               <w:t>STA-05</w:t>
             </w:r>
@@ -3414,14 +3414,14 @@
         </w:tc>
         <w:tc>
           <w:tcPr>
-            <w:tcW w:type="dxa" w:w="1129"/>
+            <w:tcW w:type="dxa" w:w="1870"/>
             <w:vAlign w:val="center"/>
             <w:shd w:fill="FFFFFF"/>
             <w:tcMar>
-              <w:top w:w="80" w:type="dxa"/>
-              <w:bottom w:w="80" w:type="dxa"/>
-              <w:left w:w="100" w:type="dxa"/>
-              <w:right w:w="100" w:type="dxa"/>
+              <w:top w:w="70" w:type="dxa"/>
+              <w:bottom w:w="70" w:type="dxa"/>
+              <w:left w:w="90" w:type="dxa"/>
+              <w:right w:w="90" w:type="dxa"/>
             </w:tcMar>
           </w:tcPr>
           <w:p>
@@ -3434,7 +3434,7 @@
                 <w:rFonts w:ascii="Calibri" w:hAnsi="Calibri"/>
                 <w:b/>
                 <w:color w:val="262626"/>
-                <w:sz w:val="19"/>
+                <w:sz w:val="18"/>
               </w:rPr>
               <w:t>`STA-702`</w:t>
             </w:r>
@@ -3442,14 +3442,14 @@
         </w:tc>
         <w:tc>
           <w:tcPr>
-            <w:tcW w:type="dxa" w:w="1129"/>
+            <w:tcW w:type="dxa" w:w="1870"/>
             <w:vAlign w:val="center"/>
             <w:shd w:fill="FFFFFF"/>
             <w:tcMar>
-              <w:top w:w="80" w:type="dxa"/>
-              <w:bottom w:w="80" w:type="dxa"/>
-              <w:left w:w="100" w:type="dxa"/>
-              <w:right w:w="100" w:type="dxa"/>
+              <w:top w:w="70" w:type="dxa"/>
+              <w:bottom w:w="70" w:type="dxa"/>
+              <w:left w:w="90" w:type="dxa"/>
+              <w:right w:w="90" w:type="dxa"/>
             </w:tcMar>
           </w:tcPr>
           <w:p>
@@ -3461,7 +3461,7 @@
               <w:rPr>
                 <w:rFonts w:ascii="Consolas" w:hAnsi="Consolas"/>
                 <w:color w:val="A02828"/>
-                <w:sz w:val="18"/>
+                <w:sz w:val="17"/>
               </w:rPr>
               <w:t>STI-413</w:t>
             </w:r>
@@ -3469,7 +3469,7 @@
               <w:rPr>
                 <w:rFonts w:ascii="Calibri" w:hAnsi="Calibri"/>
                 <w:color w:val="262626"/>
-                <w:sz w:val="19"/>
+                <w:sz w:val="18"/>
               </w:rPr>
               <w:t xml:space="preserve"> Machine Learning, </w:t>
             </w:r>
@@ -3477,7 +3477,7 @@
               <w:rPr>
                 <w:rFonts w:ascii="Consolas" w:hAnsi="Consolas"/>
                 <w:color w:val="A02828"/>
-                <w:sz w:val="18"/>
+                <w:sz w:val="17"/>
               </w:rPr>
               <w:t>STI-416</w:t>
             </w:r>
@@ -3485,7 +3485,7 @@
               <w:rPr>
                 <w:rFonts w:ascii="Calibri" w:hAnsi="Calibri"/>
                 <w:color w:val="262626"/>
-                <w:sz w:val="19"/>
+                <w:sz w:val="18"/>
               </w:rPr>
               <w:t xml:space="preserve"> Web Back End</w:t>
             </w:r>
@@ -3498,14 +3498,14 @@
         </w:trPr>
         <w:tc>
           <w:tcPr>
-            <w:tcW w:type="dxa" w:w="1129"/>
+            <w:tcW w:type="dxa" w:w="1870"/>
             <w:vAlign w:val="center"/>
             <w:shd w:fill="F2F5F9"/>
             <w:tcMar>
-              <w:top w:w="80" w:type="dxa"/>
-              <w:bottom w:w="80" w:type="dxa"/>
-              <w:left w:w="100" w:type="dxa"/>
-              <w:right w:w="100" w:type="dxa"/>
+              <w:top w:w="70" w:type="dxa"/>
+              <w:bottom w:w="70" w:type="dxa"/>
+              <w:left w:w="90" w:type="dxa"/>
+              <w:right w:w="90" w:type="dxa"/>
             </w:tcMar>
           </w:tcPr>
           <w:p>
@@ -3518,7 +3518,7 @@
                 <w:rFonts w:ascii="Calibri" w:hAnsi="Calibri"/>
                 <w:b/>
                 <w:color w:val="262626"/>
-                <w:sz w:val="19"/>
+                <w:sz w:val="18"/>
               </w:rPr>
               <w:t>7</w:t>
             </w:r>
@@ -3526,14 +3526,14 @@
         </w:tc>
         <w:tc>
           <w:tcPr>
-            <w:tcW w:type="dxa" w:w="1129"/>
+            <w:tcW w:type="dxa" w:w="1870"/>
             <w:vAlign w:val="center"/>
             <w:shd w:fill="F2F5F9"/>
             <w:tcMar>
-              <w:top w:w="80" w:type="dxa"/>
-              <w:bottom w:w="80" w:type="dxa"/>
-              <w:left w:w="100" w:type="dxa"/>
-              <w:right w:w="100" w:type="dxa"/>
+              <w:top w:w="70" w:type="dxa"/>
+              <w:bottom w:w="70" w:type="dxa"/>
+              <w:left w:w="90" w:type="dxa"/>
+              <w:right w:w="90" w:type="dxa"/>
             </w:tcMar>
           </w:tcPr>
           <w:p>
@@ -3545,7 +3545,7 @@
               <w:rPr>
                 <w:rFonts w:ascii="Calibri" w:hAnsi="Calibri"/>
                 <w:color w:val="262626"/>
-                <w:sz w:val="19"/>
+                <w:sz w:val="18"/>
               </w:rPr>
               <w:t>P1: Integrated Smart Systems</w:t>
             </w:r>
@@ -3553,14 +3553,14 @@
         </w:tc>
         <w:tc>
           <w:tcPr>
-            <w:tcW w:type="dxa" w:w="1129"/>
+            <w:tcW w:type="dxa" w:w="1870"/>
             <w:vAlign w:val="center"/>
             <w:shd w:fill="F2F5F9"/>
             <w:tcMar>
-              <w:top w:w="80" w:type="dxa"/>
-              <w:bottom w:w="80" w:type="dxa"/>
-              <w:left w:w="100" w:type="dxa"/>
-              <w:right w:w="100" w:type="dxa"/>
+              <w:top w:w="70" w:type="dxa"/>
+              <w:bottom w:w="70" w:type="dxa"/>
+              <w:left w:w="90" w:type="dxa"/>
+              <w:right w:w="90" w:type="dxa"/>
             </w:tcMar>
           </w:tcPr>
           <w:p>
@@ -3572,7 +3572,7 @@
               <w:rPr>
                 <w:rFonts w:ascii="Calibri" w:hAnsi="Calibri"/>
                 <w:color w:val="262626"/>
-                <w:sz w:val="19"/>
+                <w:sz w:val="18"/>
               </w:rPr>
               <w:t>Smart Surveillance &amp; IoT Analytics</w:t>
             </w:r>
@@ -3580,14 +3580,14 @@
         </w:tc>
         <w:tc>
           <w:tcPr>
-            <w:tcW w:type="dxa" w:w="1129"/>
+            <w:tcW w:type="dxa" w:w="1870"/>
             <w:vAlign w:val="center"/>
             <w:shd w:fill="F2F5F9"/>
             <w:tcMar>
-              <w:top w:w="80" w:type="dxa"/>
-              <w:bottom w:w="80" w:type="dxa"/>
-              <w:left w:w="100" w:type="dxa"/>
-              <w:right w:w="100" w:type="dxa"/>
+              <w:top w:w="70" w:type="dxa"/>
+              <w:bottom w:w="70" w:type="dxa"/>
+              <w:left w:w="90" w:type="dxa"/>
+              <w:right w:w="90" w:type="dxa"/>
             </w:tcMar>
           </w:tcPr>
           <w:p>
@@ -3599,7 +3599,7 @@
               <w:rPr>
                 <w:rFonts w:ascii="Calibri" w:hAnsi="Calibri"/>
                 <w:color w:val="262626"/>
-                <w:sz w:val="19"/>
+                <w:sz w:val="18"/>
               </w:rPr>
               <w:t>3</w:t>
             </w:r>
@@ -3607,14 +3607,14 @@
         </w:tc>
         <w:tc>
           <w:tcPr>
-            <w:tcW w:type="dxa" w:w="1129"/>
+            <w:tcW w:type="dxa" w:w="1870"/>
             <w:vAlign w:val="center"/>
             <w:shd w:fill="F2F5F9"/>
             <w:tcMar>
-              <w:top w:w="80" w:type="dxa"/>
-              <w:bottom w:w="80" w:type="dxa"/>
-              <w:left w:w="100" w:type="dxa"/>
-              <w:right w:w="100" w:type="dxa"/>
+              <w:top w:w="70" w:type="dxa"/>
+              <w:bottom w:w="70" w:type="dxa"/>
+              <w:left w:w="90" w:type="dxa"/>
+              <w:right w:w="90" w:type="dxa"/>
             </w:tcMar>
           </w:tcPr>
           <w:p>
@@ -3626,7 +3626,7 @@
               <w:rPr>
                 <w:rFonts w:ascii="Calibri" w:hAnsi="Calibri"/>
                 <w:color w:val="262626"/>
-                <w:sz w:val="19"/>
+                <w:sz w:val="18"/>
               </w:rPr>
               <w:t>+P</w:t>
             </w:r>
@@ -3634,14 +3634,14 @@
         </w:tc>
         <w:tc>
           <w:tcPr>
-            <w:tcW w:type="dxa" w:w="1129"/>
+            <w:tcW w:type="dxa" w:w="1870"/>
             <w:vAlign w:val="center"/>
             <w:shd w:fill="F2F5F9"/>
             <w:tcMar>
-              <w:top w:w="80" w:type="dxa"/>
-              <w:bottom w:w="80" w:type="dxa"/>
-              <w:left w:w="100" w:type="dxa"/>
-              <w:right w:w="100" w:type="dxa"/>
+              <w:top w:w="70" w:type="dxa"/>
+              <w:bottom w:w="70" w:type="dxa"/>
+              <w:left w:w="90" w:type="dxa"/>
+              <w:right w:w="90" w:type="dxa"/>
             </w:tcMar>
           </w:tcPr>
           <w:p>
@@ -3653,7 +3653,7 @@
               <w:rPr>
                 <w:rFonts w:ascii="Consolas" w:hAnsi="Consolas"/>
                 <w:color w:val="A02828"/>
-                <w:sz w:val="18"/>
+                <w:sz w:val="17"/>
               </w:rPr>
               <w:t>STA-06</w:t>
             </w:r>
@@ -3661,14 +3661,14 @@
         </w:tc>
         <w:tc>
           <w:tcPr>
-            <w:tcW w:type="dxa" w:w="1129"/>
+            <w:tcW w:type="dxa" w:w="1870"/>
             <w:vAlign w:val="center"/>
             <w:shd w:fill="F2F5F9"/>
             <w:tcMar>
-              <w:top w:w="80" w:type="dxa"/>
-              <w:bottom w:w="80" w:type="dxa"/>
-              <w:left w:w="100" w:type="dxa"/>
-              <w:right w:w="100" w:type="dxa"/>
+              <w:top w:w="70" w:type="dxa"/>
+              <w:bottom w:w="70" w:type="dxa"/>
+              <w:left w:w="90" w:type="dxa"/>
+              <w:right w:w="90" w:type="dxa"/>
             </w:tcMar>
           </w:tcPr>
           <w:p>
@@ -3681,7 +3681,7 @@
                 <w:rFonts w:ascii="Calibri" w:hAnsi="Calibri"/>
                 <w:b/>
                 <w:color w:val="262626"/>
-                <w:sz w:val="19"/>
+                <w:sz w:val="18"/>
               </w:rPr>
               <w:t>`STA-703`</w:t>
             </w:r>
@@ -3689,14 +3689,14 @@
         </w:tc>
         <w:tc>
           <w:tcPr>
-            <w:tcW w:type="dxa" w:w="1129"/>
+            <w:tcW w:type="dxa" w:w="1870"/>
             <w:vAlign w:val="center"/>
             <w:shd w:fill="F2F5F9"/>
             <w:tcMar>
-              <w:top w:w="80" w:type="dxa"/>
-              <w:bottom w:w="80" w:type="dxa"/>
-              <w:left w:w="100" w:type="dxa"/>
-              <w:right w:w="100" w:type="dxa"/>
+              <w:top w:w="70" w:type="dxa"/>
+              <w:bottom w:w="70" w:type="dxa"/>
+              <w:left w:w="90" w:type="dxa"/>
+              <w:right w:w="90" w:type="dxa"/>
             </w:tcMar>
           </w:tcPr>
           <w:p>
@@ -3708,7 +3708,7 @@
               <w:rPr>
                 <w:rFonts w:ascii="Consolas" w:hAnsi="Consolas"/>
                 <w:color w:val="A02828"/>
-                <w:sz w:val="18"/>
+                <w:sz w:val="17"/>
               </w:rPr>
               <w:t>STI-626</w:t>
             </w:r>
@@ -3716,7 +3716,7 @@
               <w:rPr>
                 <w:rFonts w:ascii="Calibri" w:hAnsi="Calibri"/>
                 <w:color w:val="262626"/>
-                <w:sz w:val="19"/>
+                <w:sz w:val="18"/>
               </w:rPr>
               <w:t xml:space="preserve"> Deep Learning, </w:t>
             </w:r>
@@ -3724,7 +3724,7 @@
               <w:rPr>
                 <w:rFonts w:ascii="Consolas" w:hAnsi="Consolas"/>
                 <w:color w:val="A02828"/>
-                <w:sz w:val="18"/>
+                <w:sz w:val="17"/>
               </w:rPr>
               <w:t>STI-521</w:t>
             </w:r>
@@ -3732,7 +3732,7 @@
               <w:rPr>
                 <w:rFonts w:ascii="Calibri" w:hAnsi="Calibri"/>
                 <w:color w:val="262626"/>
-                <w:sz w:val="19"/>
+                <w:sz w:val="18"/>
               </w:rPr>
               <w:t xml:space="preserve"> IoT</w:t>
             </w:r>
@@ -3745,14 +3745,14 @@
         </w:trPr>
         <w:tc>
           <w:tcPr>
-            <w:tcW w:type="dxa" w:w="1129"/>
+            <w:tcW w:type="dxa" w:w="1870"/>
             <w:vAlign w:val="center"/>
             <w:shd w:fill="FFFFFF"/>
             <w:tcMar>
-              <w:top w:w="80" w:type="dxa"/>
-              <w:bottom w:w="80" w:type="dxa"/>
-              <w:left w:w="100" w:type="dxa"/>
-              <w:right w:w="100" w:type="dxa"/>
+              <w:top w:w="70" w:type="dxa"/>
+              <w:bottom w:w="70" w:type="dxa"/>
+              <w:left w:w="90" w:type="dxa"/>
+              <w:right w:w="90" w:type="dxa"/>
             </w:tcMar>
           </w:tcPr>
           <w:p>
@@ -3765,7 +3765,7 @@
                 <w:rFonts w:ascii="Calibri" w:hAnsi="Calibri"/>
                 <w:b/>
                 <w:color w:val="262626"/>
-                <w:sz w:val="19"/>
+                <w:sz w:val="18"/>
               </w:rPr>
               <w:t>7</w:t>
             </w:r>
@@ -3773,14 +3773,14 @@
         </w:tc>
         <w:tc>
           <w:tcPr>
-            <w:tcW w:type="dxa" w:w="1129"/>
+            <w:tcW w:type="dxa" w:w="1870"/>
             <w:vAlign w:val="center"/>
             <w:shd w:fill="FFFFFF"/>
             <w:tcMar>
-              <w:top w:w="80" w:type="dxa"/>
-              <w:bottom w:w="80" w:type="dxa"/>
-              <w:left w:w="100" w:type="dxa"/>
-              <w:right w:w="100" w:type="dxa"/>
+              <w:top w:w="70" w:type="dxa"/>
+              <w:bottom w:w="70" w:type="dxa"/>
+              <w:left w:w="90" w:type="dxa"/>
+              <w:right w:w="90" w:type="dxa"/>
             </w:tcMar>
           </w:tcPr>
           <w:p>
@@ -3792,7 +3792,7 @@
               <w:rPr>
                 <w:rFonts w:ascii="Calibri" w:hAnsi="Calibri"/>
                 <w:color w:val="262626"/>
-                <w:sz w:val="19"/>
+                <w:sz w:val="18"/>
               </w:rPr>
               <w:t>P2: Cloud Infra &amp; Cyber</w:t>
             </w:r>
@@ -3800,14 +3800,14 @@
         </w:tc>
         <w:tc>
           <w:tcPr>
-            <w:tcW w:type="dxa" w:w="1129"/>
+            <w:tcW w:type="dxa" w:w="1870"/>
             <w:vAlign w:val="center"/>
             <w:shd w:fill="FFFFFF"/>
             <w:tcMar>
-              <w:top w:w="80" w:type="dxa"/>
-              <w:bottom w:w="80" w:type="dxa"/>
-              <w:left w:w="100" w:type="dxa"/>
-              <w:right w:w="100" w:type="dxa"/>
+              <w:top w:w="70" w:type="dxa"/>
+              <w:bottom w:w="70" w:type="dxa"/>
+              <w:left w:w="90" w:type="dxa"/>
+              <w:right w:w="90" w:type="dxa"/>
             </w:tcMar>
           </w:tcPr>
           <w:p>
@@ -3819,7 +3819,7 @@
               <w:rPr>
                 <w:rFonts w:ascii="Calibri" w:hAnsi="Calibri"/>
                 <w:color w:val="262626"/>
-                <w:sz w:val="19"/>
+                <w:sz w:val="18"/>
               </w:rPr>
               <w:t>IT Governance &amp; Compliance (COBIT 2019)</w:t>
             </w:r>
@@ -3827,14 +3827,14 @@
         </w:tc>
         <w:tc>
           <w:tcPr>
-            <w:tcW w:type="dxa" w:w="1129"/>
+            <w:tcW w:type="dxa" w:w="1870"/>
             <w:vAlign w:val="center"/>
             <w:shd w:fill="FFFFFF"/>
             <w:tcMar>
-              <w:top w:w="80" w:type="dxa"/>
-              <w:bottom w:w="80" w:type="dxa"/>
-              <w:left w:w="100" w:type="dxa"/>
-              <w:right w:w="100" w:type="dxa"/>
+              <w:top w:w="70" w:type="dxa"/>
+              <w:bottom w:w="70" w:type="dxa"/>
+              <w:left w:w="90" w:type="dxa"/>
+              <w:right w:w="90" w:type="dxa"/>
             </w:tcMar>
           </w:tcPr>
           <w:p>
@@ -3846,7 +3846,7 @@
               <w:rPr>
                 <w:rFonts w:ascii="Calibri" w:hAnsi="Calibri"/>
                 <w:color w:val="262626"/>
-                <w:sz w:val="19"/>
+                <w:sz w:val="18"/>
               </w:rPr>
               <w:t>3</w:t>
             </w:r>
@@ -3854,14 +3854,14 @@
         </w:tc>
         <w:tc>
           <w:tcPr>
-            <w:tcW w:type="dxa" w:w="1129"/>
+            <w:tcW w:type="dxa" w:w="1870"/>
             <w:vAlign w:val="center"/>
             <w:shd w:fill="FFFFFF"/>
             <w:tcMar>
-              <w:top w:w="80" w:type="dxa"/>
-              <w:bottom w:w="80" w:type="dxa"/>
-              <w:left w:w="100" w:type="dxa"/>
-              <w:right w:w="100" w:type="dxa"/>
+              <w:top w:w="70" w:type="dxa"/>
+              <w:bottom w:w="70" w:type="dxa"/>
+              <w:left w:w="90" w:type="dxa"/>
+              <w:right w:w="90" w:type="dxa"/>
             </w:tcMar>
           </w:tcPr>
           <w:p>
@@ -3873,7 +3873,7 @@
               <w:rPr>
                 <w:rFonts w:ascii="Calibri" w:hAnsi="Calibri"/>
                 <w:color w:val="262626"/>
-                <w:sz w:val="19"/>
+                <w:sz w:val="18"/>
               </w:rPr>
               <w:t>Teori</w:t>
             </w:r>
@@ -3881,14 +3881,14 @@
         </w:tc>
         <w:tc>
           <w:tcPr>
-            <w:tcW w:type="dxa" w:w="1129"/>
+            <w:tcW w:type="dxa" w:w="1870"/>
             <w:vAlign w:val="center"/>
             <w:shd w:fill="FFFFFF"/>
             <w:tcMar>
-              <w:top w:w="80" w:type="dxa"/>
-              <w:bottom w:w="80" w:type="dxa"/>
-              <w:left w:w="100" w:type="dxa"/>
-              <w:right w:w="100" w:type="dxa"/>
+              <w:top w:w="70" w:type="dxa"/>
+              <w:bottom w:w="70" w:type="dxa"/>
+              <w:left w:w="90" w:type="dxa"/>
+              <w:right w:w="90" w:type="dxa"/>
             </w:tcMar>
           </w:tcPr>
           <w:p>
@@ -3900,7 +3900,7 @@
               <w:rPr>
                 <w:rFonts w:ascii="Consolas" w:hAnsi="Consolas"/>
                 <w:color w:val="A02828"/>
-                <w:sz w:val="18"/>
+                <w:sz w:val="17"/>
               </w:rPr>
               <w:t>STB-04</w:t>
             </w:r>
@@ -3908,14 +3908,14 @@
         </w:tc>
         <w:tc>
           <w:tcPr>
-            <w:tcW w:type="dxa" w:w="1129"/>
+            <w:tcW w:type="dxa" w:w="1870"/>
             <w:vAlign w:val="center"/>
             <w:shd w:fill="FFFFFF"/>
             <w:tcMar>
-              <w:top w:w="80" w:type="dxa"/>
-              <w:bottom w:w="80" w:type="dxa"/>
-              <w:left w:w="100" w:type="dxa"/>
-              <w:right w:w="100" w:type="dxa"/>
+              <w:top w:w="70" w:type="dxa"/>
+              <w:bottom w:w="70" w:type="dxa"/>
+              <w:left w:w="90" w:type="dxa"/>
+              <w:right w:w="90" w:type="dxa"/>
             </w:tcMar>
           </w:tcPr>
           <w:p>
@@ -3928,7 +3928,7 @@
                 <w:rFonts w:ascii="Calibri" w:hAnsi="Calibri"/>
                 <w:b/>
                 <w:color w:val="262626"/>
-                <w:sz w:val="19"/>
+                <w:sz w:val="18"/>
               </w:rPr>
               <w:t>`STB-701`</w:t>
             </w:r>
@@ -3936,14 +3936,14 @@
         </w:tc>
         <w:tc>
           <w:tcPr>
-            <w:tcW w:type="dxa" w:w="1129"/>
+            <w:tcW w:type="dxa" w:w="1870"/>
             <w:vAlign w:val="center"/>
             <w:shd w:fill="FFFFFF"/>
             <w:tcMar>
-              <w:top w:w="80" w:type="dxa"/>
-              <w:bottom w:w="80" w:type="dxa"/>
-              <w:left w:w="100" w:type="dxa"/>
-              <w:right w:w="100" w:type="dxa"/>
+              <w:top w:w="70" w:type="dxa"/>
+              <w:bottom w:w="70" w:type="dxa"/>
+              <w:left w:w="90" w:type="dxa"/>
+              <w:right w:w="90" w:type="dxa"/>
             </w:tcMar>
           </w:tcPr>
           <w:p>
@@ -3955,7 +3955,7 @@
               <w:rPr>
                 <w:rFonts w:ascii="Consolas" w:hAnsi="Consolas"/>
                 <w:color w:val="A02828"/>
-                <w:sz w:val="18"/>
+                <w:sz w:val="17"/>
               </w:rPr>
               <w:t>STI-101</w:t>
             </w:r>
@@ -3963,7 +3963,7 @@
               <w:rPr>
                 <w:rFonts w:ascii="Calibri" w:hAnsi="Calibri"/>
                 <w:color w:val="262626"/>
-                <w:sz w:val="19"/>
+                <w:sz w:val="18"/>
               </w:rPr>
               <w:t xml:space="preserve"> Pengantar STI</w:t>
             </w:r>
@@ -3976,14 +3976,14 @@
         </w:trPr>
         <w:tc>
           <w:tcPr>
-            <w:tcW w:type="dxa" w:w="1129"/>
+            <w:tcW w:type="dxa" w:w="1870"/>
             <w:vAlign w:val="center"/>
             <w:shd w:fill="F2F5F9"/>
             <w:tcMar>
-              <w:top w:w="80" w:type="dxa"/>
-              <w:bottom w:w="80" w:type="dxa"/>
-              <w:left w:w="100" w:type="dxa"/>
-              <w:right w:w="100" w:type="dxa"/>
+              <w:top w:w="70" w:type="dxa"/>
+              <w:bottom w:w="70" w:type="dxa"/>
+              <w:left w:w="90" w:type="dxa"/>
+              <w:right w:w="90" w:type="dxa"/>
             </w:tcMar>
           </w:tcPr>
           <w:p>
@@ -3996,7 +3996,7 @@
                 <w:rFonts w:ascii="Calibri" w:hAnsi="Calibri"/>
                 <w:b/>
                 <w:color w:val="262626"/>
-                <w:sz w:val="19"/>
+                <w:sz w:val="18"/>
               </w:rPr>
               <w:t>7</w:t>
             </w:r>
@@ -4004,14 +4004,14 @@
         </w:tc>
         <w:tc>
           <w:tcPr>
-            <w:tcW w:type="dxa" w:w="1129"/>
+            <w:tcW w:type="dxa" w:w="1870"/>
             <w:vAlign w:val="center"/>
             <w:shd w:fill="F2F5F9"/>
             <w:tcMar>
-              <w:top w:w="80" w:type="dxa"/>
-              <w:bottom w:w="80" w:type="dxa"/>
-              <w:left w:w="100" w:type="dxa"/>
-              <w:right w:w="100" w:type="dxa"/>
+              <w:top w:w="70" w:type="dxa"/>
+              <w:bottom w:w="70" w:type="dxa"/>
+              <w:left w:w="90" w:type="dxa"/>
+              <w:right w:w="90" w:type="dxa"/>
             </w:tcMar>
           </w:tcPr>
           <w:p>
@@ -4023,7 +4023,7 @@
               <w:rPr>
                 <w:rFonts w:ascii="Calibri" w:hAnsi="Calibri"/>
                 <w:color w:val="262626"/>
-                <w:sz w:val="19"/>
+                <w:sz w:val="18"/>
               </w:rPr>
               <w:t>P2: Cloud Infra &amp; Cyber</w:t>
             </w:r>
@@ -4031,14 +4031,14 @@
         </w:tc>
         <w:tc>
           <w:tcPr>
-            <w:tcW w:type="dxa" w:w="1129"/>
+            <w:tcW w:type="dxa" w:w="1870"/>
             <w:vAlign w:val="center"/>
             <w:shd w:fill="F2F5F9"/>
             <w:tcMar>
-              <w:top w:w="80" w:type="dxa"/>
-              <w:bottom w:w="80" w:type="dxa"/>
-              <w:left w:w="100" w:type="dxa"/>
-              <w:right w:w="100" w:type="dxa"/>
+              <w:top w:w="70" w:type="dxa"/>
+              <w:bottom w:w="70" w:type="dxa"/>
+              <w:left w:w="90" w:type="dxa"/>
+              <w:right w:w="90" w:type="dxa"/>
             </w:tcMar>
           </w:tcPr>
           <w:p>
@@ -4050,7 +4050,7 @@
               <w:rPr>
                 <w:rFonts w:ascii="Calibri" w:hAnsi="Calibri"/>
                 <w:color w:val="262626"/>
-                <w:sz w:val="19"/>
+                <w:sz w:val="18"/>
               </w:rPr>
               <w:t>IT Service Management (ITIL 4)</w:t>
             </w:r>
@@ -4058,14 +4058,14 @@
         </w:tc>
         <w:tc>
           <w:tcPr>
-            <w:tcW w:type="dxa" w:w="1129"/>
+            <w:tcW w:type="dxa" w:w="1870"/>
             <w:vAlign w:val="center"/>
             <w:shd w:fill="F2F5F9"/>
             <w:tcMar>
-              <w:top w:w="80" w:type="dxa"/>
-              <w:bottom w:w="80" w:type="dxa"/>
-              <w:left w:w="100" w:type="dxa"/>
-              <w:right w:w="100" w:type="dxa"/>
+              <w:top w:w="70" w:type="dxa"/>
+              <w:bottom w:w="70" w:type="dxa"/>
+              <w:left w:w="90" w:type="dxa"/>
+              <w:right w:w="90" w:type="dxa"/>
             </w:tcMar>
           </w:tcPr>
           <w:p>
@@ -4077,7 +4077,7 @@
               <w:rPr>
                 <w:rFonts w:ascii="Calibri" w:hAnsi="Calibri"/>
                 <w:color w:val="262626"/>
-                <w:sz w:val="19"/>
+                <w:sz w:val="18"/>
               </w:rPr>
               <w:t>3</w:t>
             </w:r>
@@ -4085,14 +4085,14 @@
         </w:tc>
         <w:tc>
           <w:tcPr>
-            <w:tcW w:type="dxa" w:w="1129"/>
+            <w:tcW w:type="dxa" w:w="1870"/>
             <w:vAlign w:val="center"/>
             <w:shd w:fill="F2F5F9"/>
             <w:tcMar>
-              <w:top w:w="80" w:type="dxa"/>
-              <w:bottom w:w="80" w:type="dxa"/>
-              <w:left w:w="100" w:type="dxa"/>
-              <w:right w:w="100" w:type="dxa"/>
+              <w:top w:w="70" w:type="dxa"/>
+              <w:bottom w:w="70" w:type="dxa"/>
+              <w:left w:w="90" w:type="dxa"/>
+              <w:right w:w="90" w:type="dxa"/>
             </w:tcMar>
           </w:tcPr>
           <w:p>
@@ -4104,7 +4104,7 @@
               <w:rPr>
                 <w:rFonts w:ascii="Calibri" w:hAnsi="Calibri"/>
                 <w:color w:val="262626"/>
-                <w:sz w:val="19"/>
+                <w:sz w:val="18"/>
               </w:rPr>
               <w:t>Teori</w:t>
             </w:r>
@@ -4112,14 +4112,14 @@
         </w:tc>
         <w:tc>
           <w:tcPr>
-            <w:tcW w:type="dxa" w:w="1129"/>
+            <w:tcW w:type="dxa" w:w="1870"/>
             <w:vAlign w:val="center"/>
             <w:shd w:fill="F2F5F9"/>
             <w:tcMar>
-              <w:top w:w="80" w:type="dxa"/>
-              <w:bottom w:w="80" w:type="dxa"/>
-              <w:left w:w="100" w:type="dxa"/>
-              <w:right w:w="100" w:type="dxa"/>
+              <w:top w:w="70" w:type="dxa"/>
+              <w:bottom w:w="70" w:type="dxa"/>
+              <w:left w:w="90" w:type="dxa"/>
+              <w:right w:w="90" w:type="dxa"/>
             </w:tcMar>
           </w:tcPr>
           <w:p>
@@ -4131,7 +4131,7 @@
               <w:rPr>
                 <w:rFonts w:ascii="Consolas" w:hAnsi="Consolas"/>
                 <w:color w:val="A02828"/>
-                <w:sz w:val="18"/>
+                <w:sz w:val="17"/>
               </w:rPr>
               <w:t>STB-05</w:t>
             </w:r>
@@ -4139,14 +4139,14 @@
         </w:tc>
         <w:tc>
           <w:tcPr>
-            <w:tcW w:type="dxa" w:w="1129"/>
+            <w:tcW w:type="dxa" w:w="1870"/>
             <w:vAlign w:val="center"/>
             <w:shd w:fill="F2F5F9"/>
             <w:tcMar>
-              <w:top w:w="80" w:type="dxa"/>
-              <w:bottom w:w="80" w:type="dxa"/>
-              <w:left w:w="100" w:type="dxa"/>
-              <w:right w:w="100" w:type="dxa"/>
+              <w:top w:w="70" w:type="dxa"/>
+              <w:bottom w:w="70" w:type="dxa"/>
+              <w:left w:w="90" w:type="dxa"/>
+              <w:right w:w="90" w:type="dxa"/>
             </w:tcMar>
           </w:tcPr>
           <w:p>
@@ -4159,7 +4159,7 @@
                 <w:rFonts w:ascii="Calibri" w:hAnsi="Calibri"/>
                 <w:b/>
                 <w:color w:val="262626"/>
-                <w:sz w:val="19"/>
+                <w:sz w:val="18"/>
               </w:rPr>
               <w:t>`STB-702`</w:t>
             </w:r>
@@ -4167,14 +4167,14 @@
         </w:tc>
         <w:tc>
           <w:tcPr>
-            <w:tcW w:type="dxa" w:w="1129"/>
+            <w:tcW w:type="dxa" w:w="1870"/>
             <w:vAlign w:val="center"/>
             <w:shd w:fill="F2F5F9"/>
             <w:tcMar>
-              <w:top w:w="80" w:type="dxa"/>
-              <w:bottom w:w="80" w:type="dxa"/>
-              <w:left w:w="100" w:type="dxa"/>
-              <w:right w:w="100" w:type="dxa"/>
+              <w:top w:w="70" w:type="dxa"/>
+              <w:bottom w:w="70" w:type="dxa"/>
+              <w:left w:w="90" w:type="dxa"/>
+              <w:right w:w="90" w:type="dxa"/>
             </w:tcMar>
           </w:tcPr>
           <w:p>
@@ -4186,7 +4186,7 @@
               <w:rPr>
                 <w:rFonts w:ascii="Consolas" w:hAnsi="Consolas"/>
                 <w:color w:val="A02828"/>
-                <w:sz w:val="18"/>
+                <w:sz w:val="17"/>
               </w:rPr>
               <w:t>STI-101</w:t>
             </w:r>
@@ -4194,7 +4194,7 @@
               <w:rPr>
                 <w:rFonts w:ascii="Calibri" w:hAnsi="Calibri"/>
                 <w:color w:val="262626"/>
-                <w:sz w:val="19"/>
+                <w:sz w:val="18"/>
               </w:rPr>
               <w:t xml:space="preserve"> Pengantar STI</w:t>
             </w:r>
@@ -4207,14 +4207,14 @@
         </w:trPr>
         <w:tc>
           <w:tcPr>
-            <w:tcW w:type="dxa" w:w="1129"/>
+            <w:tcW w:type="dxa" w:w="1870"/>
             <w:vAlign w:val="center"/>
             <w:shd w:fill="FFFFFF"/>
             <w:tcMar>
-              <w:top w:w="80" w:type="dxa"/>
-              <w:bottom w:w="80" w:type="dxa"/>
-              <w:left w:w="100" w:type="dxa"/>
-              <w:right w:w="100" w:type="dxa"/>
+              <w:top w:w="70" w:type="dxa"/>
+              <w:bottom w:w="70" w:type="dxa"/>
+              <w:left w:w="90" w:type="dxa"/>
+              <w:right w:w="90" w:type="dxa"/>
             </w:tcMar>
           </w:tcPr>
           <w:p>
@@ -4227,7 +4227,7 @@
                 <w:rFonts w:ascii="Calibri" w:hAnsi="Calibri"/>
                 <w:b/>
                 <w:color w:val="262626"/>
-                <w:sz w:val="19"/>
+                <w:sz w:val="18"/>
               </w:rPr>
               <w:t>7</w:t>
             </w:r>
@@ -4235,14 +4235,14 @@
         </w:tc>
         <w:tc>
           <w:tcPr>
-            <w:tcW w:type="dxa" w:w="1129"/>
+            <w:tcW w:type="dxa" w:w="1870"/>
             <w:vAlign w:val="center"/>
             <w:shd w:fill="FFFFFF"/>
             <w:tcMar>
-              <w:top w:w="80" w:type="dxa"/>
-              <w:bottom w:w="80" w:type="dxa"/>
-              <w:left w:w="100" w:type="dxa"/>
-              <w:right w:w="100" w:type="dxa"/>
+              <w:top w:w="70" w:type="dxa"/>
+              <w:bottom w:w="70" w:type="dxa"/>
+              <w:left w:w="90" w:type="dxa"/>
+              <w:right w:w="90" w:type="dxa"/>
             </w:tcMar>
           </w:tcPr>
           <w:p>
@@ -4254,7 +4254,7 @@
               <w:rPr>
                 <w:rFonts w:ascii="Calibri" w:hAnsi="Calibri"/>
                 <w:color w:val="262626"/>
-                <w:sz w:val="19"/>
+                <w:sz w:val="18"/>
               </w:rPr>
               <w:t>P2: Cloud Infra &amp; Cyber</w:t>
             </w:r>
@@ -4262,14 +4262,14 @@
         </w:tc>
         <w:tc>
           <w:tcPr>
-            <w:tcW w:type="dxa" w:w="1129"/>
+            <w:tcW w:type="dxa" w:w="1870"/>
             <w:vAlign w:val="center"/>
             <w:shd w:fill="FFFFFF"/>
             <w:tcMar>
-              <w:top w:w="80" w:type="dxa"/>
-              <w:bottom w:w="80" w:type="dxa"/>
-              <w:left w:w="100" w:type="dxa"/>
-              <w:right w:w="100" w:type="dxa"/>
+              <w:top w:w="70" w:type="dxa"/>
+              <w:bottom w:w="70" w:type="dxa"/>
+              <w:left w:w="90" w:type="dxa"/>
+              <w:right w:w="90" w:type="dxa"/>
             </w:tcMar>
           </w:tcPr>
           <w:p>
@@ -4281,7 +4281,7 @@
               <w:rPr>
                 <w:rFonts w:ascii="Calibri" w:hAnsi="Calibri"/>
                 <w:color w:val="262626"/>
-                <w:sz w:val="19"/>
+                <w:sz w:val="18"/>
               </w:rPr>
               <w:t>Enterprise Architecture (TOGAF)</w:t>
             </w:r>
@@ -4289,14 +4289,14 @@
         </w:tc>
         <w:tc>
           <w:tcPr>
-            <w:tcW w:type="dxa" w:w="1129"/>
+            <w:tcW w:type="dxa" w:w="1870"/>
             <w:vAlign w:val="center"/>
             <w:shd w:fill="FFFFFF"/>
             <w:tcMar>
-              <w:top w:w="80" w:type="dxa"/>
-              <w:bottom w:w="80" w:type="dxa"/>
-              <w:left w:w="100" w:type="dxa"/>
-              <w:right w:w="100" w:type="dxa"/>
+              <w:top w:w="70" w:type="dxa"/>
+              <w:bottom w:w="70" w:type="dxa"/>
+              <w:left w:w="90" w:type="dxa"/>
+              <w:right w:w="90" w:type="dxa"/>
             </w:tcMar>
           </w:tcPr>
           <w:p>
@@ -4308,7 +4308,7 @@
               <w:rPr>
                 <w:rFonts w:ascii="Calibri" w:hAnsi="Calibri"/>
                 <w:color w:val="262626"/>
-                <w:sz w:val="19"/>
+                <w:sz w:val="18"/>
               </w:rPr>
               <w:t>3</w:t>
             </w:r>
@@ -4316,14 +4316,14 @@
         </w:tc>
         <w:tc>
           <w:tcPr>
-            <w:tcW w:type="dxa" w:w="1129"/>
+            <w:tcW w:type="dxa" w:w="1870"/>
             <w:vAlign w:val="center"/>
             <w:shd w:fill="FFFFFF"/>
             <w:tcMar>
-              <w:top w:w="80" w:type="dxa"/>
-              <w:bottom w:w="80" w:type="dxa"/>
-              <w:left w:w="100" w:type="dxa"/>
-              <w:right w:w="100" w:type="dxa"/>
+              <w:top w:w="70" w:type="dxa"/>
+              <w:bottom w:w="70" w:type="dxa"/>
+              <w:left w:w="90" w:type="dxa"/>
+              <w:right w:w="90" w:type="dxa"/>
             </w:tcMar>
           </w:tcPr>
           <w:p>
@@ -4335,7 +4335,7 @@
               <w:rPr>
                 <w:rFonts w:ascii="Calibri" w:hAnsi="Calibri"/>
                 <w:color w:val="262626"/>
-                <w:sz w:val="19"/>
+                <w:sz w:val="18"/>
               </w:rPr>
               <w:t>Teori</w:t>
             </w:r>
@@ -4343,14 +4343,14 @@
         </w:tc>
         <w:tc>
           <w:tcPr>
-            <w:tcW w:type="dxa" w:w="1129"/>
+            <w:tcW w:type="dxa" w:w="1870"/>
             <w:vAlign w:val="center"/>
             <w:shd w:fill="FFFFFF"/>
             <w:tcMar>
-              <w:top w:w="80" w:type="dxa"/>
-              <w:bottom w:w="80" w:type="dxa"/>
-              <w:left w:w="100" w:type="dxa"/>
-              <w:right w:w="100" w:type="dxa"/>
+              <w:top w:w="70" w:type="dxa"/>
+              <w:bottom w:w="70" w:type="dxa"/>
+              <w:left w:w="90" w:type="dxa"/>
+              <w:right w:w="90" w:type="dxa"/>
             </w:tcMar>
           </w:tcPr>
           <w:p>
@@ -4362,7 +4362,7 @@
               <w:rPr>
                 <w:rFonts w:ascii="Consolas" w:hAnsi="Consolas"/>
                 <w:color w:val="A02828"/>
-                <w:sz w:val="18"/>
+                <w:sz w:val="17"/>
               </w:rPr>
               <w:t>STB-06</w:t>
             </w:r>
@@ -4370,14 +4370,14 @@
         </w:tc>
         <w:tc>
           <w:tcPr>
-            <w:tcW w:type="dxa" w:w="1129"/>
+            <w:tcW w:type="dxa" w:w="1870"/>
             <w:vAlign w:val="center"/>
             <w:shd w:fill="FFFFFF"/>
             <w:tcMar>
-              <w:top w:w="80" w:type="dxa"/>
-              <w:bottom w:w="80" w:type="dxa"/>
-              <w:left w:w="100" w:type="dxa"/>
-              <w:right w:w="100" w:type="dxa"/>
+              <w:top w:w="70" w:type="dxa"/>
+              <w:bottom w:w="70" w:type="dxa"/>
+              <w:left w:w="90" w:type="dxa"/>
+              <w:right w:w="90" w:type="dxa"/>
             </w:tcMar>
           </w:tcPr>
           <w:p>
@@ -4390,7 +4390,7 @@
                 <w:rFonts w:ascii="Calibri" w:hAnsi="Calibri"/>
                 <w:b/>
                 <w:color w:val="262626"/>
-                <w:sz w:val="19"/>
+                <w:sz w:val="18"/>
               </w:rPr>
               <w:t>`STB-703`</w:t>
             </w:r>
@@ -4398,14 +4398,14 @@
         </w:tc>
         <w:tc>
           <w:tcPr>
-            <w:tcW w:type="dxa" w:w="1129"/>
+            <w:tcW w:type="dxa" w:w="1870"/>
             <w:vAlign w:val="center"/>
             <w:shd w:fill="FFFFFF"/>
             <w:tcMar>
-              <w:top w:w="80" w:type="dxa"/>
-              <w:bottom w:w="80" w:type="dxa"/>
-              <w:left w:w="100" w:type="dxa"/>
-              <w:right w:w="100" w:type="dxa"/>
+              <w:top w:w="70" w:type="dxa"/>
+              <w:bottom w:w="70" w:type="dxa"/>
+              <w:left w:w="90" w:type="dxa"/>
+              <w:right w:w="90" w:type="dxa"/>
             </w:tcMar>
           </w:tcPr>
           <w:p>
@@ -4417,7 +4417,7 @@
               <w:rPr>
                 <w:rFonts w:ascii="Consolas" w:hAnsi="Consolas"/>
                 <w:color w:val="A02828"/>
-                <w:sz w:val="18"/>
+                <w:sz w:val="17"/>
               </w:rPr>
               <w:t>STI-306</w:t>
             </w:r>
@@ -4425,7 +4425,7 @@
               <w:rPr>
                 <w:rFonts w:ascii="Calibri" w:hAnsi="Calibri"/>
                 <w:color w:val="262626"/>
-                <w:sz w:val="19"/>
+                <w:sz w:val="18"/>
               </w:rPr>
               <w:t xml:space="preserve"> Analisis &amp; Perancangan Sistem Info</w:t>
             </w:r>
@@ -4438,14 +4438,14 @@
         </w:trPr>
         <w:tc>
           <w:tcPr>
-            <w:tcW w:type="dxa" w:w="1129"/>
+            <w:tcW w:type="dxa" w:w="1870"/>
             <w:vAlign w:val="center"/>
             <w:shd w:fill="F2F5F9"/>
             <w:tcMar>
-              <w:top w:w="80" w:type="dxa"/>
-              <w:bottom w:w="80" w:type="dxa"/>
-              <w:left w:w="100" w:type="dxa"/>
-              <w:right w:w="100" w:type="dxa"/>
+              <w:top w:w="70" w:type="dxa"/>
+              <w:bottom w:w="70" w:type="dxa"/>
+              <w:left w:w="90" w:type="dxa"/>
+              <w:right w:w="90" w:type="dxa"/>
             </w:tcMar>
           </w:tcPr>
           <w:p>
@@ -4458,7 +4458,7 @@
                 <w:rFonts w:ascii="Calibri" w:hAnsi="Calibri"/>
                 <w:b/>
                 <w:color w:val="262626"/>
-                <w:sz w:val="19"/>
+                <w:sz w:val="18"/>
               </w:rPr>
               <w:t>7</w:t>
             </w:r>
@@ -4466,14 +4466,14 @@
         </w:tc>
         <w:tc>
           <w:tcPr>
-            <w:tcW w:type="dxa" w:w="1129"/>
+            <w:tcW w:type="dxa" w:w="1870"/>
             <w:vAlign w:val="center"/>
             <w:shd w:fill="F2F5F9"/>
             <w:tcMar>
-              <w:top w:w="80" w:type="dxa"/>
-              <w:bottom w:w="80" w:type="dxa"/>
-              <w:left w:w="100" w:type="dxa"/>
-              <w:right w:w="100" w:type="dxa"/>
+              <w:top w:w="70" w:type="dxa"/>
+              <w:bottom w:w="70" w:type="dxa"/>
+              <w:left w:w="90" w:type="dxa"/>
+              <w:right w:w="90" w:type="dxa"/>
             </w:tcMar>
           </w:tcPr>
           <w:p>
@@ -4485,7 +4485,7 @@
               <w:rPr>
                 <w:rFonts w:ascii="Calibri" w:hAnsi="Calibri"/>
                 <w:color w:val="262626"/>
-                <w:sz w:val="19"/>
+                <w:sz w:val="18"/>
               </w:rPr>
               <w:t>P3: Digital Platform Eng</w:t>
             </w:r>
@@ -4493,14 +4493,14 @@
         </w:tc>
         <w:tc>
           <w:tcPr>
-            <w:tcW w:type="dxa" w:w="1129"/>
+            <w:tcW w:type="dxa" w:w="1870"/>
             <w:vAlign w:val="center"/>
             <w:shd w:fill="F2F5F9"/>
             <w:tcMar>
-              <w:top w:w="80" w:type="dxa"/>
-              <w:bottom w:w="80" w:type="dxa"/>
-              <w:left w:w="100" w:type="dxa"/>
-              <w:right w:w="100" w:type="dxa"/>
+              <w:top w:w="70" w:type="dxa"/>
+              <w:bottom w:w="70" w:type="dxa"/>
+              <w:left w:w="90" w:type="dxa"/>
+              <w:right w:w="90" w:type="dxa"/>
             </w:tcMar>
           </w:tcPr>
           <w:p>
@@ -4512,7 +4512,7 @@
               <w:rPr>
                 <w:rFonts w:ascii="Calibri" w:hAnsi="Calibri"/>
                 <w:color w:val="262626"/>
-                <w:sz w:val="19"/>
+                <w:sz w:val="18"/>
               </w:rPr>
               <w:t>Immersive Media &amp; XR Development</w:t>
             </w:r>
@@ -4520,14 +4520,14 @@
         </w:tc>
         <w:tc>
           <w:tcPr>
-            <w:tcW w:type="dxa" w:w="1129"/>
+            <w:tcW w:type="dxa" w:w="1870"/>
             <w:vAlign w:val="center"/>
             <w:shd w:fill="F2F5F9"/>
             <w:tcMar>
-              <w:top w:w="80" w:type="dxa"/>
-              <w:bottom w:w="80" w:type="dxa"/>
-              <w:left w:w="100" w:type="dxa"/>
-              <w:right w:w="100" w:type="dxa"/>
+              <w:top w:w="70" w:type="dxa"/>
+              <w:bottom w:w="70" w:type="dxa"/>
+              <w:left w:w="90" w:type="dxa"/>
+              <w:right w:w="90" w:type="dxa"/>
             </w:tcMar>
           </w:tcPr>
           <w:p>
@@ -4539,7 +4539,7 @@
               <w:rPr>
                 <w:rFonts w:ascii="Calibri" w:hAnsi="Calibri"/>
                 <w:color w:val="262626"/>
-                <w:sz w:val="19"/>
+                <w:sz w:val="18"/>
               </w:rPr>
               <w:t>3</w:t>
             </w:r>
@@ -4547,14 +4547,14 @@
         </w:tc>
         <w:tc>
           <w:tcPr>
-            <w:tcW w:type="dxa" w:w="1129"/>
+            <w:tcW w:type="dxa" w:w="1870"/>
             <w:vAlign w:val="center"/>
             <w:shd w:fill="F2F5F9"/>
             <w:tcMar>
-              <w:top w:w="80" w:type="dxa"/>
-              <w:bottom w:w="80" w:type="dxa"/>
-              <w:left w:w="100" w:type="dxa"/>
-              <w:right w:w="100" w:type="dxa"/>
+              <w:top w:w="70" w:type="dxa"/>
+              <w:bottom w:w="70" w:type="dxa"/>
+              <w:left w:w="90" w:type="dxa"/>
+              <w:right w:w="90" w:type="dxa"/>
             </w:tcMar>
           </w:tcPr>
           <w:p>
@@ -4566,7 +4566,7 @@
               <w:rPr>
                 <w:rFonts w:ascii="Calibri" w:hAnsi="Calibri"/>
                 <w:color w:val="262626"/>
-                <w:sz w:val="19"/>
+                <w:sz w:val="18"/>
               </w:rPr>
               <w:t>+P</w:t>
             </w:r>
@@ -4574,14 +4574,14 @@
         </w:tc>
         <w:tc>
           <w:tcPr>
-            <w:tcW w:type="dxa" w:w="1129"/>
+            <w:tcW w:type="dxa" w:w="1870"/>
             <w:vAlign w:val="center"/>
             <w:shd w:fill="F2F5F9"/>
             <w:tcMar>
-              <w:top w:w="80" w:type="dxa"/>
-              <w:bottom w:w="80" w:type="dxa"/>
-              <w:left w:w="100" w:type="dxa"/>
-              <w:right w:w="100" w:type="dxa"/>
+              <w:top w:w="70" w:type="dxa"/>
+              <w:bottom w:w="70" w:type="dxa"/>
+              <w:left w:w="90" w:type="dxa"/>
+              <w:right w:w="90" w:type="dxa"/>
             </w:tcMar>
           </w:tcPr>
           <w:p>
@@ -4593,7 +4593,7 @@
               <w:rPr>
                 <w:rFonts w:ascii="Consolas" w:hAnsi="Consolas"/>
                 <w:color w:val="A02828"/>
-                <w:sz w:val="18"/>
+                <w:sz w:val="17"/>
               </w:rPr>
               <w:t>STC-04</w:t>
             </w:r>
@@ -4601,14 +4601,14 @@
         </w:tc>
         <w:tc>
           <w:tcPr>
-            <w:tcW w:type="dxa" w:w="1129"/>
+            <w:tcW w:type="dxa" w:w="1870"/>
             <w:vAlign w:val="center"/>
             <w:shd w:fill="F2F5F9"/>
             <w:tcMar>
-              <w:top w:w="80" w:type="dxa"/>
-              <w:bottom w:w="80" w:type="dxa"/>
-              <w:left w:w="100" w:type="dxa"/>
-              <w:right w:w="100" w:type="dxa"/>
+              <w:top w:w="70" w:type="dxa"/>
+              <w:bottom w:w="70" w:type="dxa"/>
+              <w:left w:w="90" w:type="dxa"/>
+              <w:right w:w="90" w:type="dxa"/>
             </w:tcMar>
           </w:tcPr>
           <w:p>
@@ -4621,7 +4621,7 @@
                 <w:rFonts w:ascii="Calibri" w:hAnsi="Calibri"/>
                 <w:b/>
                 <w:color w:val="262626"/>
-                <w:sz w:val="19"/>
+                <w:sz w:val="18"/>
               </w:rPr>
               <w:t>`STC-701`</w:t>
             </w:r>
@@ -4629,14 +4629,14 @@
         </w:tc>
         <w:tc>
           <w:tcPr>
-            <w:tcW w:type="dxa" w:w="1129"/>
+            <w:tcW w:type="dxa" w:w="1870"/>
             <w:vAlign w:val="center"/>
             <w:shd w:fill="F2F5F9"/>
             <w:tcMar>
-              <w:top w:w="80" w:type="dxa"/>
-              <w:bottom w:w="80" w:type="dxa"/>
-              <w:left w:w="100" w:type="dxa"/>
-              <w:right w:w="100" w:type="dxa"/>
+              <w:top w:w="70" w:type="dxa"/>
+              <w:bottom w:w="70" w:type="dxa"/>
+              <w:left w:w="90" w:type="dxa"/>
+              <w:right w:w="90" w:type="dxa"/>
             </w:tcMar>
           </w:tcPr>
           <w:p>
@@ -4648,7 +4648,7 @@
               <w:rPr>
                 <w:rFonts w:ascii="Consolas" w:hAnsi="Consolas"/>
                 <w:color w:val="A02828"/>
-                <w:sz w:val="18"/>
+                <w:sz w:val="17"/>
               </w:rPr>
               <w:t>STI-311</w:t>
             </w:r>
@@ -4656,7 +4656,7 @@
               <w:rPr>
                 <w:rFonts w:ascii="Calibri" w:hAnsi="Calibri"/>
                 <w:color w:val="262626"/>
-                <w:sz w:val="19"/>
+                <w:sz w:val="18"/>
               </w:rPr>
               <w:t xml:space="preserve"> Web Front End Development</w:t>
             </w:r>
@@ -4669,14 +4669,14 @@
         </w:trPr>
         <w:tc>
           <w:tcPr>
-            <w:tcW w:type="dxa" w:w="1129"/>
+            <w:tcW w:type="dxa" w:w="1870"/>
             <w:vAlign w:val="center"/>
             <w:shd w:fill="FFFFFF"/>
             <w:tcMar>
-              <w:top w:w="80" w:type="dxa"/>
-              <w:bottom w:w="80" w:type="dxa"/>
-              <w:left w:w="100" w:type="dxa"/>
-              <w:right w:w="100" w:type="dxa"/>
+              <w:top w:w="70" w:type="dxa"/>
+              <w:bottom w:w="70" w:type="dxa"/>
+              <w:left w:w="90" w:type="dxa"/>
+              <w:right w:w="90" w:type="dxa"/>
             </w:tcMar>
           </w:tcPr>
           <w:p>
@@ -4689,7 +4689,7 @@
                 <w:rFonts w:ascii="Calibri" w:hAnsi="Calibri"/>
                 <w:b/>
                 <w:color w:val="262626"/>
-                <w:sz w:val="19"/>
+                <w:sz w:val="18"/>
               </w:rPr>
               <w:t>7</w:t>
             </w:r>
@@ -4697,14 +4697,14 @@
         </w:tc>
         <w:tc>
           <w:tcPr>
-            <w:tcW w:type="dxa" w:w="1129"/>
+            <w:tcW w:type="dxa" w:w="1870"/>
             <w:vAlign w:val="center"/>
             <w:shd w:fill="FFFFFF"/>
             <w:tcMar>
-              <w:top w:w="80" w:type="dxa"/>
-              <w:bottom w:w="80" w:type="dxa"/>
-              <w:left w:w="100" w:type="dxa"/>
-              <w:right w:w="100" w:type="dxa"/>
+              <w:top w:w="70" w:type="dxa"/>
+              <w:bottom w:w="70" w:type="dxa"/>
+              <w:left w:w="90" w:type="dxa"/>
+              <w:right w:w="90" w:type="dxa"/>
             </w:tcMar>
           </w:tcPr>
           <w:p>
@@ -4716,7 +4716,7 @@
               <w:rPr>
                 <w:rFonts w:ascii="Calibri" w:hAnsi="Calibri"/>
                 <w:color w:val="262626"/>
-                <w:sz w:val="19"/>
+                <w:sz w:val="18"/>
               </w:rPr>
               <w:t>P3: Digital Platform Eng</w:t>
             </w:r>
@@ -4724,14 +4724,14 @@
         </w:tc>
         <w:tc>
           <w:tcPr>
-            <w:tcW w:type="dxa" w:w="1129"/>
+            <w:tcW w:type="dxa" w:w="1870"/>
             <w:vAlign w:val="center"/>
             <w:shd w:fill="FFFFFF"/>
             <w:tcMar>
-              <w:top w:w="80" w:type="dxa"/>
-              <w:bottom w:w="80" w:type="dxa"/>
-              <w:left w:w="100" w:type="dxa"/>
-              <w:right w:w="100" w:type="dxa"/>
+              <w:top w:w="70" w:type="dxa"/>
+              <w:bottom w:w="70" w:type="dxa"/>
+              <w:left w:w="90" w:type="dxa"/>
+              <w:right w:w="90" w:type="dxa"/>
             </w:tcMar>
           </w:tcPr>
           <w:p>
@@ -4743,7 +4743,7 @@
               <w:rPr>
                 <w:rFonts w:ascii="Calibri" w:hAnsi="Calibri"/>
                 <w:color w:val="262626"/>
-                <w:sz w:val="19"/>
+                <w:sz w:val="18"/>
               </w:rPr>
               <w:t>SaaS Architecture &amp; Multi-Tenancy</w:t>
             </w:r>
@@ -4751,14 +4751,14 @@
         </w:tc>
         <w:tc>
           <w:tcPr>
-            <w:tcW w:type="dxa" w:w="1129"/>
+            <w:tcW w:type="dxa" w:w="1870"/>
             <w:vAlign w:val="center"/>
             <w:shd w:fill="FFFFFF"/>
             <w:tcMar>
-              <w:top w:w="80" w:type="dxa"/>
-              <w:bottom w:w="80" w:type="dxa"/>
-              <w:left w:w="100" w:type="dxa"/>
-              <w:right w:w="100" w:type="dxa"/>
+              <w:top w:w="70" w:type="dxa"/>
+              <w:bottom w:w="70" w:type="dxa"/>
+              <w:left w:w="90" w:type="dxa"/>
+              <w:right w:w="90" w:type="dxa"/>
             </w:tcMar>
           </w:tcPr>
           <w:p>
@@ -4770,7 +4770,7 @@
               <w:rPr>
                 <w:rFonts w:ascii="Calibri" w:hAnsi="Calibri"/>
                 <w:color w:val="262626"/>
-                <w:sz w:val="19"/>
+                <w:sz w:val="18"/>
               </w:rPr>
               <w:t>3</w:t>
             </w:r>
@@ -4778,14 +4778,14 @@
         </w:tc>
         <w:tc>
           <w:tcPr>
-            <w:tcW w:type="dxa" w:w="1129"/>
+            <w:tcW w:type="dxa" w:w="1870"/>
             <w:vAlign w:val="center"/>
             <w:shd w:fill="FFFFFF"/>
             <w:tcMar>
-              <w:top w:w="80" w:type="dxa"/>
-              <w:bottom w:w="80" w:type="dxa"/>
-              <w:left w:w="100" w:type="dxa"/>
-              <w:right w:w="100" w:type="dxa"/>
+              <w:top w:w="70" w:type="dxa"/>
+              <w:bottom w:w="70" w:type="dxa"/>
+              <w:left w:w="90" w:type="dxa"/>
+              <w:right w:w="90" w:type="dxa"/>
             </w:tcMar>
           </w:tcPr>
           <w:p>
@@ -4797,7 +4797,7 @@
               <w:rPr>
                 <w:rFonts w:ascii="Calibri" w:hAnsi="Calibri"/>
                 <w:color w:val="262626"/>
-                <w:sz w:val="19"/>
+                <w:sz w:val="18"/>
               </w:rPr>
               <w:t>+P</w:t>
             </w:r>
@@ -4805,14 +4805,14 @@
         </w:tc>
         <w:tc>
           <w:tcPr>
-            <w:tcW w:type="dxa" w:w="1129"/>
+            <w:tcW w:type="dxa" w:w="1870"/>
             <w:vAlign w:val="center"/>
             <w:shd w:fill="FFFFFF"/>
             <w:tcMar>
-              <w:top w:w="80" w:type="dxa"/>
-              <w:bottom w:w="80" w:type="dxa"/>
-              <w:left w:w="100" w:type="dxa"/>
-              <w:right w:w="100" w:type="dxa"/>
+              <w:top w:w="70" w:type="dxa"/>
+              <w:bottom w:w="70" w:type="dxa"/>
+              <w:left w:w="90" w:type="dxa"/>
+              <w:right w:w="90" w:type="dxa"/>
             </w:tcMar>
           </w:tcPr>
           <w:p>
@@ -4824,7 +4824,7 @@
               <w:rPr>
                 <w:rFonts w:ascii="Consolas" w:hAnsi="Consolas"/>
                 <w:color w:val="A02828"/>
-                <w:sz w:val="18"/>
+                <w:sz w:val="17"/>
               </w:rPr>
               <w:t>STC-05</w:t>
             </w:r>
@@ -4832,14 +4832,14 @@
         </w:tc>
         <w:tc>
           <w:tcPr>
-            <w:tcW w:type="dxa" w:w="1129"/>
+            <w:tcW w:type="dxa" w:w="1870"/>
             <w:vAlign w:val="center"/>
             <w:shd w:fill="FFFFFF"/>
             <w:tcMar>
-              <w:top w:w="80" w:type="dxa"/>
-              <w:bottom w:w="80" w:type="dxa"/>
-              <w:left w:w="100" w:type="dxa"/>
-              <w:right w:w="100" w:type="dxa"/>
+              <w:top w:w="70" w:type="dxa"/>
+              <w:bottom w:w="70" w:type="dxa"/>
+              <w:left w:w="90" w:type="dxa"/>
+              <w:right w:w="90" w:type="dxa"/>
             </w:tcMar>
           </w:tcPr>
           <w:p>
@@ -4852,7 +4852,7 @@
                 <w:rFonts w:ascii="Calibri" w:hAnsi="Calibri"/>
                 <w:b/>
                 <w:color w:val="262626"/>
-                <w:sz w:val="19"/>
+                <w:sz w:val="18"/>
               </w:rPr>
               <w:t>`STC-702`</w:t>
             </w:r>
@@ -4860,14 +4860,14 @@
         </w:tc>
         <w:tc>
           <w:tcPr>
-            <w:tcW w:type="dxa" w:w="1129"/>
+            <w:tcW w:type="dxa" w:w="1870"/>
             <w:vAlign w:val="center"/>
             <w:shd w:fill="FFFFFF"/>
             <w:tcMar>
-              <w:top w:w="80" w:type="dxa"/>
-              <w:bottom w:w="80" w:type="dxa"/>
-              <w:left w:w="100" w:type="dxa"/>
-              <w:right w:w="100" w:type="dxa"/>
+              <w:top w:w="70" w:type="dxa"/>
+              <w:bottom w:w="70" w:type="dxa"/>
+              <w:left w:w="90" w:type="dxa"/>
+              <w:right w:w="90" w:type="dxa"/>
             </w:tcMar>
           </w:tcPr>
           <w:p>
@@ -4879,7 +4879,7 @@
               <w:rPr>
                 <w:rFonts w:ascii="Consolas" w:hAnsi="Consolas"/>
                 <w:color w:val="A02828"/>
-                <w:sz w:val="18"/>
+                <w:sz w:val="17"/>
               </w:rPr>
               <w:t>STI-416</w:t>
             </w:r>
@@ -4887,7 +4887,7 @@
               <w:rPr>
                 <w:rFonts w:ascii="Calibri" w:hAnsi="Calibri"/>
                 <w:color w:val="262626"/>
-                <w:sz w:val="19"/>
+                <w:sz w:val="18"/>
               </w:rPr>
               <w:t xml:space="preserve"> Web Back End Development</w:t>
             </w:r>
@@ -4900,14 +4900,14 @@
         </w:trPr>
         <w:tc>
           <w:tcPr>
-            <w:tcW w:type="dxa" w:w="1129"/>
+            <w:tcW w:type="dxa" w:w="1870"/>
             <w:vAlign w:val="center"/>
             <w:shd w:fill="F2F5F9"/>
             <w:tcMar>
-              <w:top w:w="80" w:type="dxa"/>
-              <w:bottom w:w="80" w:type="dxa"/>
-              <w:left w:w="100" w:type="dxa"/>
-              <w:right w:w="100" w:type="dxa"/>
+              <w:top w:w="70" w:type="dxa"/>
+              <w:bottom w:w="70" w:type="dxa"/>
+              <w:left w:w="90" w:type="dxa"/>
+              <w:right w:w="90" w:type="dxa"/>
             </w:tcMar>
           </w:tcPr>
           <w:p>
@@ -4920,7 +4920,7 @@
                 <w:rFonts w:ascii="Calibri" w:hAnsi="Calibri"/>
                 <w:b/>
                 <w:color w:val="262626"/>
-                <w:sz w:val="19"/>
+                <w:sz w:val="18"/>
               </w:rPr>
               <w:t>7</w:t>
             </w:r>
@@ -4928,14 +4928,14 @@
         </w:tc>
         <w:tc>
           <w:tcPr>
-            <w:tcW w:type="dxa" w:w="1129"/>
+            <w:tcW w:type="dxa" w:w="1870"/>
             <w:vAlign w:val="center"/>
             <w:shd w:fill="F2F5F9"/>
             <w:tcMar>
-              <w:top w:w="80" w:type="dxa"/>
-              <w:bottom w:w="80" w:type="dxa"/>
-              <w:left w:w="100" w:type="dxa"/>
-              <w:right w:w="100" w:type="dxa"/>
+              <w:top w:w="70" w:type="dxa"/>
+              <w:bottom w:w="70" w:type="dxa"/>
+              <w:left w:w="90" w:type="dxa"/>
+              <w:right w:w="90" w:type="dxa"/>
             </w:tcMar>
           </w:tcPr>
           <w:p>
@@ -4947,7 +4947,7 @@
               <w:rPr>
                 <w:rFonts w:ascii="Calibri" w:hAnsi="Calibri"/>
                 <w:color w:val="262626"/>
-                <w:sz w:val="19"/>
+                <w:sz w:val="18"/>
               </w:rPr>
               <w:t>P3: Digital Platform Eng</w:t>
             </w:r>
@@ -4955,14 +4955,14 @@
         </w:tc>
         <w:tc>
           <w:tcPr>
-            <w:tcW w:type="dxa" w:w="1129"/>
+            <w:tcW w:type="dxa" w:w="1870"/>
             <w:vAlign w:val="center"/>
             <w:shd w:fill="F2F5F9"/>
             <w:tcMar>
-              <w:top w:w="80" w:type="dxa"/>
-              <w:bottom w:w="80" w:type="dxa"/>
-              <w:left w:w="100" w:type="dxa"/>
-              <w:right w:w="100" w:type="dxa"/>
+              <w:top w:w="70" w:type="dxa"/>
+              <w:bottom w:w="70" w:type="dxa"/>
+              <w:left w:w="90" w:type="dxa"/>
+              <w:right w:w="90" w:type="dxa"/>
             </w:tcMar>
           </w:tcPr>
           <w:p>
@@ -4974,7 +4974,7 @@
               <w:rPr>
                 <w:rFonts w:ascii="Calibri" w:hAnsi="Calibri"/>
                 <w:color w:val="262626"/>
-                <w:sz w:val="19"/>
+                <w:sz w:val="18"/>
               </w:rPr>
               <w:t>Digital Product Management &amp; Agile</w:t>
             </w:r>
@@ -4982,14 +4982,14 @@
         </w:tc>
         <w:tc>
           <w:tcPr>
-            <w:tcW w:type="dxa" w:w="1129"/>
+            <w:tcW w:type="dxa" w:w="1870"/>
             <w:vAlign w:val="center"/>
             <w:shd w:fill="F2F5F9"/>
             <w:tcMar>
-              <w:top w:w="80" w:type="dxa"/>
-              <w:bottom w:w="80" w:type="dxa"/>
-              <w:left w:w="100" w:type="dxa"/>
-              <w:right w:w="100" w:type="dxa"/>
+              <w:top w:w="70" w:type="dxa"/>
+              <w:bottom w:w="70" w:type="dxa"/>
+              <w:left w:w="90" w:type="dxa"/>
+              <w:right w:w="90" w:type="dxa"/>
             </w:tcMar>
           </w:tcPr>
           <w:p>
@@ -5001,7 +5001,7 @@
               <w:rPr>
                 <w:rFonts w:ascii="Calibri" w:hAnsi="Calibri"/>
                 <w:color w:val="262626"/>
-                <w:sz w:val="19"/>
+                <w:sz w:val="18"/>
               </w:rPr>
               <w:t>3</w:t>
             </w:r>
@@ -5009,14 +5009,14 @@
         </w:tc>
         <w:tc>
           <w:tcPr>
-            <w:tcW w:type="dxa" w:w="1129"/>
+            <w:tcW w:type="dxa" w:w="1870"/>
             <w:vAlign w:val="center"/>
             <w:shd w:fill="F2F5F9"/>
             <w:tcMar>
-              <w:top w:w="80" w:type="dxa"/>
-              <w:bottom w:w="80" w:type="dxa"/>
-              <w:left w:w="100" w:type="dxa"/>
-              <w:right w:w="100" w:type="dxa"/>
+              <w:top w:w="70" w:type="dxa"/>
+              <w:bottom w:w="70" w:type="dxa"/>
+              <w:left w:w="90" w:type="dxa"/>
+              <w:right w:w="90" w:type="dxa"/>
             </w:tcMar>
           </w:tcPr>
           <w:p>
@@ -5028,7 +5028,7 @@
               <w:rPr>
                 <w:rFonts w:ascii="Calibri" w:hAnsi="Calibri"/>
                 <w:color w:val="262626"/>
-                <w:sz w:val="19"/>
+                <w:sz w:val="18"/>
               </w:rPr>
               <w:t>Teori</w:t>
             </w:r>
@@ -5036,14 +5036,14 @@
         </w:tc>
         <w:tc>
           <w:tcPr>
-            <w:tcW w:type="dxa" w:w="1129"/>
+            <w:tcW w:type="dxa" w:w="1870"/>
             <w:vAlign w:val="center"/>
             <w:shd w:fill="F2F5F9"/>
             <w:tcMar>
-              <w:top w:w="80" w:type="dxa"/>
-              <w:bottom w:w="80" w:type="dxa"/>
-              <w:left w:w="100" w:type="dxa"/>
-              <w:right w:w="100" w:type="dxa"/>
+              <w:top w:w="70" w:type="dxa"/>
+              <w:bottom w:w="70" w:type="dxa"/>
+              <w:left w:w="90" w:type="dxa"/>
+              <w:right w:w="90" w:type="dxa"/>
             </w:tcMar>
           </w:tcPr>
           <w:p>
@@ -5055,7 +5055,7 @@
               <w:rPr>
                 <w:rFonts w:ascii="Consolas" w:hAnsi="Consolas"/>
                 <w:color w:val="A02828"/>
-                <w:sz w:val="18"/>
+                <w:sz w:val="17"/>
               </w:rPr>
               <w:t>STC-06</w:t>
             </w:r>
@@ -5063,14 +5063,14 @@
         </w:tc>
         <w:tc>
           <w:tcPr>
-            <w:tcW w:type="dxa" w:w="1129"/>
+            <w:tcW w:type="dxa" w:w="1870"/>
             <w:vAlign w:val="center"/>
             <w:shd w:fill="F2F5F9"/>
             <w:tcMar>
-              <w:top w:w="80" w:type="dxa"/>
-              <w:bottom w:w="80" w:type="dxa"/>
-              <w:left w:w="100" w:type="dxa"/>
-              <w:right w:w="100" w:type="dxa"/>
+              <w:top w:w="70" w:type="dxa"/>
+              <w:bottom w:w="70" w:type="dxa"/>
+              <w:left w:w="90" w:type="dxa"/>
+              <w:right w:w="90" w:type="dxa"/>
             </w:tcMar>
           </w:tcPr>
           <w:p>
@@ -5083,7 +5083,7 @@
                 <w:rFonts w:ascii="Calibri" w:hAnsi="Calibri"/>
                 <w:b/>
                 <w:color w:val="262626"/>
-                <w:sz w:val="19"/>
+                <w:sz w:val="18"/>
               </w:rPr>
               <w:t>`STC-703`</w:t>
             </w:r>
@@ -5091,14 +5091,14 @@
         </w:tc>
         <w:tc>
           <w:tcPr>
-            <w:tcW w:type="dxa" w:w="1129"/>
+            <w:tcW w:type="dxa" w:w="1870"/>
             <w:vAlign w:val="center"/>
             <w:shd w:fill="F2F5F9"/>
             <w:tcMar>
-              <w:top w:w="80" w:type="dxa"/>
-              <w:bottom w:w="80" w:type="dxa"/>
-              <w:left w:w="100" w:type="dxa"/>
-              <w:right w:w="100" w:type="dxa"/>
+              <w:top w:w="70" w:type="dxa"/>
+              <w:bottom w:w="70" w:type="dxa"/>
+              <w:left w:w="90" w:type="dxa"/>
+              <w:right w:w="90" w:type="dxa"/>
             </w:tcMar>
           </w:tcPr>
           <w:p>
@@ -5110,7 +5110,7 @@
               <w:rPr>
                 <w:rFonts w:ascii="Consolas" w:hAnsi="Consolas"/>
                 <w:color w:val="A02828"/>
-                <w:sz w:val="18"/>
+                <w:sz w:val="17"/>
               </w:rPr>
               <w:t>STI-523</w:t>
             </w:r>
@@ -5118,7 +5118,7 @@
               <w:rPr>
                 <w:rFonts w:ascii="Calibri" w:hAnsi="Calibri"/>
                 <w:color w:val="262626"/>
-                <w:sz w:val="19"/>
+                <w:sz w:val="18"/>
               </w:rPr>
               <w:t xml:space="preserve"> Manajemen Proyek TI</w:t>
             </w:r>
@@ -5128,7 +5128,7 @@
     </w:tbl>
     <w:p>
       <w:pPr>
-        <w:spacing w:after="120"/>
+        <w:spacing w:after="100"/>
       </w:pPr>
     </w:p>
     <w:p>
@@ -5138,9 +5138,9 @@
       <w:r>
         <w:rPr>
           <w:color w:val="C8D2E1"/>
-          <w:sz w:val="16"/>
+          <w:sz w:val="14"/>
         </w:rPr>
-        <w:t>_________________________________________________________________________________</w:t>
+        <w:t>————————————————————————————————————————————————————————————————————————————————————————————————————————————————————————</w:t>
       </w:r>
     </w:p>
     <w:p>
@@ -5204,11 +5204,11 @@
         </w:tblBorders>
       </w:tblPr>
       <w:tblGrid>
-        <w:gridCol w:w="1806"/>
-        <w:gridCol w:w="1806"/>
-        <w:gridCol w:w="1806"/>
-        <w:gridCol w:w="1806"/>
-        <w:gridCol w:w="1806"/>
+        <w:gridCol w:w="2992"/>
+        <w:gridCol w:w="2992"/>
+        <w:gridCol w:w="2992"/>
+        <w:gridCol w:w="2992"/>
+        <w:gridCol w:w="2992"/>
       </w:tblGrid>
       <w:tr>
         <w:trPr>
@@ -5218,7 +5218,7 @@
         </w:trPr>
         <w:tc>
           <w:tcPr>
-            <w:tcW w:type="dxa" w:w="1806"/>
+            <w:tcW w:type="dxa" w:w="2992"/>
             <w:vAlign w:val="center"/>
             <w:shd w:fill="1F3864"/>
             <w:tcMar>
@@ -5246,7 +5246,7 @@
         </w:tc>
         <w:tc>
           <w:tcPr>
-            <w:tcW w:type="dxa" w:w="1806"/>
+            <w:tcW w:type="dxa" w:w="2992"/>
             <w:vAlign w:val="center"/>
             <w:shd w:fill="1F3864"/>
             <w:tcMar>
@@ -5274,7 +5274,7 @@
         </w:tc>
         <w:tc>
           <w:tcPr>
-            <w:tcW w:type="dxa" w:w="1806"/>
+            <w:tcW w:type="dxa" w:w="2992"/>
             <w:vAlign w:val="center"/>
             <w:shd w:fill="1F3864"/>
             <w:tcMar>
@@ -5302,7 +5302,7 @@
         </w:tc>
         <w:tc>
           <w:tcPr>
-            <w:tcW w:type="dxa" w:w="1806"/>
+            <w:tcW w:type="dxa" w:w="2992"/>
             <w:vAlign w:val="center"/>
             <w:shd w:fill="1F3864"/>
             <w:tcMar>
@@ -5330,7 +5330,7 @@
         </w:tc>
         <w:tc>
           <w:tcPr>
-            <w:tcW w:type="dxa" w:w="1806"/>
+            <w:tcW w:type="dxa" w:w="2992"/>
             <w:vAlign w:val="center"/>
             <w:shd w:fill="1F3864"/>
             <w:tcMar>
@@ -5363,14 +5363,14 @@
         </w:trPr>
         <w:tc>
           <w:tcPr>
-            <w:tcW w:type="dxa" w:w="1806"/>
+            <w:tcW w:type="dxa" w:w="2992"/>
             <w:vAlign w:val="center"/>
             <w:shd w:fill="FFFFFF"/>
             <w:tcMar>
-              <w:top w:w="80" w:type="dxa"/>
-              <w:bottom w:w="80" w:type="dxa"/>
-              <w:left w:w="100" w:type="dxa"/>
-              <w:right w:w="100" w:type="dxa"/>
+              <w:top w:w="70" w:type="dxa"/>
+              <w:bottom w:w="70" w:type="dxa"/>
+              <w:left w:w="90" w:type="dxa"/>
+              <w:right w:w="90" w:type="dxa"/>
             </w:tcMar>
           </w:tcPr>
           <w:p>
@@ -5391,14 +5391,14 @@
         </w:tc>
         <w:tc>
           <w:tcPr>
-            <w:tcW w:type="dxa" w:w="1806"/>
+            <w:tcW w:type="dxa" w:w="2992"/>
             <w:vAlign w:val="center"/>
             <w:shd w:fill="FFFFFF"/>
             <w:tcMar>
-              <w:top w:w="80" w:type="dxa"/>
-              <w:bottom w:w="80" w:type="dxa"/>
-              <w:left w:w="100" w:type="dxa"/>
-              <w:right w:w="100" w:type="dxa"/>
+              <w:top w:w="70" w:type="dxa"/>
+              <w:bottom w:w="70" w:type="dxa"/>
+              <w:left w:w="90" w:type="dxa"/>
+              <w:right w:w="90" w:type="dxa"/>
             </w:tcMar>
           </w:tcPr>
           <w:p>
@@ -5418,14 +5418,14 @@
         </w:tc>
         <w:tc>
           <w:tcPr>
-            <w:tcW w:type="dxa" w:w="1806"/>
+            <w:tcW w:type="dxa" w:w="2992"/>
             <w:vAlign w:val="center"/>
             <w:shd w:fill="FFFFFF"/>
             <w:tcMar>
-              <w:top w:w="80" w:type="dxa"/>
-              <w:bottom w:w="80" w:type="dxa"/>
-              <w:left w:w="100" w:type="dxa"/>
-              <w:right w:w="100" w:type="dxa"/>
+              <w:top w:w="70" w:type="dxa"/>
+              <w:bottom w:w="70" w:type="dxa"/>
+              <w:left w:w="90" w:type="dxa"/>
+              <w:right w:w="90" w:type="dxa"/>
             </w:tcMar>
           </w:tcPr>
           <w:p>
@@ -5445,14 +5445,14 @@
         </w:tc>
         <w:tc>
           <w:tcPr>
-            <w:tcW w:type="dxa" w:w="1806"/>
+            <w:tcW w:type="dxa" w:w="2992"/>
             <w:vAlign w:val="center"/>
             <w:shd w:fill="FFFFFF"/>
             <w:tcMar>
-              <w:top w:w="80" w:type="dxa"/>
-              <w:bottom w:w="80" w:type="dxa"/>
-              <w:left w:w="100" w:type="dxa"/>
-              <w:right w:w="100" w:type="dxa"/>
+              <w:top w:w="70" w:type="dxa"/>
+              <w:bottom w:w="70" w:type="dxa"/>
+              <w:left w:w="90" w:type="dxa"/>
+              <w:right w:w="90" w:type="dxa"/>
             </w:tcMar>
           </w:tcPr>
           <w:p>
@@ -5472,14 +5472,14 @@
         </w:tc>
         <w:tc>
           <w:tcPr>
-            <w:tcW w:type="dxa" w:w="1806"/>
+            <w:tcW w:type="dxa" w:w="2992"/>
             <w:vAlign w:val="center"/>
             <w:shd w:fill="FFFFFF"/>
             <w:tcMar>
-              <w:top w:w="80" w:type="dxa"/>
-              <w:bottom w:w="80" w:type="dxa"/>
-              <w:left w:w="100" w:type="dxa"/>
-              <w:right w:w="100" w:type="dxa"/>
+              <w:top w:w="70" w:type="dxa"/>
+              <w:bottom w:w="70" w:type="dxa"/>
+              <w:left w:w="90" w:type="dxa"/>
+              <w:right w:w="90" w:type="dxa"/>
             </w:tcMar>
           </w:tcPr>
           <w:p>
@@ -5505,14 +5505,14 @@
         </w:trPr>
         <w:tc>
           <w:tcPr>
-            <w:tcW w:type="dxa" w:w="1806"/>
+            <w:tcW w:type="dxa" w:w="2992"/>
             <w:vAlign w:val="center"/>
             <w:shd w:fill="F2F5F9"/>
             <w:tcMar>
-              <w:top w:w="80" w:type="dxa"/>
-              <w:bottom w:w="80" w:type="dxa"/>
-              <w:left w:w="100" w:type="dxa"/>
-              <w:right w:w="100" w:type="dxa"/>
+              <w:top w:w="70" w:type="dxa"/>
+              <w:bottom w:w="70" w:type="dxa"/>
+              <w:left w:w="90" w:type="dxa"/>
+              <w:right w:w="90" w:type="dxa"/>
             </w:tcMar>
           </w:tcPr>
           <w:p>
@@ -5533,14 +5533,14 @@
         </w:tc>
         <w:tc>
           <w:tcPr>
-            <w:tcW w:type="dxa" w:w="1806"/>
+            <w:tcW w:type="dxa" w:w="2992"/>
             <w:vAlign w:val="center"/>
             <w:shd w:fill="F2F5F9"/>
             <w:tcMar>
-              <w:top w:w="80" w:type="dxa"/>
-              <w:bottom w:w="80" w:type="dxa"/>
-              <w:left w:w="100" w:type="dxa"/>
-              <w:right w:w="100" w:type="dxa"/>
+              <w:top w:w="70" w:type="dxa"/>
+              <w:bottom w:w="70" w:type="dxa"/>
+              <w:left w:w="90" w:type="dxa"/>
+              <w:right w:w="90" w:type="dxa"/>
             </w:tcMar>
           </w:tcPr>
           <w:p>
@@ -5560,14 +5560,14 @@
         </w:tc>
         <w:tc>
           <w:tcPr>
-            <w:tcW w:type="dxa" w:w="1806"/>
+            <w:tcW w:type="dxa" w:w="2992"/>
             <w:vAlign w:val="center"/>
             <w:shd w:fill="F2F5F9"/>
             <w:tcMar>
-              <w:top w:w="80" w:type="dxa"/>
-              <w:bottom w:w="80" w:type="dxa"/>
-              <w:left w:w="100" w:type="dxa"/>
-              <w:right w:w="100" w:type="dxa"/>
+              <w:top w:w="70" w:type="dxa"/>
+              <w:bottom w:w="70" w:type="dxa"/>
+              <w:left w:w="90" w:type="dxa"/>
+              <w:right w:w="90" w:type="dxa"/>
             </w:tcMar>
           </w:tcPr>
           <w:p>
@@ -5587,14 +5587,14 @@
         </w:tc>
         <w:tc>
           <w:tcPr>
-            <w:tcW w:type="dxa" w:w="1806"/>
+            <w:tcW w:type="dxa" w:w="2992"/>
             <w:vAlign w:val="center"/>
             <w:shd w:fill="F2F5F9"/>
             <w:tcMar>
-              <w:top w:w="80" w:type="dxa"/>
-              <w:bottom w:w="80" w:type="dxa"/>
-              <w:left w:w="100" w:type="dxa"/>
-              <w:right w:w="100" w:type="dxa"/>
+              <w:top w:w="70" w:type="dxa"/>
+              <w:bottom w:w="70" w:type="dxa"/>
+              <w:left w:w="90" w:type="dxa"/>
+              <w:right w:w="90" w:type="dxa"/>
             </w:tcMar>
           </w:tcPr>
           <w:p>
@@ -5614,14 +5614,14 @@
         </w:tc>
         <w:tc>
           <w:tcPr>
-            <w:tcW w:type="dxa" w:w="1806"/>
+            <w:tcW w:type="dxa" w:w="2992"/>
             <w:vAlign w:val="center"/>
             <w:shd w:fill="F2F5F9"/>
             <w:tcMar>
-              <w:top w:w="80" w:type="dxa"/>
-              <w:bottom w:w="80" w:type="dxa"/>
-              <w:left w:w="100" w:type="dxa"/>
-              <w:right w:w="100" w:type="dxa"/>
+              <w:top w:w="70" w:type="dxa"/>
+              <w:bottom w:w="70" w:type="dxa"/>
+              <w:left w:w="90" w:type="dxa"/>
+              <w:right w:w="90" w:type="dxa"/>
             </w:tcMar>
           </w:tcPr>
           <w:p>
@@ -5647,14 +5647,14 @@
         </w:trPr>
         <w:tc>
           <w:tcPr>
-            <w:tcW w:type="dxa" w:w="1806"/>
+            <w:tcW w:type="dxa" w:w="2992"/>
             <w:vAlign w:val="center"/>
             <w:shd w:fill="FFFFFF"/>
             <w:tcMar>
-              <w:top w:w="80" w:type="dxa"/>
-              <w:bottom w:w="80" w:type="dxa"/>
-              <w:left w:w="100" w:type="dxa"/>
-              <w:right w:w="100" w:type="dxa"/>
+              <w:top w:w="70" w:type="dxa"/>
+              <w:bottom w:w="70" w:type="dxa"/>
+              <w:left w:w="90" w:type="dxa"/>
+              <w:right w:w="90" w:type="dxa"/>
             </w:tcMar>
           </w:tcPr>
           <w:p>
@@ -5675,14 +5675,14 @@
         </w:tc>
         <w:tc>
           <w:tcPr>
-            <w:tcW w:type="dxa" w:w="1806"/>
+            <w:tcW w:type="dxa" w:w="2992"/>
             <w:vAlign w:val="center"/>
             <w:shd w:fill="FFFFFF"/>
             <w:tcMar>
-              <w:top w:w="80" w:type="dxa"/>
-              <w:bottom w:w="80" w:type="dxa"/>
-              <w:left w:w="100" w:type="dxa"/>
-              <w:right w:w="100" w:type="dxa"/>
+              <w:top w:w="70" w:type="dxa"/>
+              <w:bottom w:w="70" w:type="dxa"/>
+              <w:left w:w="90" w:type="dxa"/>
+              <w:right w:w="90" w:type="dxa"/>
             </w:tcMar>
           </w:tcPr>
           <w:p>
@@ -5702,14 +5702,14 @@
         </w:tc>
         <w:tc>
           <w:tcPr>
-            <w:tcW w:type="dxa" w:w="1806"/>
+            <w:tcW w:type="dxa" w:w="2992"/>
             <w:vAlign w:val="center"/>
             <w:shd w:fill="FFFFFF"/>
             <w:tcMar>
-              <w:top w:w="80" w:type="dxa"/>
-              <w:bottom w:w="80" w:type="dxa"/>
-              <w:left w:w="100" w:type="dxa"/>
-              <w:right w:w="100" w:type="dxa"/>
+              <w:top w:w="70" w:type="dxa"/>
+              <w:bottom w:w="70" w:type="dxa"/>
+              <w:left w:w="90" w:type="dxa"/>
+              <w:right w:w="90" w:type="dxa"/>
             </w:tcMar>
           </w:tcPr>
           <w:p>
@@ -5729,14 +5729,14 @@
         </w:tc>
         <w:tc>
           <w:tcPr>
-            <w:tcW w:type="dxa" w:w="1806"/>
+            <w:tcW w:type="dxa" w:w="2992"/>
             <w:vAlign w:val="center"/>
             <w:shd w:fill="FFFFFF"/>
             <w:tcMar>
-              <w:top w:w="80" w:type="dxa"/>
-              <w:bottom w:w="80" w:type="dxa"/>
-              <w:left w:w="100" w:type="dxa"/>
-              <w:right w:w="100" w:type="dxa"/>
+              <w:top w:w="70" w:type="dxa"/>
+              <w:bottom w:w="70" w:type="dxa"/>
+              <w:left w:w="90" w:type="dxa"/>
+              <w:right w:w="90" w:type="dxa"/>
             </w:tcMar>
           </w:tcPr>
           <w:p>
@@ -5756,14 +5756,14 @@
         </w:tc>
         <w:tc>
           <w:tcPr>
-            <w:tcW w:type="dxa" w:w="1806"/>
+            <w:tcW w:type="dxa" w:w="2992"/>
             <w:vAlign w:val="center"/>
             <w:shd w:fill="FFFFFF"/>
             <w:tcMar>
-              <w:top w:w="80" w:type="dxa"/>
-              <w:bottom w:w="80" w:type="dxa"/>
-              <w:left w:w="100" w:type="dxa"/>
-              <w:right w:w="100" w:type="dxa"/>
+              <w:top w:w="70" w:type="dxa"/>
+              <w:bottom w:w="70" w:type="dxa"/>
+              <w:left w:w="90" w:type="dxa"/>
+              <w:right w:w="90" w:type="dxa"/>
             </w:tcMar>
           </w:tcPr>
           <w:p>
@@ -5789,14 +5789,14 @@
         </w:trPr>
         <w:tc>
           <w:tcPr>
-            <w:tcW w:type="dxa" w:w="1806"/>
+            <w:tcW w:type="dxa" w:w="2992"/>
             <w:vAlign w:val="center"/>
             <w:shd w:fill="F2F5F9"/>
             <w:tcMar>
-              <w:top w:w="80" w:type="dxa"/>
-              <w:bottom w:w="80" w:type="dxa"/>
-              <w:left w:w="100" w:type="dxa"/>
-              <w:right w:w="100" w:type="dxa"/>
+              <w:top w:w="70" w:type="dxa"/>
+              <w:bottom w:w="70" w:type="dxa"/>
+              <w:left w:w="90" w:type="dxa"/>
+              <w:right w:w="90" w:type="dxa"/>
             </w:tcMar>
           </w:tcPr>
           <w:p>
@@ -5817,14 +5817,14 @@
         </w:tc>
         <w:tc>
           <w:tcPr>
-            <w:tcW w:type="dxa" w:w="1806"/>
+            <w:tcW w:type="dxa" w:w="2992"/>
             <w:vAlign w:val="center"/>
             <w:shd w:fill="F2F5F9"/>
             <w:tcMar>
-              <w:top w:w="80" w:type="dxa"/>
-              <w:bottom w:w="80" w:type="dxa"/>
-              <w:left w:w="100" w:type="dxa"/>
-              <w:right w:w="100" w:type="dxa"/>
+              <w:top w:w="70" w:type="dxa"/>
+              <w:bottom w:w="70" w:type="dxa"/>
+              <w:left w:w="90" w:type="dxa"/>
+              <w:right w:w="90" w:type="dxa"/>
             </w:tcMar>
           </w:tcPr>
           <w:p>
@@ -5844,14 +5844,14 @@
         </w:tc>
         <w:tc>
           <w:tcPr>
-            <w:tcW w:type="dxa" w:w="1806"/>
+            <w:tcW w:type="dxa" w:w="2992"/>
             <w:vAlign w:val="center"/>
             <w:shd w:fill="F2F5F9"/>
             <w:tcMar>
-              <w:top w:w="80" w:type="dxa"/>
-              <w:bottom w:w="80" w:type="dxa"/>
-              <w:left w:w="100" w:type="dxa"/>
-              <w:right w:w="100" w:type="dxa"/>
+              <w:top w:w="70" w:type="dxa"/>
+              <w:bottom w:w="70" w:type="dxa"/>
+              <w:left w:w="90" w:type="dxa"/>
+              <w:right w:w="90" w:type="dxa"/>
             </w:tcMar>
           </w:tcPr>
           <w:p>
@@ -5871,14 +5871,14 @@
         </w:tc>
         <w:tc>
           <w:tcPr>
-            <w:tcW w:type="dxa" w:w="1806"/>
+            <w:tcW w:type="dxa" w:w="2992"/>
             <w:vAlign w:val="center"/>
             <w:shd w:fill="F2F5F9"/>
             <w:tcMar>
-              <w:top w:w="80" w:type="dxa"/>
-              <w:bottom w:w="80" w:type="dxa"/>
-              <w:left w:w="100" w:type="dxa"/>
-              <w:right w:w="100" w:type="dxa"/>
+              <w:top w:w="70" w:type="dxa"/>
+              <w:bottom w:w="70" w:type="dxa"/>
+              <w:left w:w="90" w:type="dxa"/>
+              <w:right w:w="90" w:type="dxa"/>
             </w:tcMar>
           </w:tcPr>
           <w:p>
@@ -5898,14 +5898,14 @@
         </w:tc>
         <w:tc>
           <w:tcPr>
-            <w:tcW w:type="dxa" w:w="1806"/>
+            <w:tcW w:type="dxa" w:w="2992"/>
             <w:vAlign w:val="center"/>
             <w:shd w:fill="F2F5F9"/>
             <w:tcMar>
-              <w:top w:w="80" w:type="dxa"/>
-              <w:bottom w:w="80" w:type="dxa"/>
-              <w:left w:w="100" w:type="dxa"/>
-              <w:right w:w="100" w:type="dxa"/>
+              <w:top w:w="70" w:type="dxa"/>
+              <w:bottom w:w="70" w:type="dxa"/>
+              <w:left w:w="90" w:type="dxa"/>
+              <w:right w:w="90" w:type="dxa"/>
             </w:tcMar>
           </w:tcPr>
           <w:p>
@@ -5931,14 +5931,14 @@
         </w:trPr>
         <w:tc>
           <w:tcPr>
-            <w:tcW w:type="dxa" w:w="1806"/>
+            <w:tcW w:type="dxa" w:w="2992"/>
             <w:vAlign w:val="center"/>
             <w:shd w:fill="FFFFFF"/>
             <w:tcMar>
-              <w:top w:w="80" w:type="dxa"/>
-              <w:bottom w:w="80" w:type="dxa"/>
-              <w:left w:w="100" w:type="dxa"/>
-              <w:right w:w="100" w:type="dxa"/>
+              <w:top w:w="70" w:type="dxa"/>
+              <w:bottom w:w="70" w:type="dxa"/>
+              <w:left w:w="90" w:type="dxa"/>
+              <w:right w:w="90" w:type="dxa"/>
             </w:tcMar>
           </w:tcPr>
           <w:p>
@@ -5959,14 +5959,14 @@
         </w:tc>
         <w:tc>
           <w:tcPr>
-            <w:tcW w:type="dxa" w:w="1806"/>
+            <w:tcW w:type="dxa" w:w="2992"/>
             <w:vAlign w:val="center"/>
             <w:shd w:fill="FFFFFF"/>
             <w:tcMar>
-              <w:top w:w="80" w:type="dxa"/>
-              <w:bottom w:w="80" w:type="dxa"/>
-              <w:left w:w="100" w:type="dxa"/>
-              <w:right w:w="100" w:type="dxa"/>
+              <w:top w:w="70" w:type="dxa"/>
+              <w:bottom w:w="70" w:type="dxa"/>
+              <w:left w:w="90" w:type="dxa"/>
+              <w:right w:w="90" w:type="dxa"/>
             </w:tcMar>
           </w:tcPr>
           <w:p>
@@ -5986,14 +5986,14 @@
         </w:tc>
         <w:tc>
           <w:tcPr>
-            <w:tcW w:type="dxa" w:w="1806"/>
+            <w:tcW w:type="dxa" w:w="2992"/>
             <w:vAlign w:val="center"/>
             <w:shd w:fill="FFFFFF"/>
             <w:tcMar>
-              <w:top w:w="80" w:type="dxa"/>
-              <w:bottom w:w="80" w:type="dxa"/>
-              <w:left w:w="100" w:type="dxa"/>
-              <w:right w:w="100" w:type="dxa"/>
+              <w:top w:w="70" w:type="dxa"/>
+              <w:bottom w:w="70" w:type="dxa"/>
+              <w:left w:w="90" w:type="dxa"/>
+              <w:right w:w="90" w:type="dxa"/>
             </w:tcMar>
           </w:tcPr>
           <w:p>
@@ -6013,14 +6013,14 @@
         </w:tc>
         <w:tc>
           <w:tcPr>
-            <w:tcW w:type="dxa" w:w="1806"/>
+            <w:tcW w:type="dxa" w:w="2992"/>
             <w:vAlign w:val="center"/>
             <w:shd w:fill="FFFFFF"/>
             <w:tcMar>
-              <w:top w:w="80" w:type="dxa"/>
-              <w:bottom w:w="80" w:type="dxa"/>
-              <w:left w:w="100" w:type="dxa"/>
-              <w:right w:w="100" w:type="dxa"/>
+              <w:top w:w="70" w:type="dxa"/>
+              <w:bottom w:w="70" w:type="dxa"/>
+              <w:left w:w="90" w:type="dxa"/>
+              <w:right w:w="90" w:type="dxa"/>
             </w:tcMar>
           </w:tcPr>
           <w:p>
@@ -6040,14 +6040,14 @@
         </w:tc>
         <w:tc>
           <w:tcPr>
-            <w:tcW w:type="dxa" w:w="1806"/>
+            <w:tcW w:type="dxa" w:w="2992"/>
             <w:vAlign w:val="center"/>
             <w:shd w:fill="FFFFFF"/>
             <w:tcMar>
-              <w:top w:w="80" w:type="dxa"/>
-              <w:bottom w:w="80" w:type="dxa"/>
-              <w:left w:w="100" w:type="dxa"/>
-              <w:right w:w="100" w:type="dxa"/>
+              <w:top w:w="70" w:type="dxa"/>
+              <w:bottom w:w="70" w:type="dxa"/>
+              <w:left w:w="90" w:type="dxa"/>
+              <w:right w:w="90" w:type="dxa"/>
             </w:tcMar>
           </w:tcPr>
           <w:p>
@@ -6073,14 +6073,14 @@
         </w:trPr>
         <w:tc>
           <w:tcPr>
-            <w:tcW w:type="dxa" w:w="1806"/>
+            <w:tcW w:type="dxa" w:w="2992"/>
             <w:vAlign w:val="center"/>
             <w:shd w:fill="F2F5F9"/>
             <w:tcMar>
-              <w:top w:w="80" w:type="dxa"/>
-              <w:bottom w:w="80" w:type="dxa"/>
-              <w:left w:w="100" w:type="dxa"/>
-              <w:right w:w="100" w:type="dxa"/>
+              <w:top w:w="70" w:type="dxa"/>
+              <w:bottom w:w="70" w:type="dxa"/>
+              <w:left w:w="90" w:type="dxa"/>
+              <w:right w:w="90" w:type="dxa"/>
             </w:tcMar>
           </w:tcPr>
           <w:p>
@@ -6101,14 +6101,14 @@
         </w:tc>
         <w:tc>
           <w:tcPr>
-            <w:tcW w:type="dxa" w:w="1806"/>
+            <w:tcW w:type="dxa" w:w="2992"/>
             <w:vAlign w:val="center"/>
             <w:shd w:fill="F2F5F9"/>
             <w:tcMar>
-              <w:top w:w="80" w:type="dxa"/>
-              <w:bottom w:w="80" w:type="dxa"/>
-              <w:left w:w="100" w:type="dxa"/>
-              <w:right w:w="100" w:type="dxa"/>
+              <w:top w:w="70" w:type="dxa"/>
+              <w:bottom w:w="70" w:type="dxa"/>
+              <w:left w:w="90" w:type="dxa"/>
+              <w:right w:w="90" w:type="dxa"/>
             </w:tcMar>
           </w:tcPr>
           <w:p>
@@ -6128,14 +6128,14 @@
         </w:tc>
         <w:tc>
           <w:tcPr>
-            <w:tcW w:type="dxa" w:w="1806"/>
+            <w:tcW w:type="dxa" w:w="2992"/>
             <w:vAlign w:val="center"/>
             <w:shd w:fill="F2F5F9"/>
             <w:tcMar>
-              <w:top w:w="80" w:type="dxa"/>
-              <w:bottom w:w="80" w:type="dxa"/>
-              <w:left w:w="100" w:type="dxa"/>
-              <w:right w:w="100" w:type="dxa"/>
+              <w:top w:w="70" w:type="dxa"/>
+              <w:bottom w:w="70" w:type="dxa"/>
+              <w:left w:w="90" w:type="dxa"/>
+              <w:right w:w="90" w:type="dxa"/>
             </w:tcMar>
           </w:tcPr>
           <w:p>
@@ -6155,14 +6155,14 @@
         </w:tc>
         <w:tc>
           <w:tcPr>
-            <w:tcW w:type="dxa" w:w="1806"/>
+            <w:tcW w:type="dxa" w:w="2992"/>
             <w:vAlign w:val="center"/>
             <w:shd w:fill="F2F5F9"/>
             <w:tcMar>
-              <w:top w:w="80" w:type="dxa"/>
-              <w:bottom w:w="80" w:type="dxa"/>
-              <w:left w:w="100" w:type="dxa"/>
-              <w:right w:w="100" w:type="dxa"/>
+              <w:top w:w="70" w:type="dxa"/>
+              <w:bottom w:w="70" w:type="dxa"/>
+              <w:left w:w="90" w:type="dxa"/>
+              <w:right w:w="90" w:type="dxa"/>
             </w:tcMar>
           </w:tcPr>
           <w:p>
@@ -6182,14 +6182,14 @@
         </w:tc>
         <w:tc>
           <w:tcPr>
-            <w:tcW w:type="dxa" w:w="1806"/>
+            <w:tcW w:type="dxa" w:w="2992"/>
             <w:vAlign w:val="center"/>
             <w:shd w:fill="F2F5F9"/>
             <w:tcMar>
-              <w:top w:w="80" w:type="dxa"/>
-              <w:bottom w:w="80" w:type="dxa"/>
-              <w:left w:w="100" w:type="dxa"/>
-              <w:right w:w="100" w:type="dxa"/>
+              <w:top w:w="70" w:type="dxa"/>
+              <w:bottom w:w="70" w:type="dxa"/>
+              <w:left w:w="90" w:type="dxa"/>
+              <w:right w:w="90" w:type="dxa"/>
             </w:tcMar>
           </w:tcPr>
           <w:p>
@@ -6215,14 +6215,14 @@
         </w:trPr>
         <w:tc>
           <w:tcPr>
-            <w:tcW w:type="dxa" w:w="1806"/>
+            <w:tcW w:type="dxa" w:w="2992"/>
             <w:vAlign w:val="center"/>
             <w:shd w:fill="FFFFFF"/>
             <w:tcMar>
-              <w:top w:w="80" w:type="dxa"/>
-              <w:bottom w:w="80" w:type="dxa"/>
-              <w:left w:w="100" w:type="dxa"/>
-              <w:right w:w="100" w:type="dxa"/>
+              <w:top w:w="70" w:type="dxa"/>
+              <w:bottom w:w="70" w:type="dxa"/>
+              <w:left w:w="90" w:type="dxa"/>
+              <w:right w:w="90" w:type="dxa"/>
             </w:tcMar>
           </w:tcPr>
           <w:p>
@@ -6243,14 +6243,14 @@
         </w:tc>
         <w:tc>
           <w:tcPr>
-            <w:tcW w:type="dxa" w:w="1806"/>
+            <w:tcW w:type="dxa" w:w="2992"/>
             <w:vAlign w:val="center"/>
             <w:shd w:fill="FFFFFF"/>
             <w:tcMar>
-              <w:top w:w="80" w:type="dxa"/>
-              <w:bottom w:w="80" w:type="dxa"/>
-              <w:left w:w="100" w:type="dxa"/>
-              <w:right w:w="100" w:type="dxa"/>
+              <w:top w:w="70" w:type="dxa"/>
+              <w:bottom w:w="70" w:type="dxa"/>
+              <w:left w:w="90" w:type="dxa"/>
+              <w:right w:w="90" w:type="dxa"/>
             </w:tcMar>
           </w:tcPr>
           <w:p>
@@ -6270,14 +6270,14 @@
         </w:tc>
         <w:tc>
           <w:tcPr>
-            <w:tcW w:type="dxa" w:w="1806"/>
+            <w:tcW w:type="dxa" w:w="2992"/>
             <w:vAlign w:val="center"/>
             <w:shd w:fill="FFFFFF"/>
             <w:tcMar>
-              <w:top w:w="80" w:type="dxa"/>
-              <w:bottom w:w="80" w:type="dxa"/>
-              <w:left w:w="100" w:type="dxa"/>
-              <w:right w:w="100" w:type="dxa"/>
+              <w:top w:w="70" w:type="dxa"/>
+              <w:bottom w:w="70" w:type="dxa"/>
+              <w:left w:w="90" w:type="dxa"/>
+              <w:right w:w="90" w:type="dxa"/>
             </w:tcMar>
           </w:tcPr>
           <w:p>
@@ -6297,14 +6297,14 @@
         </w:tc>
         <w:tc>
           <w:tcPr>
-            <w:tcW w:type="dxa" w:w="1806"/>
+            <w:tcW w:type="dxa" w:w="2992"/>
             <w:vAlign w:val="center"/>
             <w:shd w:fill="FFFFFF"/>
             <w:tcMar>
-              <w:top w:w="80" w:type="dxa"/>
-              <w:bottom w:w="80" w:type="dxa"/>
-              <w:left w:w="100" w:type="dxa"/>
-              <w:right w:w="100" w:type="dxa"/>
+              <w:top w:w="70" w:type="dxa"/>
+              <w:bottom w:w="70" w:type="dxa"/>
+              <w:left w:w="90" w:type="dxa"/>
+              <w:right w:w="90" w:type="dxa"/>
             </w:tcMar>
           </w:tcPr>
           <w:p>
@@ -6324,14 +6324,14 @@
         </w:tc>
         <w:tc>
           <w:tcPr>
-            <w:tcW w:type="dxa" w:w="1806"/>
+            <w:tcW w:type="dxa" w:w="2992"/>
             <w:vAlign w:val="center"/>
             <w:shd w:fill="FFFFFF"/>
             <w:tcMar>
-              <w:top w:w="80" w:type="dxa"/>
-              <w:bottom w:w="80" w:type="dxa"/>
-              <w:left w:w="100" w:type="dxa"/>
-              <w:right w:w="100" w:type="dxa"/>
+              <w:top w:w="70" w:type="dxa"/>
+              <w:bottom w:w="70" w:type="dxa"/>
+              <w:left w:w="90" w:type="dxa"/>
+              <w:right w:w="90" w:type="dxa"/>
             </w:tcMar>
           </w:tcPr>
           <w:p>
@@ -6357,14 +6357,14 @@
         </w:trPr>
         <w:tc>
           <w:tcPr>
-            <w:tcW w:type="dxa" w:w="1806"/>
+            <w:tcW w:type="dxa" w:w="2992"/>
             <w:vAlign w:val="center"/>
             <w:shd w:fill="F2F5F9"/>
             <w:tcMar>
-              <w:top w:w="80" w:type="dxa"/>
-              <w:bottom w:w="80" w:type="dxa"/>
-              <w:left w:w="100" w:type="dxa"/>
-              <w:right w:w="100" w:type="dxa"/>
+              <w:top w:w="70" w:type="dxa"/>
+              <w:bottom w:w="70" w:type="dxa"/>
+              <w:left w:w="90" w:type="dxa"/>
+              <w:right w:w="90" w:type="dxa"/>
             </w:tcMar>
           </w:tcPr>
           <w:p>
@@ -6385,14 +6385,14 @@
         </w:tc>
         <w:tc>
           <w:tcPr>
-            <w:tcW w:type="dxa" w:w="1806"/>
+            <w:tcW w:type="dxa" w:w="2992"/>
             <w:vAlign w:val="center"/>
             <w:shd w:fill="F2F5F9"/>
             <w:tcMar>
-              <w:top w:w="80" w:type="dxa"/>
-              <w:bottom w:w="80" w:type="dxa"/>
-              <w:left w:w="100" w:type="dxa"/>
-              <w:right w:w="100" w:type="dxa"/>
+              <w:top w:w="70" w:type="dxa"/>
+              <w:bottom w:w="70" w:type="dxa"/>
+              <w:left w:w="90" w:type="dxa"/>
+              <w:right w:w="90" w:type="dxa"/>
             </w:tcMar>
           </w:tcPr>
           <w:p>
@@ -6412,14 +6412,14 @@
         </w:tc>
         <w:tc>
           <w:tcPr>
-            <w:tcW w:type="dxa" w:w="1806"/>
+            <w:tcW w:type="dxa" w:w="2992"/>
             <w:vAlign w:val="center"/>
             <w:shd w:fill="F2F5F9"/>
             <w:tcMar>
-              <w:top w:w="80" w:type="dxa"/>
-              <w:bottom w:w="80" w:type="dxa"/>
-              <w:left w:w="100" w:type="dxa"/>
-              <w:right w:w="100" w:type="dxa"/>
+              <w:top w:w="70" w:type="dxa"/>
+              <w:bottom w:w="70" w:type="dxa"/>
+              <w:left w:w="90" w:type="dxa"/>
+              <w:right w:w="90" w:type="dxa"/>
             </w:tcMar>
           </w:tcPr>
           <w:p>
@@ -6439,14 +6439,14 @@
         </w:tc>
         <w:tc>
           <w:tcPr>
-            <w:tcW w:type="dxa" w:w="1806"/>
+            <w:tcW w:type="dxa" w:w="2992"/>
             <w:vAlign w:val="center"/>
             <w:shd w:fill="F2F5F9"/>
             <w:tcMar>
-              <w:top w:w="80" w:type="dxa"/>
-              <w:bottom w:w="80" w:type="dxa"/>
-              <w:left w:w="100" w:type="dxa"/>
-              <w:right w:w="100" w:type="dxa"/>
+              <w:top w:w="70" w:type="dxa"/>
+              <w:bottom w:w="70" w:type="dxa"/>
+              <w:left w:w="90" w:type="dxa"/>
+              <w:right w:w="90" w:type="dxa"/>
             </w:tcMar>
           </w:tcPr>
           <w:p>
@@ -6466,14 +6466,14 @@
         </w:tc>
         <w:tc>
           <w:tcPr>
-            <w:tcW w:type="dxa" w:w="1806"/>
+            <w:tcW w:type="dxa" w:w="2992"/>
             <w:vAlign w:val="center"/>
             <w:shd w:fill="F2F5F9"/>
             <w:tcMar>
-              <w:top w:w="80" w:type="dxa"/>
-              <w:bottom w:w="80" w:type="dxa"/>
-              <w:left w:w="100" w:type="dxa"/>
-              <w:right w:w="100" w:type="dxa"/>
+              <w:top w:w="70" w:type="dxa"/>
+              <w:bottom w:w="70" w:type="dxa"/>
+              <w:left w:w="90" w:type="dxa"/>
+              <w:right w:w="90" w:type="dxa"/>
             </w:tcMar>
           </w:tcPr>
           <w:p>
@@ -6499,14 +6499,14 @@
         </w:trPr>
         <w:tc>
           <w:tcPr>
-            <w:tcW w:type="dxa" w:w="1806"/>
+            <w:tcW w:type="dxa" w:w="2992"/>
             <w:vAlign w:val="center"/>
             <w:shd w:fill="FFFFFF"/>
             <w:tcMar>
-              <w:top w:w="80" w:type="dxa"/>
-              <w:bottom w:w="80" w:type="dxa"/>
-              <w:left w:w="100" w:type="dxa"/>
-              <w:right w:w="100" w:type="dxa"/>
+              <w:top w:w="70" w:type="dxa"/>
+              <w:bottom w:w="70" w:type="dxa"/>
+              <w:left w:w="90" w:type="dxa"/>
+              <w:right w:w="90" w:type="dxa"/>
             </w:tcMar>
           </w:tcPr>
           <w:p>
@@ -6527,14 +6527,14 @@
         </w:tc>
         <w:tc>
           <w:tcPr>
-            <w:tcW w:type="dxa" w:w="1806"/>
+            <w:tcW w:type="dxa" w:w="2992"/>
             <w:vAlign w:val="center"/>
             <w:shd w:fill="FFFFFF"/>
             <w:tcMar>
-              <w:top w:w="80" w:type="dxa"/>
-              <w:bottom w:w="80" w:type="dxa"/>
-              <w:left w:w="100" w:type="dxa"/>
-              <w:right w:w="100" w:type="dxa"/>
+              <w:top w:w="70" w:type="dxa"/>
+              <w:bottom w:w="70" w:type="dxa"/>
+              <w:left w:w="90" w:type="dxa"/>
+              <w:right w:w="90" w:type="dxa"/>
             </w:tcMar>
           </w:tcPr>
           <w:p>
@@ -6554,14 +6554,14 @@
         </w:tc>
         <w:tc>
           <w:tcPr>
-            <w:tcW w:type="dxa" w:w="1806"/>
+            <w:tcW w:type="dxa" w:w="2992"/>
             <w:vAlign w:val="center"/>
             <w:shd w:fill="FFFFFF"/>
             <w:tcMar>
-              <w:top w:w="80" w:type="dxa"/>
-              <w:bottom w:w="80" w:type="dxa"/>
-              <w:left w:w="100" w:type="dxa"/>
-              <w:right w:w="100" w:type="dxa"/>
+              <w:top w:w="70" w:type="dxa"/>
+              <w:bottom w:w="70" w:type="dxa"/>
+              <w:left w:w="90" w:type="dxa"/>
+              <w:right w:w="90" w:type="dxa"/>
             </w:tcMar>
           </w:tcPr>
           <w:p>
@@ -6581,14 +6581,14 @@
         </w:tc>
         <w:tc>
           <w:tcPr>
-            <w:tcW w:type="dxa" w:w="1806"/>
+            <w:tcW w:type="dxa" w:w="2992"/>
             <w:vAlign w:val="center"/>
             <w:shd w:fill="FFFFFF"/>
             <w:tcMar>
-              <w:top w:w="80" w:type="dxa"/>
-              <w:bottom w:w="80" w:type="dxa"/>
-              <w:left w:w="100" w:type="dxa"/>
-              <w:right w:w="100" w:type="dxa"/>
+              <w:top w:w="70" w:type="dxa"/>
+              <w:bottom w:w="70" w:type="dxa"/>
+              <w:left w:w="90" w:type="dxa"/>
+              <w:right w:w="90" w:type="dxa"/>
             </w:tcMar>
           </w:tcPr>
           <w:p>
@@ -6608,14 +6608,14 @@
         </w:tc>
         <w:tc>
           <w:tcPr>
-            <w:tcW w:type="dxa" w:w="1806"/>
+            <w:tcW w:type="dxa" w:w="2992"/>
             <w:vAlign w:val="center"/>
             <w:shd w:fill="FFFFFF"/>
             <w:tcMar>
-              <w:top w:w="80" w:type="dxa"/>
-              <w:bottom w:w="80" w:type="dxa"/>
-              <w:left w:w="100" w:type="dxa"/>
-              <w:right w:w="100" w:type="dxa"/>
+              <w:top w:w="70" w:type="dxa"/>
+              <w:bottom w:w="70" w:type="dxa"/>
+              <w:left w:w="90" w:type="dxa"/>
+              <w:right w:w="90" w:type="dxa"/>
             </w:tcMar>
           </w:tcPr>
           <w:p>
@@ -6641,14 +6641,14 @@
         </w:trPr>
         <w:tc>
           <w:tcPr>
-            <w:tcW w:type="dxa" w:w="1806"/>
+            <w:tcW w:type="dxa" w:w="2992"/>
             <w:vAlign w:val="center"/>
             <w:shd w:fill="F2F5F9"/>
             <w:tcMar>
-              <w:top w:w="80" w:type="dxa"/>
-              <w:bottom w:w="80" w:type="dxa"/>
-              <w:left w:w="100" w:type="dxa"/>
-              <w:right w:w="100" w:type="dxa"/>
+              <w:top w:w="70" w:type="dxa"/>
+              <w:bottom w:w="70" w:type="dxa"/>
+              <w:left w:w="90" w:type="dxa"/>
+              <w:right w:w="90" w:type="dxa"/>
             </w:tcMar>
           </w:tcPr>
           <w:p>
@@ -6669,14 +6669,14 @@
         </w:tc>
         <w:tc>
           <w:tcPr>
-            <w:tcW w:type="dxa" w:w="1806"/>
+            <w:tcW w:type="dxa" w:w="2992"/>
             <w:vAlign w:val="center"/>
             <w:shd w:fill="F2F5F9"/>
             <w:tcMar>
-              <w:top w:w="80" w:type="dxa"/>
-              <w:bottom w:w="80" w:type="dxa"/>
-              <w:left w:w="100" w:type="dxa"/>
-              <w:right w:w="100" w:type="dxa"/>
+              <w:top w:w="70" w:type="dxa"/>
+              <w:bottom w:w="70" w:type="dxa"/>
+              <w:left w:w="90" w:type="dxa"/>
+              <w:right w:w="90" w:type="dxa"/>
             </w:tcMar>
           </w:tcPr>
           <w:p>
@@ -6696,14 +6696,14 @@
         </w:tc>
         <w:tc>
           <w:tcPr>
-            <w:tcW w:type="dxa" w:w="1806"/>
+            <w:tcW w:type="dxa" w:w="2992"/>
             <w:vAlign w:val="center"/>
             <w:shd w:fill="F2F5F9"/>
             <w:tcMar>
-              <w:top w:w="80" w:type="dxa"/>
-              <w:bottom w:w="80" w:type="dxa"/>
-              <w:left w:w="100" w:type="dxa"/>
-              <w:right w:w="100" w:type="dxa"/>
+              <w:top w:w="70" w:type="dxa"/>
+              <w:bottom w:w="70" w:type="dxa"/>
+              <w:left w:w="90" w:type="dxa"/>
+              <w:right w:w="90" w:type="dxa"/>
             </w:tcMar>
           </w:tcPr>
           <w:p>
@@ -6723,14 +6723,14 @@
         </w:tc>
         <w:tc>
           <w:tcPr>
-            <w:tcW w:type="dxa" w:w="1806"/>
+            <w:tcW w:type="dxa" w:w="2992"/>
             <w:vAlign w:val="center"/>
             <w:shd w:fill="F2F5F9"/>
             <w:tcMar>
-              <w:top w:w="80" w:type="dxa"/>
-              <w:bottom w:w="80" w:type="dxa"/>
-              <w:left w:w="100" w:type="dxa"/>
-              <w:right w:w="100" w:type="dxa"/>
+              <w:top w:w="70" w:type="dxa"/>
+              <w:bottom w:w="70" w:type="dxa"/>
+              <w:left w:w="90" w:type="dxa"/>
+              <w:right w:w="90" w:type="dxa"/>
             </w:tcMar>
           </w:tcPr>
           <w:p>
@@ -6750,14 +6750,14 @@
         </w:tc>
         <w:tc>
           <w:tcPr>
-            <w:tcW w:type="dxa" w:w="1806"/>
+            <w:tcW w:type="dxa" w:w="2992"/>
             <w:vAlign w:val="center"/>
             <w:shd w:fill="F2F5F9"/>
             <w:tcMar>
-              <w:top w:w="80" w:type="dxa"/>
-              <w:bottom w:w="80" w:type="dxa"/>
-              <w:left w:w="100" w:type="dxa"/>
-              <w:right w:w="100" w:type="dxa"/>
+              <w:top w:w="70" w:type="dxa"/>
+              <w:bottom w:w="70" w:type="dxa"/>
+              <w:left w:w="90" w:type="dxa"/>
+              <w:right w:w="90" w:type="dxa"/>
             </w:tcMar>
           </w:tcPr>
           <w:p>
@@ -6783,14 +6783,14 @@
         </w:trPr>
         <w:tc>
           <w:tcPr>
-            <w:tcW w:type="dxa" w:w="1806"/>
+            <w:tcW w:type="dxa" w:w="2992"/>
             <w:vAlign w:val="center"/>
             <w:shd w:fill="FFFFFF"/>
             <w:tcMar>
-              <w:top w:w="80" w:type="dxa"/>
-              <w:bottom w:w="80" w:type="dxa"/>
-              <w:left w:w="100" w:type="dxa"/>
-              <w:right w:w="100" w:type="dxa"/>
+              <w:top w:w="70" w:type="dxa"/>
+              <w:bottom w:w="70" w:type="dxa"/>
+              <w:left w:w="90" w:type="dxa"/>
+              <w:right w:w="90" w:type="dxa"/>
             </w:tcMar>
           </w:tcPr>
           <w:p>
@@ -6811,14 +6811,14 @@
         </w:tc>
         <w:tc>
           <w:tcPr>
-            <w:tcW w:type="dxa" w:w="1806"/>
+            <w:tcW w:type="dxa" w:w="2992"/>
             <w:vAlign w:val="center"/>
             <w:shd w:fill="FFFFFF"/>
             <w:tcMar>
-              <w:top w:w="80" w:type="dxa"/>
-              <w:bottom w:w="80" w:type="dxa"/>
-              <w:left w:w="100" w:type="dxa"/>
-              <w:right w:w="100" w:type="dxa"/>
+              <w:top w:w="70" w:type="dxa"/>
+              <w:bottom w:w="70" w:type="dxa"/>
+              <w:left w:w="90" w:type="dxa"/>
+              <w:right w:w="90" w:type="dxa"/>
             </w:tcMar>
           </w:tcPr>
           <w:p>
@@ -6838,14 +6838,14 @@
         </w:tc>
         <w:tc>
           <w:tcPr>
-            <w:tcW w:type="dxa" w:w="1806"/>
+            <w:tcW w:type="dxa" w:w="2992"/>
             <w:vAlign w:val="center"/>
             <w:shd w:fill="FFFFFF"/>
             <w:tcMar>
-              <w:top w:w="80" w:type="dxa"/>
-              <w:bottom w:w="80" w:type="dxa"/>
-              <w:left w:w="100" w:type="dxa"/>
-              <w:right w:w="100" w:type="dxa"/>
+              <w:top w:w="70" w:type="dxa"/>
+              <w:bottom w:w="70" w:type="dxa"/>
+              <w:left w:w="90" w:type="dxa"/>
+              <w:right w:w="90" w:type="dxa"/>
             </w:tcMar>
           </w:tcPr>
           <w:p>
@@ -6865,14 +6865,14 @@
         </w:tc>
         <w:tc>
           <w:tcPr>
-            <w:tcW w:type="dxa" w:w="1806"/>
+            <w:tcW w:type="dxa" w:w="2992"/>
             <w:vAlign w:val="center"/>
             <w:shd w:fill="FFFFFF"/>
             <w:tcMar>
-              <w:top w:w="80" w:type="dxa"/>
-              <w:bottom w:w="80" w:type="dxa"/>
-              <w:left w:w="100" w:type="dxa"/>
-              <w:right w:w="100" w:type="dxa"/>
+              <w:top w:w="70" w:type="dxa"/>
+              <w:bottom w:w="70" w:type="dxa"/>
+              <w:left w:w="90" w:type="dxa"/>
+              <w:right w:w="90" w:type="dxa"/>
             </w:tcMar>
           </w:tcPr>
           <w:p>
@@ -6892,14 +6892,14 @@
         </w:tc>
         <w:tc>
           <w:tcPr>
-            <w:tcW w:type="dxa" w:w="1806"/>
+            <w:tcW w:type="dxa" w:w="2992"/>
             <w:vAlign w:val="center"/>
             <w:shd w:fill="FFFFFF"/>
             <w:tcMar>
-              <w:top w:w="80" w:type="dxa"/>
-              <w:bottom w:w="80" w:type="dxa"/>
-              <w:left w:w="100" w:type="dxa"/>
-              <w:right w:w="100" w:type="dxa"/>
+              <w:top w:w="70" w:type="dxa"/>
+              <w:bottom w:w="70" w:type="dxa"/>
+              <w:left w:w="90" w:type="dxa"/>
+              <w:right w:w="90" w:type="dxa"/>
             </w:tcMar>
           </w:tcPr>
           <w:p>
@@ -6925,14 +6925,14 @@
         </w:trPr>
         <w:tc>
           <w:tcPr>
-            <w:tcW w:type="dxa" w:w="1806"/>
+            <w:tcW w:type="dxa" w:w="2992"/>
             <w:vAlign w:val="center"/>
             <w:shd w:fill="F2F5F9"/>
             <w:tcMar>
-              <w:top w:w="80" w:type="dxa"/>
-              <w:bottom w:w="80" w:type="dxa"/>
-              <w:left w:w="100" w:type="dxa"/>
-              <w:right w:w="100" w:type="dxa"/>
+              <w:top w:w="70" w:type="dxa"/>
+              <w:bottom w:w="70" w:type="dxa"/>
+              <w:left w:w="90" w:type="dxa"/>
+              <w:right w:w="90" w:type="dxa"/>
             </w:tcMar>
           </w:tcPr>
           <w:p>
@@ -6953,14 +6953,14 @@
         </w:tc>
         <w:tc>
           <w:tcPr>
-            <w:tcW w:type="dxa" w:w="1806"/>
+            <w:tcW w:type="dxa" w:w="2992"/>
             <w:vAlign w:val="center"/>
             <w:shd w:fill="F2F5F9"/>
             <w:tcMar>
-              <w:top w:w="80" w:type="dxa"/>
-              <w:bottom w:w="80" w:type="dxa"/>
-              <w:left w:w="100" w:type="dxa"/>
-              <w:right w:w="100" w:type="dxa"/>
+              <w:top w:w="70" w:type="dxa"/>
+              <w:bottom w:w="70" w:type="dxa"/>
+              <w:left w:w="90" w:type="dxa"/>
+              <w:right w:w="90" w:type="dxa"/>
             </w:tcMar>
           </w:tcPr>
           <w:p>
@@ -6980,14 +6980,14 @@
         </w:tc>
         <w:tc>
           <w:tcPr>
-            <w:tcW w:type="dxa" w:w="1806"/>
+            <w:tcW w:type="dxa" w:w="2992"/>
             <w:vAlign w:val="center"/>
             <w:shd w:fill="F2F5F9"/>
             <w:tcMar>
-              <w:top w:w="80" w:type="dxa"/>
-              <w:bottom w:w="80" w:type="dxa"/>
-              <w:left w:w="100" w:type="dxa"/>
-              <w:right w:w="100" w:type="dxa"/>
+              <w:top w:w="70" w:type="dxa"/>
+              <w:bottom w:w="70" w:type="dxa"/>
+              <w:left w:w="90" w:type="dxa"/>
+              <w:right w:w="90" w:type="dxa"/>
             </w:tcMar>
           </w:tcPr>
           <w:p>
@@ -7007,14 +7007,14 @@
         </w:tc>
         <w:tc>
           <w:tcPr>
-            <w:tcW w:type="dxa" w:w="1806"/>
+            <w:tcW w:type="dxa" w:w="2992"/>
             <w:vAlign w:val="center"/>
             <w:shd w:fill="F2F5F9"/>
             <w:tcMar>
-              <w:top w:w="80" w:type="dxa"/>
-              <w:bottom w:w="80" w:type="dxa"/>
-              <w:left w:w="100" w:type="dxa"/>
-              <w:right w:w="100" w:type="dxa"/>
+              <w:top w:w="70" w:type="dxa"/>
+              <w:bottom w:w="70" w:type="dxa"/>
+              <w:left w:w="90" w:type="dxa"/>
+              <w:right w:w="90" w:type="dxa"/>
             </w:tcMar>
           </w:tcPr>
           <w:p>
@@ -7034,14 +7034,14 @@
         </w:tc>
         <w:tc>
           <w:tcPr>
-            <w:tcW w:type="dxa" w:w="1806"/>
+            <w:tcW w:type="dxa" w:w="2992"/>
             <w:vAlign w:val="center"/>
             <w:shd w:fill="F2F5F9"/>
             <w:tcMar>
-              <w:top w:w="80" w:type="dxa"/>
-              <w:bottom w:w="80" w:type="dxa"/>
-              <w:left w:w="100" w:type="dxa"/>
-              <w:right w:w="100" w:type="dxa"/>
+              <w:top w:w="70" w:type="dxa"/>
+              <w:bottom w:w="70" w:type="dxa"/>
+              <w:left w:w="90" w:type="dxa"/>
+              <w:right w:w="90" w:type="dxa"/>
             </w:tcMar>
           </w:tcPr>
           <w:p>
@@ -7067,14 +7067,14 @@
         </w:trPr>
         <w:tc>
           <w:tcPr>
-            <w:tcW w:type="dxa" w:w="1806"/>
+            <w:tcW w:type="dxa" w:w="2992"/>
             <w:vAlign w:val="center"/>
             <w:shd w:fill="FFFFFF"/>
             <w:tcMar>
-              <w:top w:w="80" w:type="dxa"/>
-              <w:bottom w:w="80" w:type="dxa"/>
-              <w:left w:w="100" w:type="dxa"/>
-              <w:right w:w="100" w:type="dxa"/>
+              <w:top w:w="70" w:type="dxa"/>
+              <w:bottom w:w="70" w:type="dxa"/>
+              <w:left w:w="90" w:type="dxa"/>
+              <w:right w:w="90" w:type="dxa"/>
             </w:tcMar>
           </w:tcPr>
           <w:p>
@@ -7095,14 +7095,14 @@
         </w:tc>
         <w:tc>
           <w:tcPr>
-            <w:tcW w:type="dxa" w:w="1806"/>
+            <w:tcW w:type="dxa" w:w="2992"/>
             <w:vAlign w:val="center"/>
             <w:shd w:fill="FFFFFF"/>
             <w:tcMar>
-              <w:top w:w="80" w:type="dxa"/>
-              <w:bottom w:w="80" w:type="dxa"/>
-              <w:left w:w="100" w:type="dxa"/>
-              <w:right w:w="100" w:type="dxa"/>
+              <w:top w:w="70" w:type="dxa"/>
+              <w:bottom w:w="70" w:type="dxa"/>
+              <w:left w:w="90" w:type="dxa"/>
+              <w:right w:w="90" w:type="dxa"/>
             </w:tcMar>
           </w:tcPr>
           <w:p>
@@ -7122,14 +7122,14 @@
         </w:tc>
         <w:tc>
           <w:tcPr>
-            <w:tcW w:type="dxa" w:w="1806"/>
+            <w:tcW w:type="dxa" w:w="2992"/>
             <w:vAlign w:val="center"/>
             <w:shd w:fill="FFFFFF"/>
             <w:tcMar>
-              <w:top w:w="80" w:type="dxa"/>
-              <w:bottom w:w="80" w:type="dxa"/>
-              <w:left w:w="100" w:type="dxa"/>
-              <w:right w:w="100" w:type="dxa"/>
+              <w:top w:w="70" w:type="dxa"/>
+              <w:bottom w:w="70" w:type="dxa"/>
+              <w:left w:w="90" w:type="dxa"/>
+              <w:right w:w="90" w:type="dxa"/>
             </w:tcMar>
           </w:tcPr>
           <w:p>
@@ -7149,14 +7149,14 @@
         </w:tc>
         <w:tc>
           <w:tcPr>
-            <w:tcW w:type="dxa" w:w="1806"/>
+            <w:tcW w:type="dxa" w:w="2992"/>
             <w:vAlign w:val="center"/>
             <w:shd w:fill="FFFFFF"/>
             <w:tcMar>
-              <w:top w:w="80" w:type="dxa"/>
-              <w:bottom w:w="80" w:type="dxa"/>
-              <w:left w:w="100" w:type="dxa"/>
-              <w:right w:w="100" w:type="dxa"/>
+              <w:top w:w="70" w:type="dxa"/>
+              <w:bottom w:w="70" w:type="dxa"/>
+              <w:left w:w="90" w:type="dxa"/>
+              <w:right w:w="90" w:type="dxa"/>
             </w:tcMar>
           </w:tcPr>
           <w:p>
@@ -7176,14 +7176,14 @@
         </w:tc>
         <w:tc>
           <w:tcPr>
-            <w:tcW w:type="dxa" w:w="1806"/>
+            <w:tcW w:type="dxa" w:w="2992"/>
             <w:vAlign w:val="center"/>
             <w:shd w:fill="FFFFFF"/>
             <w:tcMar>
-              <w:top w:w="80" w:type="dxa"/>
-              <w:bottom w:w="80" w:type="dxa"/>
-              <w:left w:w="100" w:type="dxa"/>
-              <w:right w:w="100" w:type="dxa"/>
+              <w:top w:w="70" w:type="dxa"/>
+              <w:bottom w:w="70" w:type="dxa"/>
+              <w:left w:w="90" w:type="dxa"/>
+              <w:right w:w="90" w:type="dxa"/>
             </w:tcMar>
           </w:tcPr>
           <w:p>
@@ -7209,14 +7209,14 @@
         </w:trPr>
         <w:tc>
           <w:tcPr>
-            <w:tcW w:type="dxa" w:w="1806"/>
+            <w:tcW w:type="dxa" w:w="2992"/>
             <w:vAlign w:val="center"/>
             <w:shd w:fill="F2F5F9"/>
             <w:tcMar>
-              <w:top w:w="80" w:type="dxa"/>
-              <w:bottom w:w="80" w:type="dxa"/>
-              <w:left w:w="100" w:type="dxa"/>
-              <w:right w:w="100" w:type="dxa"/>
+              <w:top w:w="70" w:type="dxa"/>
+              <w:bottom w:w="70" w:type="dxa"/>
+              <w:left w:w="90" w:type="dxa"/>
+              <w:right w:w="90" w:type="dxa"/>
             </w:tcMar>
           </w:tcPr>
           <w:p>
@@ -7237,14 +7237,14 @@
         </w:tc>
         <w:tc>
           <w:tcPr>
-            <w:tcW w:type="dxa" w:w="1806"/>
+            <w:tcW w:type="dxa" w:w="2992"/>
             <w:vAlign w:val="center"/>
             <w:shd w:fill="F2F5F9"/>
             <w:tcMar>
-              <w:top w:w="80" w:type="dxa"/>
-              <w:bottom w:w="80" w:type="dxa"/>
-              <w:left w:w="100" w:type="dxa"/>
-              <w:right w:w="100" w:type="dxa"/>
+              <w:top w:w="70" w:type="dxa"/>
+              <w:bottom w:w="70" w:type="dxa"/>
+              <w:left w:w="90" w:type="dxa"/>
+              <w:right w:w="90" w:type="dxa"/>
             </w:tcMar>
           </w:tcPr>
           <w:p>
@@ -7264,14 +7264,14 @@
         </w:tc>
         <w:tc>
           <w:tcPr>
-            <w:tcW w:type="dxa" w:w="1806"/>
+            <w:tcW w:type="dxa" w:w="2992"/>
             <w:vAlign w:val="center"/>
             <w:shd w:fill="F2F5F9"/>
             <w:tcMar>
-              <w:top w:w="80" w:type="dxa"/>
-              <w:bottom w:w="80" w:type="dxa"/>
-              <w:left w:w="100" w:type="dxa"/>
-              <w:right w:w="100" w:type="dxa"/>
+              <w:top w:w="70" w:type="dxa"/>
+              <w:bottom w:w="70" w:type="dxa"/>
+              <w:left w:w="90" w:type="dxa"/>
+              <w:right w:w="90" w:type="dxa"/>
             </w:tcMar>
           </w:tcPr>
           <w:p>
@@ -7291,14 +7291,14 @@
         </w:tc>
         <w:tc>
           <w:tcPr>
-            <w:tcW w:type="dxa" w:w="1806"/>
+            <w:tcW w:type="dxa" w:w="2992"/>
             <w:vAlign w:val="center"/>
             <w:shd w:fill="F2F5F9"/>
             <w:tcMar>
-              <w:top w:w="80" w:type="dxa"/>
-              <w:bottom w:w="80" w:type="dxa"/>
-              <w:left w:w="100" w:type="dxa"/>
-              <w:right w:w="100" w:type="dxa"/>
+              <w:top w:w="70" w:type="dxa"/>
+              <w:bottom w:w="70" w:type="dxa"/>
+              <w:left w:w="90" w:type="dxa"/>
+              <w:right w:w="90" w:type="dxa"/>
             </w:tcMar>
           </w:tcPr>
           <w:p>
@@ -7318,14 +7318,14 @@
         </w:tc>
         <w:tc>
           <w:tcPr>
-            <w:tcW w:type="dxa" w:w="1806"/>
+            <w:tcW w:type="dxa" w:w="2992"/>
             <w:vAlign w:val="center"/>
             <w:shd w:fill="F2F5F9"/>
             <w:tcMar>
-              <w:top w:w="80" w:type="dxa"/>
-              <w:bottom w:w="80" w:type="dxa"/>
-              <w:left w:w="100" w:type="dxa"/>
-              <w:right w:w="100" w:type="dxa"/>
+              <w:top w:w="70" w:type="dxa"/>
+              <w:bottom w:w="70" w:type="dxa"/>
+              <w:left w:w="90" w:type="dxa"/>
+              <w:right w:w="90" w:type="dxa"/>
             </w:tcMar>
           </w:tcPr>
           <w:p>
@@ -7351,14 +7351,14 @@
         </w:trPr>
         <w:tc>
           <w:tcPr>
-            <w:tcW w:type="dxa" w:w="1806"/>
+            <w:tcW w:type="dxa" w:w="2992"/>
             <w:vAlign w:val="center"/>
             <w:shd w:fill="FFFFFF"/>
             <w:tcMar>
-              <w:top w:w="80" w:type="dxa"/>
-              <w:bottom w:w="80" w:type="dxa"/>
-              <w:left w:w="100" w:type="dxa"/>
-              <w:right w:w="100" w:type="dxa"/>
+              <w:top w:w="70" w:type="dxa"/>
+              <w:bottom w:w="70" w:type="dxa"/>
+              <w:left w:w="90" w:type="dxa"/>
+              <w:right w:w="90" w:type="dxa"/>
             </w:tcMar>
           </w:tcPr>
           <w:p>
@@ -7379,14 +7379,14 @@
         </w:tc>
         <w:tc>
           <w:tcPr>
-            <w:tcW w:type="dxa" w:w="1806"/>
+            <w:tcW w:type="dxa" w:w="2992"/>
             <w:vAlign w:val="center"/>
             <w:shd w:fill="FFFFFF"/>
             <w:tcMar>
-              <w:top w:w="80" w:type="dxa"/>
-              <w:bottom w:w="80" w:type="dxa"/>
-              <w:left w:w="100" w:type="dxa"/>
-              <w:right w:w="100" w:type="dxa"/>
+              <w:top w:w="70" w:type="dxa"/>
+              <w:bottom w:w="70" w:type="dxa"/>
+              <w:left w:w="90" w:type="dxa"/>
+              <w:right w:w="90" w:type="dxa"/>
             </w:tcMar>
           </w:tcPr>
           <w:p>
@@ -7406,14 +7406,14 @@
         </w:tc>
         <w:tc>
           <w:tcPr>
-            <w:tcW w:type="dxa" w:w="1806"/>
+            <w:tcW w:type="dxa" w:w="2992"/>
             <w:vAlign w:val="center"/>
             <w:shd w:fill="FFFFFF"/>
             <w:tcMar>
-              <w:top w:w="80" w:type="dxa"/>
-              <w:bottom w:w="80" w:type="dxa"/>
-              <w:left w:w="100" w:type="dxa"/>
-              <w:right w:w="100" w:type="dxa"/>
+              <w:top w:w="70" w:type="dxa"/>
+              <w:bottom w:w="70" w:type="dxa"/>
+              <w:left w:w="90" w:type="dxa"/>
+              <w:right w:w="90" w:type="dxa"/>
             </w:tcMar>
           </w:tcPr>
           <w:p>
@@ -7433,14 +7433,14 @@
         </w:tc>
         <w:tc>
           <w:tcPr>
-            <w:tcW w:type="dxa" w:w="1806"/>
+            <w:tcW w:type="dxa" w:w="2992"/>
             <w:vAlign w:val="center"/>
             <w:shd w:fill="FFFFFF"/>
             <w:tcMar>
-              <w:top w:w="80" w:type="dxa"/>
-              <w:bottom w:w="80" w:type="dxa"/>
-              <w:left w:w="100" w:type="dxa"/>
-              <w:right w:w="100" w:type="dxa"/>
+              <w:top w:w="70" w:type="dxa"/>
+              <w:bottom w:w="70" w:type="dxa"/>
+              <w:left w:w="90" w:type="dxa"/>
+              <w:right w:w="90" w:type="dxa"/>
             </w:tcMar>
           </w:tcPr>
           <w:p>
@@ -7460,14 +7460,14 @@
         </w:tc>
         <w:tc>
           <w:tcPr>
-            <w:tcW w:type="dxa" w:w="1806"/>
+            <w:tcW w:type="dxa" w:w="2992"/>
             <w:vAlign w:val="center"/>
             <w:shd w:fill="FFFFFF"/>
             <w:tcMar>
-              <w:top w:w="80" w:type="dxa"/>
-              <w:bottom w:w="80" w:type="dxa"/>
-              <w:left w:w="100" w:type="dxa"/>
-              <w:right w:w="100" w:type="dxa"/>
+              <w:top w:w="70" w:type="dxa"/>
+              <w:bottom w:w="70" w:type="dxa"/>
+              <w:left w:w="90" w:type="dxa"/>
+              <w:right w:w="90" w:type="dxa"/>
             </w:tcMar>
           </w:tcPr>
           <w:p>
@@ -7493,14 +7493,14 @@
         </w:trPr>
         <w:tc>
           <w:tcPr>
-            <w:tcW w:type="dxa" w:w="1806"/>
+            <w:tcW w:type="dxa" w:w="2992"/>
             <w:vAlign w:val="center"/>
             <w:shd w:fill="F2F5F9"/>
             <w:tcMar>
-              <w:top w:w="80" w:type="dxa"/>
-              <w:bottom w:w="80" w:type="dxa"/>
-              <w:left w:w="100" w:type="dxa"/>
-              <w:right w:w="100" w:type="dxa"/>
+              <w:top w:w="70" w:type="dxa"/>
+              <w:bottom w:w="70" w:type="dxa"/>
+              <w:left w:w="90" w:type="dxa"/>
+              <w:right w:w="90" w:type="dxa"/>
             </w:tcMar>
           </w:tcPr>
           <w:p>
@@ -7521,14 +7521,14 @@
         </w:tc>
         <w:tc>
           <w:tcPr>
-            <w:tcW w:type="dxa" w:w="1806"/>
+            <w:tcW w:type="dxa" w:w="2992"/>
             <w:vAlign w:val="center"/>
             <w:shd w:fill="F2F5F9"/>
             <w:tcMar>
-              <w:top w:w="80" w:type="dxa"/>
-              <w:bottom w:w="80" w:type="dxa"/>
-              <w:left w:w="100" w:type="dxa"/>
-              <w:right w:w="100" w:type="dxa"/>
+              <w:top w:w="70" w:type="dxa"/>
+              <w:bottom w:w="70" w:type="dxa"/>
+              <w:left w:w="90" w:type="dxa"/>
+              <w:right w:w="90" w:type="dxa"/>
             </w:tcMar>
           </w:tcPr>
           <w:p>
@@ -7548,14 +7548,14 @@
         </w:tc>
         <w:tc>
           <w:tcPr>
-            <w:tcW w:type="dxa" w:w="1806"/>
+            <w:tcW w:type="dxa" w:w="2992"/>
             <w:vAlign w:val="center"/>
             <w:shd w:fill="F2F5F9"/>
             <w:tcMar>
-              <w:top w:w="80" w:type="dxa"/>
-              <w:bottom w:w="80" w:type="dxa"/>
-              <w:left w:w="100" w:type="dxa"/>
-              <w:right w:w="100" w:type="dxa"/>
+              <w:top w:w="70" w:type="dxa"/>
+              <w:bottom w:w="70" w:type="dxa"/>
+              <w:left w:w="90" w:type="dxa"/>
+              <w:right w:w="90" w:type="dxa"/>
             </w:tcMar>
           </w:tcPr>
           <w:p>
@@ -7575,14 +7575,14 @@
         </w:tc>
         <w:tc>
           <w:tcPr>
-            <w:tcW w:type="dxa" w:w="1806"/>
+            <w:tcW w:type="dxa" w:w="2992"/>
             <w:vAlign w:val="center"/>
             <w:shd w:fill="F2F5F9"/>
             <w:tcMar>
-              <w:top w:w="80" w:type="dxa"/>
-              <w:bottom w:w="80" w:type="dxa"/>
-              <w:left w:w="100" w:type="dxa"/>
-              <w:right w:w="100" w:type="dxa"/>
+              <w:top w:w="70" w:type="dxa"/>
+              <w:bottom w:w="70" w:type="dxa"/>
+              <w:left w:w="90" w:type="dxa"/>
+              <w:right w:w="90" w:type="dxa"/>
             </w:tcMar>
           </w:tcPr>
           <w:p>
@@ -7602,14 +7602,14 @@
         </w:tc>
         <w:tc>
           <w:tcPr>
-            <w:tcW w:type="dxa" w:w="1806"/>
+            <w:tcW w:type="dxa" w:w="2992"/>
             <w:vAlign w:val="center"/>
             <w:shd w:fill="F2F5F9"/>
             <w:tcMar>
-              <w:top w:w="80" w:type="dxa"/>
-              <w:bottom w:w="80" w:type="dxa"/>
-              <w:left w:w="100" w:type="dxa"/>
-              <w:right w:w="100" w:type="dxa"/>
+              <w:top w:w="70" w:type="dxa"/>
+              <w:bottom w:w="70" w:type="dxa"/>
+              <w:left w:w="90" w:type="dxa"/>
+              <w:right w:w="90" w:type="dxa"/>
             </w:tcMar>
           </w:tcPr>
           <w:p>
@@ -7635,14 +7635,14 @@
         </w:trPr>
         <w:tc>
           <w:tcPr>
-            <w:tcW w:type="dxa" w:w="1806"/>
+            <w:tcW w:type="dxa" w:w="2992"/>
             <w:vAlign w:val="center"/>
             <w:shd w:fill="FFFFFF"/>
             <w:tcMar>
-              <w:top w:w="80" w:type="dxa"/>
-              <w:bottom w:w="80" w:type="dxa"/>
-              <w:left w:w="100" w:type="dxa"/>
-              <w:right w:w="100" w:type="dxa"/>
+              <w:top w:w="70" w:type="dxa"/>
+              <w:bottom w:w="70" w:type="dxa"/>
+              <w:left w:w="90" w:type="dxa"/>
+              <w:right w:w="90" w:type="dxa"/>
             </w:tcMar>
           </w:tcPr>
           <w:p>
@@ -7663,14 +7663,14 @@
         </w:tc>
         <w:tc>
           <w:tcPr>
-            <w:tcW w:type="dxa" w:w="1806"/>
+            <w:tcW w:type="dxa" w:w="2992"/>
             <w:vAlign w:val="center"/>
             <w:shd w:fill="FFFFFF"/>
             <w:tcMar>
-              <w:top w:w="80" w:type="dxa"/>
-              <w:bottom w:w="80" w:type="dxa"/>
-              <w:left w:w="100" w:type="dxa"/>
-              <w:right w:w="100" w:type="dxa"/>
+              <w:top w:w="70" w:type="dxa"/>
+              <w:bottom w:w="70" w:type="dxa"/>
+              <w:left w:w="90" w:type="dxa"/>
+              <w:right w:w="90" w:type="dxa"/>
             </w:tcMar>
           </w:tcPr>
           <w:p>
@@ -7690,14 +7690,14 @@
         </w:tc>
         <w:tc>
           <w:tcPr>
-            <w:tcW w:type="dxa" w:w="1806"/>
+            <w:tcW w:type="dxa" w:w="2992"/>
             <w:vAlign w:val="center"/>
             <w:shd w:fill="FFFFFF"/>
             <w:tcMar>
-              <w:top w:w="80" w:type="dxa"/>
-              <w:bottom w:w="80" w:type="dxa"/>
-              <w:left w:w="100" w:type="dxa"/>
-              <w:right w:w="100" w:type="dxa"/>
+              <w:top w:w="70" w:type="dxa"/>
+              <w:bottom w:w="70" w:type="dxa"/>
+              <w:left w:w="90" w:type="dxa"/>
+              <w:right w:w="90" w:type="dxa"/>
             </w:tcMar>
           </w:tcPr>
           <w:p>
@@ -7717,14 +7717,14 @@
         </w:tc>
         <w:tc>
           <w:tcPr>
-            <w:tcW w:type="dxa" w:w="1806"/>
+            <w:tcW w:type="dxa" w:w="2992"/>
             <w:vAlign w:val="center"/>
             <w:shd w:fill="FFFFFF"/>
             <w:tcMar>
-              <w:top w:w="80" w:type="dxa"/>
-              <w:bottom w:w="80" w:type="dxa"/>
-              <w:left w:w="100" w:type="dxa"/>
-              <w:right w:w="100" w:type="dxa"/>
+              <w:top w:w="70" w:type="dxa"/>
+              <w:bottom w:w="70" w:type="dxa"/>
+              <w:left w:w="90" w:type="dxa"/>
+              <w:right w:w="90" w:type="dxa"/>
             </w:tcMar>
           </w:tcPr>
           <w:p>
@@ -7744,14 +7744,14 @@
         </w:tc>
         <w:tc>
           <w:tcPr>
-            <w:tcW w:type="dxa" w:w="1806"/>
+            <w:tcW w:type="dxa" w:w="2992"/>
             <w:vAlign w:val="center"/>
             <w:shd w:fill="FFFFFF"/>
             <w:tcMar>
-              <w:top w:w="80" w:type="dxa"/>
-              <w:bottom w:w="80" w:type="dxa"/>
-              <w:left w:w="100" w:type="dxa"/>
-              <w:right w:w="100" w:type="dxa"/>
+              <w:top w:w="70" w:type="dxa"/>
+              <w:bottom w:w="70" w:type="dxa"/>
+              <w:left w:w="90" w:type="dxa"/>
+              <w:right w:w="90" w:type="dxa"/>
             </w:tcMar>
           </w:tcPr>
           <w:p>
@@ -7777,14 +7777,14 @@
         </w:trPr>
         <w:tc>
           <w:tcPr>
-            <w:tcW w:type="dxa" w:w="1806"/>
+            <w:tcW w:type="dxa" w:w="2992"/>
             <w:vAlign w:val="center"/>
             <w:shd w:fill="F2F5F9"/>
             <w:tcMar>
-              <w:top w:w="80" w:type="dxa"/>
-              <w:bottom w:w="80" w:type="dxa"/>
-              <w:left w:w="100" w:type="dxa"/>
-              <w:right w:w="100" w:type="dxa"/>
+              <w:top w:w="70" w:type="dxa"/>
+              <w:bottom w:w="70" w:type="dxa"/>
+              <w:left w:w="90" w:type="dxa"/>
+              <w:right w:w="90" w:type="dxa"/>
             </w:tcMar>
           </w:tcPr>
           <w:p>
@@ -7805,14 +7805,14 @@
         </w:tc>
         <w:tc>
           <w:tcPr>
-            <w:tcW w:type="dxa" w:w="1806"/>
+            <w:tcW w:type="dxa" w:w="2992"/>
             <w:vAlign w:val="center"/>
             <w:shd w:fill="F2F5F9"/>
             <w:tcMar>
-              <w:top w:w="80" w:type="dxa"/>
-              <w:bottom w:w="80" w:type="dxa"/>
-              <w:left w:w="100" w:type="dxa"/>
-              <w:right w:w="100" w:type="dxa"/>
+              <w:top w:w="70" w:type="dxa"/>
+              <w:bottom w:w="70" w:type="dxa"/>
+              <w:left w:w="90" w:type="dxa"/>
+              <w:right w:w="90" w:type="dxa"/>
             </w:tcMar>
           </w:tcPr>
           <w:p>
@@ -7832,14 +7832,14 @@
         </w:tc>
         <w:tc>
           <w:tcPr>
-            <w:tcW w:type="dxa" w:w="1806"/>
+            <w:tcW w:type="dxa" w:w="2992"/>
             <w:vAlign w:val="center"/>
             <w:shd w:fill="F2F5F9"/>
             <w:tcMar>
-              <w:top w:w="80" w:type="dxa"/>
-              <w:bottom w:w="80" w:type="dxa"/>
-              <w:left w:w="100" w:type="dxa"/>
-              <w:right w:w="100" w:type="dxa"/>
+              <w:top w:w="70" w:type="dxa"/>
+              <w:bottom w:w="70" w:type="dxa"/>
+              <w:left w:w="90" w:type="dxa"/>
+              <w:right w:w="90" w:type="dxa"/>
             </w:tcMar>
           </w:tcPr>
           <w:p>
@@ -7859,14 +7859,14 @@
         </w:tc>
         <w:tc>
           <w:tcPr>
-            <w:tcW w:type="dxa" w:w="1806"/>
+            <w:tcW w:type="dxa" w:w="2992"/>
             <w:vAlign w:val="center"/>
             <w:shd w:fill="F2F5F9"/>
             <w:tcMar>
-              <w:top w:w="80" w:type="dxa"/>
-              <w:bottom w:w="80" w:type="dxa"/>
-              <w:left w:w="100" w:type="dxa"/>
-              <w:right w:w="100" w:type="dxa"/>
+              <w:top w:w="70" w:type="dxa"/>
+              <w:bottom w:w="70" w:type="dxa"/>
+              <w:left w:w="90" w:type="dxa"/>
+              <w:right w:w="90" w:type="dxa"/>
             </w:tcMar>
           </w:tcPr>
           <w:p>
@@ -7886,14 +7886,14 @@
         </w:tc>
         <w:tc>
           <w:tcPr>
-            <w:tcW w:type="dxa" w:w="1806"/>
+            <w:tcW w:type="dxa" w:w="2992"/>
             <w:vAlign w:val="center"/>
             <w:shd w:fill="F2F5F9"/>
             <w:tcMar>
-              <w:top w:w="80" w:type="dxa"/>
-              <w:bottom w:w="80" w:type="dxa"/>
-              <w:left w:w="100" w:type="dxa"/>
-              <w:right w:w="100" w:type="dxa"/>
+              <w:top w:w="70" w:type="dxa"/>
+              <w:bottom w:w="70" w:type="dxa"/>
+              <w:left w:w="90" w:type="dxa"/>
+              <w:right w:w="90" w:type="dxa"/>
             </w:tcMar>
           </w:tcPr>
           <w:p>
@@ -7916,7 +7916,7 @@
     </w:tbl>
     <w:p>
       <w:pPr>
-        <w:spacing w:after="120"/>
+        <w:spacing w:after="100"/>
       </w:pPr>
     </w:p>
     <w:p>
@@ -7926,9 +7926,9 @@
       <w:r>
         <w:rPr>
           <w:color w:val="C8D2E1"/>
-          <w:sz w:val="16"/>
+          <w:sz w:val="14"/>
         </w:rPr>
-        <w:t>_________________________________________________________________________________</w:t>
+        <w:t>————————————————————————————————————————————————————————————————————————————————————————————————————————————————————————</w:t>
       </w:r>
     </w:p>
     <w:p>
@@ -8566,9 +8566,9 @@
       <w:r>
         <w:rPr>
           <w:color w:val="C8D2E1"/>
-          <w:sz w:val="16"/>
+          <w:sz w:val="14"/>
         </w:rPr>
-        <w:t>_________________________________________________________________________________</w:t>
+        <w:t>————————————————————————————————————————————————————————————————————————————————————————————————————————————————————————</w:t>
       </w:r>
     </w:p>
     <w:p>
@@ -8600,13 +8600,53 @@
       </w:r>
     </w:p>
     <w:sectPr>
-      <w:pgSz w:w="11909" w:h="16834"/>
-      <w:pgMar w:top="1440" w:right="1440" w:bottom="1440" w:left="1440" w:header="720" w:footer="720" w:gutter="0"/>
+      <w:headerReference w:type="default" r:id="rId9"/>
+      <w:footerReference w:type="default" r:id="rId10"/>
+      <w:pgSz w:w="16834" w:h="11909" w:orient="landscape"/>
+      <w:pgMar w:top="936" w:right="936" w:bottom="936" w:left="936" w:header="720" w:footer="720" w:gutter="0"/>
       <w:cols w:space="720"/>
       <w:docGrid w:linePitch="360"/>
     </w:sectPr>
   </w:body>
 </w:document>
+</file>
+
+<file path=word/footer1.xml><?xml version="1.0" encoding="utf-8"?>
+<w:ftr xmlns:m="http://schemas.openxmlformats.org/officeDocument/2006/math" xmlns:mc="http://schemas.openxmlformats.org/markup-compatibility/2006" xmlns:mo="http://schemas.microsoft.com/office/mac/office/2008/main" xmlns:mv="urn:schemas-microsoft-com:mac:vml" xmlns:o="urn:schemas-microsoft-com:office:office" xmlns:r="http://schemas.openxmlformats.org/officeDocument/2006/relationships" xmlns:v="urn:schemas-microsoft-com:vml" xmlns:w10="urn:schemas-microsoft-com:office:word" xmlns:w14="http://schemas.microsoft.com/office/word/2010/wordml" xmlns:w="http://schemas.openxmlformats.org/wordprocessingml/2006/main" xmlns:wne="http://schemas.microsoft.com/office/word/2006/wordml" xmlns:wp14="http://schemas.microsoft.com/office/word/2010/wordprocessingDrawing" xmlns:wp="http://schemas.openxmlformats.org/drawingml/2006/wordprocessingDrawing" xmlns:wpc="http://schemas.microsoft.com/office/word/2010/wordprocessingCanvas" xmlns:wpg="http://schemas.microsoft.com/office/word/2010/wordprocessingGroup" xmlns:wpi="http://schemas.microsoft.com/office/word/2010/wordprocessingInk" xmlns:wps="http://schemas.microsoft.com/office/word/2010/wordprocessingShape" mc:Ignorable="w14 wp14">
+  <w:p>
+    <w:pPr>
+      <w:pStyle w:val="Footer"/>
+      <w:jc w:val="left"/>
+    </w:pPr>
+    <w:r>
+      <w:rPr>
+        <w:rFonts w:ascii="Calibri" w:hAnsi="Calibri"/>
+        <w:color w:val="646464"/>
+        <w:sz w:val="17"/>
+      </w:rPr>
+      <w:t>Buku Kurikulum KPT-OBE SISTEKIN 2026  |  FSTI Universitas Widyagama Malang</w:t>
+    </w:r>
+  </w:p>
+</w:ftr>
+</file>
+
+<file path=word/header1.xml><?xml version="1.0" encoding="utf-8"?>
+<w:hdr xmlns:m="http://schemas.openxmlformats.org/officeDocument/2006/math" xmlns:mc="http://schemas.openxmlformats.org/markup-compatibility/2006" xmlns:mo="http://schemas.microsoft.com/office/mac/office/2008/main" xmlns:mv="urn:schemas-microsoft-com:mac:vml" xmlns:o="urn:schemas-microsoft-com:office:office" xmlns:r="http://schemas.openxmlformats.org/officeDocument/2006/relationships" xmlns:v="urn:schemas-microsoft-com:vml" xmlns:w10="urn:schemas-microsoft-com:office:word" xmlns:w14="http://schemas.microsoft.com/office/word/2010/wordml" xmlns:w="http://schemas.openxmlformats.org/wordprocessingml/2006/main" xmlns:wne="http://schemas.microsoft.com/office/word/2006/wordml" xmlns:wp14="http://schemas.microsoft.com/office/word/2010/wordprocessingDrawing" xmlns:wp="http://schemas.openxmlformats.org/drawingml/2006/wordprocessingDrawing" xmlns:wpc="http://schemas.microsoft.com/office/word/2010/wordprocessingCanvas" xmlns:wpg="http://schemas.microsoft.com/office/word/2010/wordprocessingGroup" xmlns:wpi="http://schemas.microsoft.com/office/word/2010/wordprocessingInk" xmlns:wps="http://schemas.microsoft.com/office/word/2010/wordprocessingShape" mc:Ignorable="w14 wp14">
+  <w:p>
+    <w:pPr>
+      <w:pStyle w:val="Header"/>
+      <w:jc w:val="right"/>
+    </w:pPr>
+    <w:r>
+      <w:rPr>
+        <w:rFonts w:ascii="Calibri" w:hAnsi="Calibri"/>
+        <w:color w:val="646464"/>
+        <w:sz w:val="17"/>
+      </w:rPr>
+      <w:t>PROGRAM STUDI SISTEM DAN TEKNOLOGI INFORMASI (SISTEKIN) — FSTI UWG</w:t>
+    </w:r>
+  </w:p>
+</w:hdr>
 </file>
 
 <file path=word/numbering.xml><?xml version="1.0" encoding="utf-8"?>
